--- a/Tesis.docx
+++ b/Tesis.docx
@@ -2,64 +2,6 @@
 <file path=word/document.xml><?xml version="1.0" encoding="utf-8"?>
 <w:document xmlns:wpc="http://schemas.microsoft.com/office/word/2010/wordprocessingCanvas" xmlns:cx="http://schemas.microsoft.com/office/drawing/2014/chartex" xmlns:cx1="http://schemas.microsoft.com/office/drawing/2015/9/8/chartex" xmlns:cx2="http://schemas.microsoft.com/office/drawing/2015/10/21/chartex" xmlns:cx3="http://schemas.microsoft.com/office/drawing/2016/5/9/chartex" xmlns:cx4="http://schemas.microsoft.com/office/drawing/2016/5/10/chartex" xmlns:cx5="http://schemas.microsoft.com/office/drawing/2016/5/11/chartex" xmlns:cx6="http://schemas.microsoft.com/office/drawing/2016/5/12/chartex" xmlns:cx7="http://schemas.microsoft.com/office/drawing/2016/5/13/chartex" xmlns:cx8="http://schemas.microsoft.com/office/drawing/2016/5/14/chartex" xmlns:mc="http://schemas.openxmlformats.org/markup-compatibility/2006" xmlns:aink="http://schemas.microsoft.com/office/drawing/2016/ink" xmlns:am3d="http://schemas.microsoft.com/office/drawing/2017/model3d" xmlns:o="urn:schemas-microsoft-com:office:office" xmlns:r="http://schemas.openxmlformats.org/officeDocument/2006/relationships" xmlns:m="http://schemas.openxmlformats.org/officeDocument/2006/math" xmlns:v="urn:schemas-microsoft-com:vml" xmlns:wp14="http://schemas.microsoft.com/office/word/2010/wordprocessingDrawing" xmlns:wp="http://schemas.openxmlformats.org/drawingml/2006/wordprocessingDrawing" xmlns:w10="urn:schemas-microsoft-com:office:word" xmlns:w="http://schemas.openxmlformats.org/wordprocessingml/2006/main" xmlns:w14="http://schemas.microsoft.com/office/word/2010/wordml" xmlns:w15="http://schemas.microsoft.com/office/word/2012/wordml" xmlns:w16cex="http://schemas.microsoft.com/office/word/2018/wordml/cex" xmlns:w16cid="http://schemas.microsoft.com/office/word/2016/wordml/cid" xmlns:w16="http://schemas.microsoft.com/office/word/2018/wordml" xmlns:w16sdtdh="http://schemas.microsoft.com/office/word/2020/wordml/sdtdatahash" xmlns:w16se="http://schemas.microsoft.com/office/word/2015/wordml/symex" xmlns:wpg="http://schemas.microsoft.com/office/word/2010/wordprocessingGroup" xmlns:wpi="http://schemas.microsoft.com/office/word/2010/wordprocessingInk" xmlns:wne="http://schemas.microsoft.com/office/word/2006/wordml" xmlns:wps="http://schemas.microsoft.com/office/word/2010/wordprocessingShape" mc:Ignorable="w14 w15 w16se w16cid w16 w16cex w16sdtdh wp14">
   <w:body>
-    <w:p>
-      <w:pPr>
-        <w:rPr>
-          <w:b/>
-          <w:bCs/>
-        </w:rPr>
-      </w:pPr>
-      <w:r>
-        <w:t xml:space="preserve">  </w:t>
-      </w:r>
-      <w:r>
-        <w:rPr>
-          <w:b/>
-          <w:bCs/>
-        </w:rPr>
-        <w:t>SEP</w:t>
-      </w:r>
-      <w:r>
-        <w:tab/>
-      </w:r>
-      <w:r>
-        <w:tab/>
-      </w:r>
-      <w:r>
-        <w:tab/>
-      </w:r>
-      <w:r>
-        <w:tab/>
-      </w:r>
-      <w:r>
-        <w:tab/>
-      </w:r>
-      <w:r>
-        <w:tab/>
-      </w:r>
-      <w:r>
-        <w:tab/>
-      </w:r>
-      <w:r>
-        <w:tab/>
-      </w:r>
-      <w:r>
-        <w:tab/>
-      </w:r>
-      <w:r>
-        <w:tab/>
-      </w:r>
-      <w:r>
-        <w:tab/>
-      </w:r>
-      <w:r>
-        <w:rPr>
-          <w:b/>
-          <w:bCs/>
-        </w:rPr>
-        <w:t>DGETI</w:t>
-      </w:r>
-    </w:p>
     <w:p>
       <w:pPr>
         <w:jc w:val="center"/>
@@ -150,26 +92,22 @@
         <w:t>CENTRO DE ESTUIDOS TECNOLOGICOS, INDUSTRIAL Y DE SERVICIOS NO.61</w:t>
       </w:r>
     </w:p>
+    <w:p/>
     <w:p>
       <w:pPr>
         <w:jc w:val="center"/>
-        <w:rPr>
-          <w:b/>
-          <w:bCs/>
-        </w:rPr>
-      </w:pPr>
-      <w:r>
-        <w:rPr>
-          <w:b/>
-          <w:bCs/>
-        </w:rPr>
-        <w:t>“Gestor de tareas por categoría”</w:t>
+      </w:pPr>
+      <w:r>
+        <w:t xml:space="preserve">GESTOR DE TAREAS POR CATEGORIAS </w:t>
       </w:r>
     </w:p>
     <w:p>
       <w:pPr>
         <w:jc w:val="center"/>
       </w:pPr>
+      <w:r>
+        <w:t>Reporte técnico presentado por:</w:t>
+      </w:r>
     </w:p>
     <w:p>
       <w:pPr>
@@ -183,22 +121,30 @@
       <w:pPr>
         <w:jc w:val="center"/>
       </w:pPr>
-      <w:r>
-        <w:t>23308060610674</w:t>
-      </w:r>
     </w:p>
     <w:p>
       <w:pPr>
         <w:jc w:val="center"/>
       </w:pPr>
       <w:r>
-        <w:t>Especialidad: Programación</w:t>
+        <w:t xml:space="preserve">Requisitos para la obtención del </w:t>
+      </w:r>
+      <w:proofErr w:type="spellStart"/>
+      <w:r>
+        <w:t>titulo</w:t>
+      </w:r>
+      <w:proofErr w:type="spellEnd"/>
+      <w:r>
+        <w:t xml:space="preserve"> de:</w:t>
       </w:r>
     </w:p>
     <w:p>
       <w:pPr>
         <w:jc w:val="center"/>
       </w:pPr>
+      <w:r>
+        <w:t xml:space="preserve">TÉCNICO DE PROGRAMACIÓN </w:t>
+      </w:r>
     </w:p>
     <w:p>
       <w:pPr>
@@ -213,6 +159,122 @@
     <w:p>
       <w:pPr>
         <w:jc w:val="center"/>
+      </w:pPr>
+    </w:p>
+    <w:p>
+      <w:pPr>
+        <w:jc w:val="center"/>
+      </w:pPr>
+      <w:r>
+        <w:t>Asesor:</w:t>
+      </w:r>
+    </w:p>
+    <w:p/>
+    <w:p/>
+    <w:p/>
+    <w:p/>
+    <w:p/>
+    <w:p>
+      <w:r>
+        <w:t xml:space="preserve">Cd. Juárez, Chihuahua, México </w:t>
+      </w:r>
+      <w:r>
+        <w:t xml:space="preserve">                                                              </w:t>
+      </w:r>
+      <w:proofErr w:type="gramStart"/>
+      <w:r>
+        <w:t>Mayo</w:t>
+      </w:r>
+      <w:proofErr w:type="gramEnd"/>
+      <w:r>
+        <w:t xml:space="preserve"> 2026</w:t>
+      </w:r>
+    </w:p>
+    <w:p>
+      <w:r>
+        <w:br w:type="page"/>
+      </w:r>
+    </w:p>
+    <w:p>
+      <w:pPr>
+        <w:pStyle w:val="Ttulo1"/>
+        <w:jc w:val="center"/>
+      </w:pPr>
+      <w:bookmarkStart w:id="0" w:name="_Toc227402599"/>
+      <w:r>
+        <w:lastRenderedPageBreak/>
+        <w:t>Dedicatoria</w:t>
+      </w:r>
+      <w:bookmarkEnd w:id="0"/>
+    </w:p>
+    <w:p>
+      <w:r>
+        <w:t>A mi madre.</w:t>
+      </w:r>
+    </w:p>
+    <w:p>
+      <w:r>
+        <w:t xml:space="preserve">Dedico esta tesis a mi madre por ser mi apoyo incondicional tanto en mi vida estudiantil como personal, siempre a estado conmigo y me a ayudado a levantarme sin importar la situación. Su ejemplo de perseverancia y fuerza me a ayudado a no rendirme, ella me </w:t>
+      </w:r>
+      <w:proofErr w:type="spellStart"/>
+      <w:r>
+        <w:t>a</w:t>
+      </w:r>
+      <w:proofErr w:type="spellEnd"/>
+      <w:r>
+        <w:t xml:space="preserve"> sacado adelante y no pienso rendirme ahora, estando tan cerca de ser un profesional </w:t>
+      </w:r>
+    </w:p>
+    <w:p/>
+    <w:p>
+      <w:r>
+        <w:t xml:space="preserve">A mi tía. </w:t>
+      </w:r>
+    </w:p>
+    <w:p>
+      <w:r>
+        <w:t>Q</w:t>
+      </w:r>
+      <w:r>
+        <w:t xml:space="preserve">uien me </w:t>
+      </w:r>
+      <w:proofErr w:type="spellStart"/>
+      <w:r>
+        <w:t>a</w:t>
+      </w:r>
+      <w:proofErr w:type="spellEnd"/>
+      <w:r>
+        <w:t xml:space="preserve"> ayudado a resolver dudas de mi vida estudiantil, me guio por el camino de técnico en programación y aprendí mucho de ella, quien </w:t>
+      </w:r>
+      <w:r>
+        <w:t>también</w:t>
+      </w:r>
+      <w:r>
+        <w:t xml:space="preserve"> me dio una orientación de como realizar esta tesis, no </w:t>
+      </w:r>
+      <w:r>
+        <w:t>sé</w:t>
+      </w:r>
+      <w:r>
+        <w:t xml:space="preserve"> </w:t>
+      </w:r>
+      <w:r>
+        <w:t>qué</w:t>
+      </w:r>
+      <w:r>
+        <w:t xml:space="preserve"> hubiera </w:t>
+      </w:r>
+      <w:r>
+        <w:t>h</w:t>
+      </w:r>
+      <w:r>
+        <w:t xml:space="preserve">echo sin su guía y lo agradezco mucho </w:t>
+      </w:r>
+    </w:p>
+    <w:p/>
+    <w:p>
+      <w:pPr>
+        <w:pStyle w:val="Ttulo1"/>
       </w:pPr>
     </w:p>
     <w:p/>
@@ -222,43 +284,24 @@
     <w:p/>
     <w:p/>
     <w:p/>
-    <w:p>
-      <w:pPr>
-        <w:jc w:val="right"/>
-      </w:pPr>
-      <w:r>
-        <w:tab/>
-        <w:t xml:space="preserve">Cd. Juárez, Chihuahua, México </w:t>
-      </w:r>
-    </w:p>
-    <w:p>
-      <w:pPr>
-        <w:pStyle w:val="Ttulo1"/>
-      </w:pPr>
-      <w:bookmarkStart w:id="0" w:name="_Toc226788900"/>
-      <w:r>
-        <w:lastRenderedPageBreak/>
-        <w:t>Presentación.</w:t>
-      </w:r>
-      <w:bookmarkEnd w:id="0"/>
-      <w:r>
-        <w:t xml:space="preserve"> </w:t>
-      </w:r>
-    </w:p>
-    <w:p>
-      <w:r>
-        <w:br w:type="page"/>
-      </w:r>
-    </w:p>
+    <w:p/>
+    <w:p/>
+    <w:p/>
+    <w:p/>
+    <w:p/>
+    <w:p/>
+    <w:p/>
+    <w:p/>
+    <w:p/>
     <w:sdt>
       <w:sdtPr>
         <w:rPr>
-          <w:rFonts w:ascii="Arial" w:eastAsiaTheme="minorHAnsi" w:hAnsi="Arial" w:cstheme="minorBidi"/>
+          <w:rFonts w:ascii="Arial" w:hAnsi="Arial" w:cs="Arial"/>
           <w:sz w:val="24"/>
-          <w:szCs w:val="22"/>
-          <w:lang w:val="es-ES" w:eastAsia="en-US"/>
-        </w:rPr>
-        <w:id w:val="-1817168237"/>
+          <w:szCs w:val="24"/>
+          <w:lang w:val="es-ES"/>
+        </w:rPr>
+        <w:id w:val="-1337374747"/>
         <w:docPartObj>
           <w:docPartGallery w:val="Table of Contents"/>
           <w:docPartUnique/>
@@ -266,20 +309,31 @@
       </w:sdtPr>
       <w:sdtEndPr>
         <w:rPr>
+          <w:rFonts w:eastAsiaTheme="minorHAnsi" w:cstheme="minorBidi"/>
           <w:b/>
           <w:bCs/>
+          <w:szCs w:val="22"/>
+          <w:lang w:eastAsia="en-US"/>
         </w:rPr>
       </w:sdtEndPr>
       <w:sdtContent>
         <w:p>
           <w:pPr>
             <w:pStyle w:val="TtuloTDC"/>
+            <w:rPr>
+              <w:rFonts w:ascii="Arial" w:hAnsi="Arial" w:cs="Arial"/>
+              <w:sz w:val="24"/>
+              <w:szCs w:val="24"/>
+            </w:rPr>
           </w:pPr>
           <w:r>
             <w:rPr>
+              <w:rFonts w:ascii="Arial" w:hAnsi="Arial" w:cs="Arial"/>
+              <w:sz w:val="24"/>
+              <w:szCs w:val="24"/>
               <w:lang w:val="es-ES"/>
             </w:rPr>
-            <w:t>Contenido</w:t>
+            <w:t>Índice de contenidos</w:t>
           </w:r>
         </w:p>
         <w:p>
@@ -304,13 +358,13 @@
           <w:r>
             <w:fldChar w:fldCharType="separate"/>
           </w:r>
-          <w:hyperlink w:anchor="_Toc226788900" w:history="1">
+          <w:hyperlink w:anchor="_Toc227402599" w:history="1">
             <w:r>
               <w:rPr>
                 <w:rStyle w:val="Hipervnculo"/>
                 <w:noProof/>
               </w:rPr>
-              <w:t>Presentación.</w:t>
+              <w:t>Dedicatoria</w:t>
             </w:r>
             <w:r>
               <w:rPr>
@@ -331,7 +385,7 @@
                 <w:noProof/>
                 <w:webHidden/>
               </w:rPr>
-              <w:instrText xml:space="preserve"> PAGEREF _Toc226788900 \h </w:instrText>
+              <w:instrText xml:space="preserve"> PAGEREF _Toc227402599 \h </w:instrText>
             </w:r>
             <w:r>
               <w:rPr>
@@ -375,13 +429,13 @@
               <w:lang w:eastAsia="es-MX"/>
             </w:rPr>
           </w:pPr>
-          <w:hyperlink w:anchor="_Toc226788901" w:history="1">
+          <w:hyperlink w:anchor="_Toc227402600" w:history="1">
             <w:r>
               <w:rPr>
                 <w:rStyle w:val="Hipervnculo"/>
                 <w:noProof/>
               </w:rPr>
-              <w:t>Cuerpo del texto.</w:t>
+              <w:t>Contenido de la investigación.</w:t>
             </w:r>
             <w:r>
               <w:rPr>
@@ -402,7 +456,7 @@
                 <w:noProof/>
                 <w:webHidden/>
               </w:rPr>
-              <w:instrText xml:space="preserve"> PAGEREF _Toc226788901 \h </w:instrText>
+              <w:instrText xml:space="preserve"> PAGEREF _Toc227402600 \h </w:instrText>
             </w:r>
             <w:r>
               <w:rPr>
@@ -422,7 +476,7 @@
                 <w:noProof/>
                 <w:webHidden/>
               </w:rPr>
-              <w:t>4</w:t>
+              <w:t>5</w:t>
             </w:r>
             <w:r>
               <w:rPr>
@@ -447,7 +501,7 @@
               <w:lang w:eastAsia="es-MX"/>
             </w:rPr>
           </w:pPr>
-          <w:hyperlink w:anchor="_Toc226788902" w:history="1">
+          <w:hyperlink w:anchor="_Toc227402601" w:history="1">
             <w:r>
               <w:rPr>
                 <w:rStyle w:val="Hipervnculo"/>
@@ -490,7 +544,7 @@
                 <w:noProof/>
                 <w:webHidden/>
               </w:rPr>
-              <w:instrText xml:space="preserve"> PAGEREF _Toc226788902 \h </w:instrText>
+              <w:instrText xml:space="preserve"> PAGEREF _Toc227402601 \h </w:instrText>
             </w:r>
             <w:r>
               <w:rPr>
@@ -510,7 +564,7 @@
                 <w:noProof/>
                 <w:webHidden/>
               </w:rPr>
-              <w:t>4</w:t>
+              <w:t>5</w:t>
             </w:r>
             <w:r>
               <w:rPr>
@@ -535,7 +589,7 @@
               <w:lang w:eastAsia="es-MX"/>
             </w:rPr>
           </w:pPr>
-          <w:hyperlink w:anchor="_Toc226788903" w:history="1">
+          <w:hyperlink w:anchor="_Toc227402602" w:history="1">
             <w:r>
               <w:rPr>
                 <w:rStyle w:val="Hipervnculo"/>
@@ -578,7 +632,7 @@
                 <w:noProof/>
                 <w:webHidden/>
               </w:rPr>
-              <w:instrText xml:space="preserve"> PAGEREF _Toc226788903 \h </w:instrText>
+              <w:instrText xml:space="preserve"> PAGEREF _Toc227402602 \h </w:instrText>
             </w:r>
             <w:r>
               <w:rPr>
@@ -598,7 +652,7 @@
                 <w:noProof/>
                 <w:webHidden/>
               </w:rPr>
-              <w:t>4</w:t>
+              <w:t>5</w:t>
             </w:r>
             <w:r>
               <w:rPr>
@@ -623,7 +677,7 @@
               <w:lang w:eastAsia="es-MX"/>
             </w:rPr>
           </w:pPr>
-          <w:hyperlink w:anchor="_Toc226788904" w:history="1">
+          <w:hyperlink w:anchor="_Toc227402603" w:history="1">
             <w:r>
               <w:rPr>
                 <w:rStyle w:val="Hipervnculo"/>
@@ -675,7 +729,7 @@
                 <w:noProof/>
                 <w:webHidden/>
               </w:rPr>
-              <w:instrText xml:space="preserve"> PAGEREF _Toc226788904 \h </w:instrText>
+              <w:instrText xml:space="preserve"> PAGEREF _Toc227402603 \h </w:instrText>
             </w:r>
             <w:r>
               <w:rPr>
@@ -695,7 +749,7 @@
                 <w:noProof/>
                 <w:webHidden/>
               </w:rPr>
-              <w:t>7</w:t>
+              <w:t>8</w:t>
             </w:r>
             <w:r>
               <w:rPr>
@@ -720,7 +774,7 @@
               <w:lang w:eastAsia="es-MX"/>
             </w:rPr>
           </w:pPr>
-          <w:hyperlink w:anchor="_Toc226788905" w:history="1">
+          <w:hyperlink w:anchor="_Toc227402604" w:history="1">
             <w:r>
               <w:rPr>
                 <w:rStyle w:val="Hipervnculo"/>
@@ -765,7 +819,7 @@
                 <w:noProof/>
                 <w:webHidden/>
               </w:rPr>
-              <w:instrText xml:space="preserve"> PAGEREF _Toc226788905 \h </w:instrText>
+              <w:instrText xml:space="preserve"> PAGEREF _Toc227402604 \h </w:instrText>
             </w:r>
             <w:r>
               <w:rPr>
@@ -785,7 +839,7 @@
                 <w:noProof/>
                 <w:webHidden/>
               </w:rPr>
-              <w:t>7</w:t>
+              <w:t>8</w:t>
             </w:r>
             <w:r>
               <w:rPr>
@@ -810,7 +864,7 @@
               <w:lang w:eastAsia="es-MX"/>
             </w:rPr>
           </w:pPr>
-          <w:hyperlink w:anchor="_Toc226788906" w:history="1">
+          <w:hyperlink w:anchor="_Toc227402605" w:history="1">
             <w:r>
               <w:rPr>
                 <w:rStyle w:val="Hipervnculo"/>
@@ -855,7 +909,7 @@
                 <w:noProof/>
                 <w:webHidden/>
               </w:rPr>
-              <w:instrText xml:space="preserve"> PAGEREF _Toc226788906 \h </w:instrText>
+              <w:instrText xml:space="preserve"> PAGEREF _Toc227402605 \h </w:instrText>
             </w:r>
             <w:r>
               <w:rPr>
@@ -875,7 +929,7 @@
                 <w:noProof/>
                 <w:webHidden/>
               </w:rPr>
-              <w:t>7</w:t>
+              <w:t>8</w:t>
             </w:r>
             <w:r>
               <w:rPr>
@@ -900,7 +954,7 @@
               <w:lang w:eastAsia="es-MX"/>
             </w:rPr>
           </w:pPr>
-          <w:hyperlink w:anchor="_Toc226788907" w:history="1">
+          <w:hyperlink w:anchor="_Toc227402606" w:history="1">
             <w:r>
               <w:rPr>
                 <w:rStyle w:val="Hipervnculo"/>
@@ -962,7 +1016,7 @@
                 <w:noProof/>
                 <w:webHidden/>
               </w:rPr>
-              <w:instrText xml:space="preserve"> PAGEREF _Toc226788907 \h </w:instrText>
+              <w:instrText xml:space="preserve"> PAGEREF _Toc227402606 \h </w:instrText>
             </w:r>
             <w:r>
               <w:rPr>
@@ -982,7 +1036,7 @@
                 <w:noProof/>
                 <w:webHidden/>
               </w:rPr>
-              <w:t>7</w:t>
+              <w:t>8</w:t>
             </w:r>
             <w:r>
               <w:rPr>
@@ -1007,7 +1061,7 @@
               <w:lang w:eastAsia="es-MX"/>
             </w:rPr>
           </w:pPr>
-          <w:hyperlink w:anchor="_Toc226788908" w:history="1">
+          <w:hyperlink w:anchor="_Toc227402607" w:history="1">
             <w:r>
               <w:rPr>
                 <w:rStyle w:val="Hipervnculo"/>
@@ -1052,7 +1106,7 @@
                 <w:noProof/>
                 <w:webHidden/>
               </w:rPr>
-              <w:instrText xml:space="preserve"> PAGEREF _Toc226788908 \h </w:instrText>
+              <w:instrText xml:space="preserve"> PAGEREF _Toc227402607 \h </w:instrText>
             </w:r>
             <w:r>
               <w:rPr>
@@ -1072,7 +1126,7 @@
                 <w:noProof/>
                 <w:webHidden/>
               </w:rPr>
-              <w:t>7</w:t>
+              <w:t>9</w:t>
             </w:r>
             <w:r>
               <w:rPr>
@@ -1097,7 +1151,7 @@
               <w:lang w:eastAsia="es-MX"/>
             </w:rPr>
           </w:pPr>
-          <w:hyperlink w:anchor="_Toc226788909" w:history="1">
+          <w:hyperlink w:anchor="_Toc227402608" w:history="1">
             <w:r>
               <w:rPr>
                 <w:rStyle w:val="Hipervnculo"/>
@@ -1142,7 +1196,7 @@
                 <w:noProof/>
                 <w:webHidden/>
               </w:rPr>
-              <w:instrText xml:space="preserve"> PAGEREF _Toc226788909 \h </w:instrText>
+              <w:instrText xml:space="preserve"> PAGEREF _Toc227402608 \h </w:instrText>
             </w:r>
             <w:r>
               <w:rPr>
@@ -1162,7 +1216,7 @@
                 <w:noProof/>
                 <w:webHidden/>
               </w:rPr>
-              <w:t>7</w:t>
+              <w:t>9</w:t>
             </w:r>
             <w:r>
               <w:rPr>
@@ -1187,7 +1241,7 @@
               <w:lang w:eastAsia="es-MX"/>
             </w:rPr>
           </w:pPr>
-          <w:hyperlink w:anchor="_Toc226788910" w:history="1">
+          <w:hyperlink w:anchor="_Toc227402609" w:history="1">
             <w:r>
               <w:rPr>
                 <w:rStyle w:val="Hipervnculo"/>
@@ -1232,7 +1286,7 @@
                 <w:noProof/>
                 <w:webHidden/>
               </w:rPr>
-              <w:instrText xml:space="preserve"> PAGEREF _Toc226788910 \h </w:instrText>
+              <w:instrText xml:space="preserve"> PAGEREF _Toc227402609 \h </w:instrText>
             </w:r>
             <w:r>
               <w:rPr>
@@ -1252,7 +1306,7 @@
                 <w:noProof/>
                 <w:webHidden/>
               </w:rPr>
-              <w:t>8</w:t>
+              <w:t>9</w:t>
             </w:r>
             <w:r>
               <w:rPr>
@@ -1277,7 +1331,7 @@
               <w:lang w:eastAsia="es-MX"/>
             </w:rPr>
           </w:pPr>
-          <w:hyperlink w:anchor="_Toc226788911" w:history="1">
+          <w:hyperlink w:anchor="_Toc227402610" w:history="1">
             <w:r>
               <w:rPr>
                 <w:rStyle w:val="Hipervnculo"/>
@@ -1322,7 +1376,7 @@
                 <w:noProof/>
                 <w:webHidden/>
               </w:rPr>
-              <w:instrText xml:space="preserve"> PAGEREF _Toc226788911 \h </w:instrText>
+              <w:instrText xml:space="preserve"> PAGEREF _Toc227402610 \h </w:instrText>
             </w:r>
             <w:r>
               <w:rPr>
@@ -1342,7 +1396,7 @@
                 <w:noProof/>
                 <w:webHidden/>
               </w:rPr>
-              <w:t>8</w:t>
+              <w:t>9</w:t>
             </w:r>
             <w:r>
               <w:rPr>
@@ -1367,15 +1421,13 @@
               <w:lang w:eastAsia="es-MX"/>
             </w:rPr>
           </w:pPr>
-          <w:hyperlink w:anchor="_Toc226788912" w:history="1">
+          <w:hyperlink w:anchor="_Toc227402611" w:history="1">
             <w:r>
               <w:rPr>
                 <w:rStyle w:val="Hipervnculo"/>
                 <w:noProof/>
-                <w:highlight w:val="yellow"/>
-                <w:lang w:val="es-419"/>
-              </w:rPr>
-              <w:t>1.4.</w:t>
+              </w:rPr>
+              <w:t>2.</w:t>
             </w:r>
             <w:r>
               <w:rPr>
@@ -1390,10 +1442,8 @@
               <w:rPr>
                 <w:rStyle w:val="Hipervnculo"/>
                 <w:noProof/>
-                <w:highlight w:val="yellow"/>
-                <w:lang w:val="es-419"/>
-              </w:rPr>
-              <w:t>Alcances y limitaciones</w:t>
+              </w:rPr>
+              <w:t>Capitulo 2: Diseño del sistema.</w:t>
             </w:r>
             <w:r>
               <w:rPr>
@@ -1414,7 +1464,7 @@
                 <w:noProof/>
                 <w:webHidden/>
               </w:rPr>
-              <w:instrText xml:space="preserve"> PAGEREF _Toc226788912 \h </w:instrText>
+              <w:instrText xml:space="preserve"> PAGEREF _Toc227402611 \h </w:instrText>
             </w:r>
             <w:r>
               <w:rPr>
@@ -1434,7 +1484,7 @@
                 <w:noProof/>
                 <w:webHidden/>
               </w:rPr>
-              <w:t>8</w:t>
+              <w:t>10</w:t>
             </w:r>
             <w:r>
               <w:rPr>
@@ -1459,13 +1509,13 @@
               <w:lang w:eastAsia="es-MX"/>
             </w:rPr>
           </w:pPr>
-          <w:hyperlink w:anchor="_Toc226788913" w:history="1">
+          <w:hyperlink w:anchor="_Toc227402612" w:history="1">
             <w:r>
               <w:rPr>
                 <w:rStyle w:val="Hipervnculo"/>
                 <w:noProof/>
               </w:rPr>
-              <w:t>2.</w:t>
+              <w:t>2.1.</w:t>
             </w:r>
             <w:r>
               <w:rPr>
@@ -1481,7 +1531,7 @@
                 <w:rStyle w:val="Hipervnculo"/>
                 <w:noProof/>
               </w:rPr>
-              <w:t>Capitulo 2: Diseño del gestor de tareas.</w:t>
+              <w:t>Requerimientos  funcionales</w:t>
             </w:r>
             <w:r>
               <w:rPr>
@@ -1502,7 +1552,7 @@
                 <w:noProof/>
                 <w:webHidden/>
               </w:rPr>
-              <w:instrText xml:space="preserve"> PAGEREF _Toc226788913 \h </w:instrText>
+              <w:instrText xml:space="preserve"> PAGEREF _Toc227402612 \h </w:instrText>
             </w:r>
             <w:r>
               <w:rPr>
@@ -1522,7 +1572,7 @@
                 <w:noProof/>
                 <w:webHidden/>
               </w:rPr>
-              <w:t>9</w:t>
+              <w:t>10</w:t>
             </w:r>
             <w:r>
               <w:rPr>
@@ -1547,13 +1597,13 @@
               <w:lang w:eastAsia="es-MX"/>
             </w:rPr>
           </w:pPr>
-          <w:hyperlink w:anchor="_Toc226788914" w:history="1">
+          <w:hyperlink w:anchor="_Toc227402613" w:history="1">
             <w:r>
               <w:rPr>
                 <w:rStyle w:val="Hipervnculo"/>
                 <w:noProof/>
               </w:rPr>
-              <w:t>2.1.</w:t>
+              <w:t>2.2.</w:t>
             </w:r>
             <w:r>
               <w:rPr>
@@ -1569,7 +1619,7 @@
                 <w:rStyle w:val="Hipervnculo"/>
                 <w:noProof/>
               </w:rPr>
-              <w:t>Requerimientos   funcionales:</w:t>
+              <w:t>Requerimientos de calidad</w:t>
             </w:r>
             <w:r>
               <w:rPr>
@@ -1590,7 +1640,7 @@
                 <w:noProof/>
                 <w:webHidden/>
               </w:rPr>
-              <w:instrText xml:space="preserve"> PAGEREF _Toc226788914 \h </w:instrText>
+              <w:instrText xml:space="preserve"> PAGEREF _Toc227402613 \h </w:instrText>
             </w:r>
             <w:r>
               <w:rPr>
@@ -1610,7 +1660,95 @@
                 <w:noProof/>
                 <w:webHidden/>
               </w:rPr>
-              <w:t>9</w:t>
+              <w:t>10</w:t>
+            </w:r>
+            <w:r>
+              <w:rPr>
+                <w:noProof/>
+                <w:webHidden/>
+              </w:rPr>
+              <w:fldChar w:fldCharType="end"/>
+            </w:r>
+          </w:hyperlink>
+        </w:p>
+        <w:p>
+          <w:pPr>
+            <w:pStyle w:val="TDC2"/>
+            <w:tabs>
+              <w:tab w:val="left" w:pos="880"/>
+              <w:tab w:val="right" w:leader="dot" w:pos="9395"/>
+            </w:tabs>
+            <w:rPr>
+              <w:rFonts w:asciiTheme="minorHAnsi" w:eastAsiaTheme="minorEastAsia" w:hAnsiTheme="minorHAnsi"/>
+              <w:noProof/>
+              <w:sz w:val="22"/>
+              <w:lang w:eastAsia="es-MX"/>
+            </w:rPr>
+          </w:pPr>
+          <w:hyperlink w:anchor="_Toc227402614" w:history="1">
+            <w:r>
+              <w:rPr>
+                <w:rStyle w:val="Hipervnculo"/>
+                <w:noProof/>
+              </w:rPr>
+              <w:t>2.3.</w:t>
+            </w:r>
+            <w:r>
+              <w:rPr>
+                <w:rFonts w:asciiTheme="minorHAnsi" w:eastAsiaTheme="minorEastAsia" w:hAnsiTheme="minorHAnsi"/>
+                <w:noProof/>
+                <w:sz w:val="22"/>
+                <w:lang w:eastAsia="es-MX"/>
+              </w:rPr>
+              <w:tab/>
+            </w:r>
+            <w:r>
+              <w:rPr>
+                <w:rStyle w:val="Hipervnculo"/>
+                <w:noProof/>
+              </w:rPr>
+              <w:t>Estructura de datos</w:t>
+            </w:r>
+            <w:r>
+              <w:rPr>
+                <w:noProof/>
+                <w:webHidden/>
+              </w:rPr>
+              <w:tab/>
+            </w:r>
+            <w:r>
+              <w:rPr>
+                <w:noProof/>
+                <w:webHidden/>
+              </w:rPr>
+              <w:fldChar w:fldCharType="begin"/>
+            </w:r>
+            <w:r>
+              <w:rPr>
+                <w:noProof/>
+                <w:webHidden/>
+              </w:rPr>
+              <w:instrText xml:space="preserve"> PAGEREF _Toc227402614 \h </w:instrText>
+            </w:r>
+            <w:r>
+              <w:rPr>
+                <w:noProof/>
+                <w:webHidden/>
+              </w:rPr>
+            </w:r>
+            <w:r>
+              <w:rPr>
+                <w:noProof/>
+                <w:webHidden/>
+              </w:rPr>
+              <w:fldChar w:fldCharType="separate"/>
+            </w:r>
+            <w:r>
+              <w:rPr>
+                <w:noProof/>
+                <w:webHidden/>
+              </w:rPr>
+              <w:t>11</w:t>
             </w:r>
             <w:r>
               <w:rPr>
@@ -1647,10 +1785,13 @@
       <w:pPr>
         <w:pStyle w:val="Ttulo1"/>
       </w:pPr>
-      <w:bookmarkStart w:id="1" w:name="_Toc226788901"/>
+      <w:bookmarkStart w:id="1" w:name="_Toc227402600"/>
       <w:r>
         <w:lastRenderedPageBreak/>
-        <w:t>Cuerpo del texto</w:t>
+        <w:t>Co</w:t>
+      </w:r>
+      <w:r>
+        <w:t>ntenido de la investigación</w:t>
       </w:r>
       <w:r>
         <w:t>.</w:t>
@@ -1668,7 +1809,7 @@
           <w:numId w:val="3"/>
         </w:numPr>
       </w:pPr>
-      <w:bookmarkStart w:id="2" w:name="_Toc226788902"/>
+      <w:bookmarkStart w:id="2" w:name="_Toc227402601"/>
       <w:r>
         <w:t>Capítulo</w:t>
       </w:r>
@@ -1694,7 +1835,7 @@
           <w:numId w:val="3"/>
         </w:numPr>
       </w:pPr>
-      <w:bookmarkStart w:id="3" w:name="_Toc226788903"/>
+      <w:bookmarkStart w:id="3" w:name="_Toc227402602"/>
       <w:r>
         <w:t>Descripción</w:t>
       </w:r>
@@ -2212,7 +2353,7 @@
           <w:lang w:val="es-419"/>
         </w:rPr>
       </w:pPr>
-      <w:bookmarkStart w:id="4" w:name="_Toc226788904"/>
+      <w:bookmarkStart w:id="4" w:name="_Toc227402603"/>
       <w:r>
         <w:t>Problemas específicos y sus soluciones</w:t>
       </w:r>
@@ -2235,7 +2376,7 @@
           <w:lang w:val="es-419"/>
         </w:rPr>
       </w:pPr>
-      <w:bookmarkStart w:id="5" w:name="_Toc226788905"/>
+      <w:bookmarkStart w:id="5" w:name="_Toc227402604"/>
       <w:r>
         <w:rPr>
           <w:lang w:val="es-419"/>
@@ -2317,7 +2458,7 @@
           <w:lang w:val="es-419"/>
         </w:rPr>
       </w:pPr>
-      <w:bookmarkStart w:id="6" w:name="_Toc226788906"/>
+      <w:bookmarkStart w:id="6" w:name="_Toc227402605"/>
       <w:r>
         <w:rPr>
           <w:lang w:val="es-419"/>
@@ -2409,15 +2550,20 @@
         <w:rPr>
           <w:lang w:val="es-419"/>
         </w:rPr>
-        <w:t>Solución propuesta: La aplicación incluye un selector de prioridad (Alta, Media, Baja) con jerarquización visual mediante colores, permitiendo al usuario identificar rápidamente qué tareas requieren atención inmediata.</w:t>
-      </w:r>
-    </w:p>
-    <w:p>
-      <w:pPr>
-        <w:rPr>
-          <w:lang w:val="es-419"/>
-        </w:rPr>
-      </w:pPr>
+        <w:t>L</w:t>
+      </w:r>
+      <w:r>
+        <w:rPr>
+          <w:lang w:val="es-419"/>
+        </w:rPr>
+        <w:t>a aplicación incluye un selector de prioridad (Alta, Media, Baja) con jerarquización visual mediante colores, permitiendo al usuario identificar rápidamente qué tareas requieren atención inmediata</w:t>
+      </w:r>
+      <w:r>
+        <w:rPr>
+          <w:lang w:val="es-419"/>
+        </w:rPr>
+        <w:t>.</w:t>
+      </w:r>
     </w:p>
     <w:p>
       <w:pPr>
@@ -2430,7 +2576,7 @@
           <w:lang w:val="es-419"/>
         </w:rPr>
       </w:pPr>
-      <w:bookmarkStart w:id="7" w:name="_Toc226788907"/>
+      <w:bookmarkStart w:id="7" w:name="_Toc227402606"/>
       <w:r>
         <w:rPr>
           <w:lang w:val="es-419"/>
@@ -2474,20 +2620,235 @@
         <w:rPr>
           <w:lang w:val="es-419"/>
         </w:rPr>
-        <w:t>El cerebro humano tiene capacidad limitada para retener información. Mantener múltiples tareas pendientes en la memoria genera carga cognitiva innecesaria, reduciendo la capacidad de concentración y aumentando los niveles de estrés.</w:t>
-      </w:r>
-    </w:p>
-    <w:p>
-      <w:pPr>
-        <w:rPr>
-          <w:lang w:val="es-419"/>
-        </w:rPr>
-      </w:pPr>
-      <w:r>
-        <w:rPr>
-          <w:lang w:val="es-419"/>
-        </w:rPr>
-        <w:t xml:space="preserve">Solución propuesta: Al externalizar las tareas en un sistema digital, el usuario libera su memoria para actividades más importantes. </w:t>
+        <w:t xml:space="preserve">Basándonos en un </w:t>
+      </w:r>
+      <w:proofErr w:type="spellStart"/>
+      <w:r>
+        <w:rPr>
+          <w:lang w:val="es-419"/>
+        </w:rPr>
+        <w:t>articulo</w:t>
+      </w:r>
+      <w:proofErr w:type="spellEnd"/>
+      <w:r>
+        <w:rPr>
+          <w:lang w:val="es-419"/>
+        </w:rPr>
+        <w:t xml:space="preserve"> de </w:t>
+      </w:r>
+      <w:r>
+        <w:rPr>
+          <w:lang w:val="es-419"/>
+        </w:rPr>
+        <w:t xml:space="preserve">George A. </w:t>
+      </w:r>
+      <w:proofErr w:type="gramStart"/>
+      <w:r>
+        <w:rPr>
+          <w:lang w:val="es-419"/>
+        </w:rPr>
+        <w:t xml:space="preserve">Miller </w:t>
+      </w:r>
+      <w:r>
+        <w:rPr>
+          <w:lang w:val="es-419"/>
+        </w:rPr>
+        <w:t xml:space="preserve"> nombrado</w:t>
+      </w:r>
+      <w:proofErr w:type="gramEnd"/>
+      <w:r>
+        <w:rPr>
+          <w:lang w:val="es-419"/>
+        </w:rPr>
+        <w:t xml:space="preserve"> </w:t>
+      </w:r>
+      <w:r>
+        <w:rPr>
+          <w:lang w:val="es-419"/>
+        </w:rPr>
+        <w:t xml:space="preserve"> "The </w:t>
+      </w:r>
+      <w:proofErr w:type="spellStart"/>
+      <w:r>
+        <w:rPr>
+          <w:lang w:val="es-419"/>
+        </w:rPr>
+        <w:t>Magical</w:t>
+      </w:r>
+      <w:proofErr w:type="spellEnd"/>
+      <w:r>
+        <w:rPr>
+          <w:lang w:val="es-419"/>
+        </w:rPr>
+        <w:t xml:space="preserve"> </w:t>
+      </w:r>
+      <w:proofErr w:type="spellStart"/>
+      <w:r>
+        <w:rPr>
+          <w:lang w:val="es-419"/>
+        </w:rPr>
+        <w:t>Number</w:t>
+      </w:r>
+      <w:proofErr w:type="spellEnd"/>
+      <w:r>
+        <w:rPr>
+          <w:lang w:val="es-419"/>
+        </w:rPr>
+        <w:t xml:space="preserve"> </w:t>
+      </w:r>
+      <w:proofErr w:type="spellStart"/>
+      <w:r>
+        <w:rPr>
+          <w:lang w:val="es-419"/>
+        </w:rPr>
+        <w:t>Seven</w:t>
+      </w:r>
+      <w:proofErr w:type="spellEnd"/>
+      <w:r>
+        <w:rPr>
+          <w:lang w:val="es-419"/>
+        </w:rPr>
+        <w:t xml:space="preserve">, Plus </w:t>
+      </w:r>
+      <w:proofErr w:type="spellStart"/>
+      <w:r>
+        <w:rPr>
+          <w:lang w:val="es-419"/>
+        </w:rPr>
+        <w:t>or</w:t>
+      </w:r>
+      <w:proofErr w:type="spellEnd"/>
+      <w:r>
+        <w:rPr>
+          <w:lang w:val="es-419"/>
+        </w:rPr>
+        <w:t xml:space="preserve"> </w:t>
+      </w:r>
+      <w:proofErr w:type="spellStart"/>
+      <w:r>
+        <w:rPr>
+          <w:lang w:val="es-419"/>
+        </w:rPr>
+        <w:t>Minus</w:t>
+      </w:r>
+      <w:proofErr w:type="spellEnd"/>
+      <w:r>
+        <w:rPr>
+          <w:lang w:val="es-419"/>
+        </w:rPr>
+        <w:t xml:space="preserve"> </w:t>
+      </w:r>
+      <w:proofErr w:type="spellStart"/>
+      <w:r>
+        <w:rPr>
+          <w:lang w:val="es-419"/>
+        </w:rPr>
+        <w:t>Two</w:t>
+      </w:r>
+      <w:proofErr w:type="spellEnd"/>
+      <w:r>
+        <w:rPr>
+          <w:lang w:val="es-419"/>
+        </w:rPr>
+        <w:t>"</w:t>
+      </w:r>
+      <w:r>
+        <w:rPr>
+          <w:lang w:val="es-419"/>
+        </w:rPr>
+        <w:t xml:space="preserve"> publicado en 1956. </w:t>
+      </w:r>
+    </w:p>
+    <w:p>
+      <w:pPr>
+        <w:rPr>
+          <w:lang w:val="es-419"/>
+        </w:rPr>
+      </w:pPr>
+      <w:r>
+        <w:rPr>
+          <w:lang w:val="es-419"/>
+        </w:rPr>
+        <w:t>" El número mágico siete, más o menos dos: algunos límites a nuestra capacidad de procesar información ", es un estudio fundamental de psicología cognitiva que afirma que la capacidad de la memoria a corto plazo humana está limitada a aproximadamente elementos, o "fragmentos". Miller introdujo la "agrupación en fragmentos" como un método para organizar la información</w:t>
+      </w:r>
+      <w:r>
+        <w:rPr>
+          <w:lang w:val="es-419"/>
+        </w:rPr>
+        <w:t xml:space="preserve">. </w:t>
+      </w:r>
+    </w:p>
+    <w:p>
+      <w:pPr>
+        <w:rPr>
+          <w:lang w:val="es-419"/>
+        </w:rPr>
+      </w:pPr>
+      <w:r>
+        <w:rPr>
+          <w:lang w:val="es-419"/>
+        </w:rPr>
+        <w:t>La regla 7±2: La memoria a corto plazo del ser humano promedio puede retener aproximadamente siete fragmentos de información, ya sean dígitos, letras o palabras.</w:t>
+      </w:r>
+    </w:p>
+    <w:p>
+      <w:pPr>
+        <w:rPr>
+          <w:lang w:val="es-419"/>
+        </w:rPr>
+      </w:pPr>
+      <w:r>
+        <w:rPr>
+          <w:lang w:val="es-419"/>
+        </w:rPr>
+        <w:t xml:space="preserve">Mecanismo de agrupamiento: Miller argumentó que al agrupar datos individuales en "bloques" más grandes y significativos, las personas pueden retener más información en su memoria de trabajo. </w:t>
+      </w:r>
+    </w:p>
+    <w:p>
+      <w:pPr>
+        <w:rPr>
+          <w:lang w:val="es-419"/>
+        </w:rPr>
+      </w:pPr>
+      <w:r>
+        <w:rPr>
+          <w:lang w:val="es-419"/>
+        </w:rPr>
+        <w:lastRenderedPageBreak/>
+        <w:t>Teoría de la información: El artículo estuvo fuertemente influenciado por la teoría de la información, que trata la mente humana como un canal con una capacidad limitada para procesar información.</w:t>
+      </w:r>
+    </w:p>
+    <w:p>
+      <w:pPr>
+        <w:rPr>
+          <w:lang w:val="es-419"/>
+        </w:rPr>
+      </w:pPr>
+      <w:r>
+        <w:rPr>
+          <w:lang w:val="es-419"/>
+        </w:rPr>
+        <w:t xml:space="preserve">Por estas causas, se da la solución </w:t>
+      </w:r>
+      <w:proofErr w:type="gramStart"/>
+      <w:r>
+        <w:rPr>
+          <w:lang w:val="es-419"/>
+        </w:rPr>
+        <w:t xml:space="preserve">de </w:t>
+      </w:r>
+      <w:r>
+        <w:rPr>
+          <w:lang w:val="es-419"/>
+        </w:rPr>
+        <w:t xml:space="preserve"> externalizar</w:t>
+      </w:r>
+      <w:proofErr w:type="gramEnd"/>
+      <w:r>
+        <w:rPr>
+          <w:lang w:val="es-419"/>
+        </w:rPr>
+        <w:t xml:space="preserve"> las tareas en un sistema digital, el usuario libera su memoria para actividades más importantes. </w:t>
       </w:r>
       <w:r>
         <w:rPr>
@@ -2519,7 +2880,7 @@
           <w:lang w:val="es-419"/>
         </w:rPr>
       </w:pPr>
-      <w:bookmarkStart w:id="8" w:name="_Toc226788908"/>
+      <w:bookmarkStart w:id="8" w:name="_Toc227402607"/>
       <w:r>
         <w:rPr>
           <w:lang w:val="es-419"/>
@@ -2564,7 +2925,7 @@
         </w:rPr>
         <w:t xml:space="preserve"> </w:t>
       </w:r>
-      <w:bookmarkStart w:id="9" w:name="_Toc226788909"/>
+      <w:bookmarkStart w:id="9" w:name="_Toc227402608"/>
       <w:r>
         <w:rPr>
           <w:rStyle w:val="Ttulo3Car"/>
@@ -2605,12 +2966,11 @@
           <w:lang w:val="es-419"/>
         </w:rPr>
       </w:pPr>
-      <w:bookmarkStart w:id="10" w:name="_Toc226788910"/>
-      <w:r>
-        <w:rPr>
-          <w:lang w:val="es-419"/>
-        </w:rPr>
-        <w:lastRenderedPageBreak/>
+      <w:bookmarkStart w:id="10" w:name="_Toc227402609"/>
+      <w:r>
+        <w:rPr>
+          <w:lang w:val="es-419"/>
+        </w:rPr>
         <w:t>El Administrador del Hogar.</w:t>
       </w:r>
       <w:bookmarkEnd w:id="10"/>
@@ -2684,7 +3044,7 @@
           <w:lang w:val="es-419"/>
         </w:rPr>
       </w:pPr>
-      <w:bookmarkStart w:id="11" w:name="_Toc226788911"/>
+      <w:bookmarkStart w:id="11" w:name="_Toc227402610"/>
       <w:r>
         <w:rPr>
           <w:lang w:val="es-419"/>
@@ -2705,6 +3065,128 @@
           <w:lang w:val="es-419"/>
         </w:rPr>
         <w:t>Jóvenes que gestionan entregas de tareas, fechas de exámenes, proyectos escolares y actividades sociales. Necesitan una herramienta que les ayude a no olvidar compromisos académicos.</w:t>
+      </w:r>
+    </w:p>
+    <w:p>
+      <w:pPr>
+        <w:spacing w:line="360" w:lineRule="auto"/>
+        <w:ind w:left="360"/>
+        <w:rPr>
+          <w:rFonts w:ascii="Consolas" w:eastAsia="Times New Roman" w:hAnsi="Consolas" w:cs="Courier New"/>
+          <w:color w:val="F9FAFB"/>
+          <w:sz w:val="20"/>
+          <w:szCs w:val="20"/>
+          <w:lang w:eastAsia="es-MX"/>
+        </w:rPr>
+      </w:pPr>
+      <w:r>
+        <w:rPr>
+          <w:rFonts w:ascii="Consolas" w:eastAsia="Times New Roman" w:hAnsi="Consolas" w:cs="Courier New"/>
+          <w:color w:val="F9FAFB"/>
+          <w:sz w:val="20"/>
+          <w:szCs w:val="20"/>
+          <w:lang w:eastAsia="es-MX"/>
+        </w:rPr>
+        <w:t>Descripción del problema</w:t>
+      </w:r>
+    </w:p>
+    <w:p>
+      <w:pPr>
+        <w:spacing w:line="360" w:lineRule="auto"/>
+        <w:ind w:left="360"/>
+        <w:rPr>
+          <w:rFonts w:ascii="Consolas" w:eastAsia="Times New Roman" w:hAnsi="Consolas" w:cs="Courier New"/>
+          <w:color w:val="F9FAFB"/>
+          <w:sz w:val="20"/>
+          <w:szCs w:val="20"/>
+          <w:lang w:eastAsia="es-MX"/>
+        </w:rPr>
+      </w:pPr>
+    </w:p>
+    <w:p>
+      <w:pPr>
+        <w:spacing w:line="360" w:lineRule="auto"/>
+        <w:ind w:left="360"/>
+        <w:rPr>
+          <w:rFonts w:ascii="Consolas" w:eastAsia="Times New Roman" w:hAnsi="Consolas" w:cs="Courier New"/>
+          <w:color w:val="F9FAFB"/>
+          <w:sz w:val="20"/>
+          <w:szCs w:val="20"/>
+          <w:lang w:eastAsia="es-MX"/>
+        </w:rPr>
+      </w:pPr>
+      <w:r>
+        <w:rPr>
+          <w:rFonts w:ascii="Consolas" w:eastAsia="Times New Roman" w:hAnsi="Consolas" w:cs="Courier New"/>
+          <w:color w:val="F9FAFB"/>
+          <w:sz w:val="20"/>
+          <w:szCs w:val="20"/>
+          <w:lang w:eastAsia="es-MX"/>
+        </w:rPr>
+        <w:t>En la vida cotidiana, las personas deben gestionar múltiples actividades en diferentes ámbitos: trabajo, hogar, estudios y vida personal. La falta de un sistema organizativo adecuado genera olvidos, estrés y disminución de la productividad.</w:t>
+      </w:r>
+    </w:p>
+    <w:p>
+      <w:pPr>
+        <w:ind w:left="360"/>
+        <w:rPr>
+          <w:rFonts w:ascii="Consolas" w:eastAsia="Times New Roman" w:hAnsi="Consolas" w:cs="Courier New"/>
+          <w:color w:val="F9FAFB"/>
+          <w:sz w:val="20"/>
+          <w:szCs w:val="20"/>
+          <w:lang w:eastAsia="es-MX"/>
+        </w:rPr>
+      </w:pPr>
+    </w:p>
+    <w:p>
+      <w:pPr>
+        <w:ind w:left="360"/>
+        <w:rPr>
+          <w:rFonts w:ascii="Consolas" w:eastAsia="Times New Roman" w:hAnsi="Consolas" w:cs="Courier New"/>
+          <w:color w:val="F9FAFB"/>
+          <w:sz w:val="20"/>
+          <w:szCs w:val="20"/>
+          <w:lang w:eastAsia="es-MX"/>
+        </w:rPr>
+      </w:pPr>
+      <w:r>
+        <w:rPr>
+          <w:rFonts w:ascii="Consolas" w:eastAsia="Times New Roman" w:hAnsi="Consolas" w:cs="Courier New"/>
+          <w:color w:val="F9FAFB"/>
+          <w:sz w:val="20"/>
+          <w:szCs w:val="20"/>
+          <w:lang w:eastAsia="es-MX"/>
+        </w:rPr>
+        <w:t xml:space="preserve">Muchas personas recurren a métodos tradicionales como notas en papel, mensajes de texto o simplemente confían en su memoria. Estos métodos ineficaces, ya que las notas se pierden, los mensajes quedan olvidados y la </w:t>
+      </w:r>
+    </w:p>
+    <w:p>
+      <w:pPr>
+        <w:pStyle w:val="Ttulo2"/>
+        <w:numPr>
+          <w:ilvl w:val="0"/>
+          <w:numId w:val="3"/>
+        </w:numPr>
+      </w:pPr>
+      <w:bookmarkStart w:id="12" w:name="_Toc227402611"/>
+      <w:proofErr w:type="spellStart"/>
+      <w:r>
+        <w:lastRenderedPageBreak/>
+        <w:t>Capitulo</w:t>
+      </w:r>
+      <w:proofErr w:type="spellEnd"/>
+      <w:r>
+        <w:t xml:space="preserve"> 2: Diseño del </w:t>
+      </w:r>
+      <w:r>
+        <w:t>sistema</w:t>
+      </w:r>
+      <w:r>
+        <w:t>.</w:t>
+      </w:r>
+      <w:bookmarkEnd w:id="12"/>
+      <w:r>
+        <w:t xml:space="preserve"> </w:t>
       </w:r>
     </w:p>
     <w:p>
@@ -2714,335 +3196,22 @@
           <w:ilvl w:val="1"/>
           <w:numId w:val="3"/>
         </w:numPr>
-        <w:rPr>
-          <w:highlight w:val="yellow"/>
-          <w:lang w:val="es-419"/>
-        </w:rPr>
-      </w:pPr>
-      <w:bookmarkStart w:id="12" w:name="_Toc226788912"/>
-      <w:r>
-        <w:rPr>
-          <w:highlight w:val="yellow"/>
-          <w:lang w:val="es-419"/>
-        </w:rPr>
-        <w:t>Alcances y limitaciones</w:t>
-      </w:r>
-      <w:bookmarkEnd w:id="12"/>
-      <w:r>
-        <w:rPr>
-          <w:highlight w:val="yellow"/>
-          <w:lang w:val="es-419"/>
-        </w:rPr>
-        <w:t xml:space="preserve"> </w:t>
-      </w:r>
-    </w:p>
-    <w:p>
-      <w:pPr>
-        <w:spacing w:line="360" w:lineRule="auto"/>
-        <w:ind w:left="360"/>
-        <w:rPr>
-          <w:rFonts w:ascii="Consolas" w:eastAsia="Times New Roman" w:hAnsi="Consolas" w:cs="Courier New"/>
-          <w:color w:val="F9FAFB"/>
-          <w:sz w:val="20"/>
-          <w:szCs w:val="20"/>
-          <w:lang w:eastAsia="es-MX"/>
-        </w:rPr>
-      </w:pPr>
-      <w:r>
-        <w:rPr>
-          <w:rFonts w:ascii="Consolas" w:eastAsia="Times New Roman" w:hAnsi="Consolas" w:cs="Courier New"/>
-          <w:color w:val="F9FAFB"/>
-          <w:sz w:val="20"/>
-          <w:szCs w:val="20"/>
-          <w:lang w:eastAsia="es-MX"/>
-        </w:rPr>
-        <w:t>## 1.1 Descripción del problema</w:t>
-      </w:r>
-    </w:p>
-    <w:p>
-      <w:pPr>
-        <w:spacing w:line="360" w:lineRule="auto"/>
-        <w:ind w:left="360"/>
-        <w:rPr>
-          <w:rFonts w:ascii="Consolas" w:eastAsia="Times New Roman" w:hAnsi="Consolas" w:cs="Courier New"/>
-          <w:color w:val="F9FAFB"/>
-          <w:sz w:val="20"/>
-          <w:szCs w:val="20"/>
-          <w:lang w:eastAsia="es-MX"/>
-        </w:rPr>
-      </w:pPr>
-    </w:p>
-    <w:p>
-      <w:pPr>
-        <w:spacing w:line="360" w:lineRule="auto"/>
-        <w:ind w:left="360"/>
-        <w:rPr>
-          <w:rFonts w:ascii="Consolas" w:eastAsia="Times New Roman" w:hAnsi="Consolas" w:cs="Courier New"/>
-          <w:color w:val="F9FAFB"/>
-          <w:sz w:val="20"/>
-          <w:szCs w:val="20"/>
-          <w:lang w:eastAsia="es-MX"/>
-        </w:rPr>
-      </w:pPr>
-      <w:r>
-        <w:rPr>
-          <w:rFonts w:ascii="Consolas" w:eastAsia="Times New Roman" w:hAnsi="Consolas" w:cs="Courier New"/>
-          <w:color w:val="F9FAFB"/>
-          <w:sz w:val="20"/>
-          <w:szCs w:val="20"/>
-          <w:lang w:eastAsia="es-MX"/>
-        </w:rPr>
-        <w:t>En la vida cotidiana, las personas deben gestionar múltiples actividades en diferentes ámbitos: trabajo, hogar, estudios y vida personal. La falta de un sistema organizativo adecuado genera olvidos, estrés y disminución de la productividad.</w:t>
-      </w:r>
-    </w:p>
-    <w:p>
-      <w:pPr>
-        <w:ind w:left="360"/>
-        <w:rPr>
-          <w:rFonts w:ascii="Consolas" w:eastAsia="Times New Roman" w:hAnsi="Consolas" w:cs="Courier New"/>
-          <w:color w:val="F9FAFB"/>
-          <w:sz w:val="20"/>
-          <w:szCs w:val="20"/>
-          <w:lang w:eastAsia="es-MX"/>
-        </w:rPr>
-      </w:pPr>
-    </w:p>
-    <w:p>
-      <w:pPr>
-        <w:ind w:left="360"/>
-        <w:rPr>
-          <w:rFonts w:ascii="Consolas" w:eastAsia="Times New Roman" w:hAnsi="Consolas" w:cs="Courier New"/>
-          <w:color w:val="F9FAFB"/>
-          <w:sz w:val="20"/>
-          <w:szCs w:val="20"/>
-          <w:lang w:eastAsia="es-MX"/>
-        </w:rPr>
-      </w:pPr>
-      <w:r>
-        <w:rPr>
-          <w:rFonts w:ascii="Consolas" w:eastAsia="Times New Roman" w:hAnsi="Consolas" w:cs="Courier New"/>
-          <w:color w:val="F9FAFB"/>
-          <w:sz w:val="20"/>
-          <w:szCs w:val="20"/>
-          <w:lang w:eastAsia="es-MX"/>
-        </w:rPr>
-        <w:t xml:space="preserve">Muchas personas recurren a métodos tradicionales como notas en papel, mensajes de texto o simplemente confían en su memoria. Estos métodos han demostrado ser ineficaces, ya que las notas se pierden, los mensajes quedan olvidados y la </w:t>
-      </w:r>
-      <w:proofErr w:type="spellStart"/>
-      <w:r>
-        <w:rPr>
-          <w:rFonts w:ascii="Consolas" w:eastAsia="Times New Roman" w:hAnsi="Consolas" w:cs="Courier New"/>
-          <w:color w:val="F9FAFB"/>
-          <w:sz w:val="20"/>
-          <w:szCs w:val="20"/>
-          <w:lang w:eastAsia="es-MX"/>
-        </w:rPr>
-        <w:t>mem</w:t>
-      </w:r>
-      <w:proofErr w:type="spellEnd"/>
-    </w:p>
-    <w:p>
-      <w:pPr>
-        <w:ind w:left="360"/>
-        <w:rPr>
-          <w:rFonts w:ascii="Consolas" w:eastAsia="Times New Roman" w:hAnsi="Consolas" w:cs="Courier New"/>
-          <w:color w:val="F9FAFB"/>
-          <w:sz w:val="20"/>
-          <w:szCs w:val="20"/>
-          <w:lang w:eastAsia="es-MX"/>
-        </w:rPr>
-      </w:pPr>
-    </w:p>
-    <w:p>
-      <w:pPr>
-        <w:ind w:left="360"/>
-        <w:rPr>
-          <w:rFonts w:ascii="Consolas" w:eastAsia="Times New Roman" w:hAnsi="Consolas" w:cs="Courier New"/>
-          <w:color w:val="F9FAFB"/>
-          <w:sz w:val="20"/>
-          <w:szCs w:val="20"/>
-          <w:lang w:eastAsia="es-MX"/>
-        </w:rPr>
-      </w:pPr>
-    </w:p>
-    <w:p>
-      <w:pPr>
-        <w:ind w:left="360"/>
-        <w:rPr>
-          <w:rFonts w:ascii="Consolas" w:eastAsia="Times New Roman" w:hAnsi="Consolas" w:cs="Courier New"/>
-          <w:color w:val="F9FAFB"/>
-          <w:sz w:val="20"/>
-          <w:szCs w:val="20"/>
-          <w:lang w:eastAsia="es-MX"/>
-        </w:rPr>
-      </w:pPr>
-    </w:p>
-    <w:p>
-      <w:pPr>
-        <w:ind w:left="360"/>
-        <w:rPr>
-          <w:rFonts w:ascii="Consolas" w:eastAsia="Times New Roman" w:hAnsi="Consolas" w:cs="Courier New"/>
-          <w:color w:val="F9FAFB"/>
-          <w:sz w:val="20"/>
-          <w:szCs w:val="20"/>
-          <w:lang w:eastAsia="es-MX"/>
-        </w:rPr>
-      </w:pPr>
-    </w:p>
-    <w:p>
-      <w:pPr>
-        <w:ind w:left="360"/>
-        <w:rPr>
-          <w:rFonts w:ascii="Consolas" w:eastAsia="Times New Roman" w:hAnsi="Consolas" w:cs="Courier New"/>
-          <w:color w:val="F9FAFB"/>
-          <w:sz w:val="20"/>
-          <w:szCs w:val="20"/>
-          <w:lang w:eastAsia="es-MX"/>
-        </w:rPr>
-      </w:pPr>
-    </w:p>
-    <w:p>
-      <w:pPr>
-        <w:ind w:left="360"/>
-        <w:rPr>
-          <w:rFonts w:ascii="Consolas" w:eastAsia="Times New Roman" w:hAnsi="Consolas" w:cs="Courier New"/>
-          <w:color w:val="F9FAFB"/>
-          <w:sz w:val="20"/>
-          <w:szCs w:val="20"/>
-          <w:lang w:eastAsia="es-MX"/>
-        </w:rPr>
-      </w:pPr>
-    </w:p>
-    <w:p>
-      <w:pPr>
-        <w:ind w:left="360"/>
-        <w:rPr>
-          <w:rFonts w:ascii="Consolas" w:eastAsia="Times New Roman" w:hAnsi="Consolas" w:cs="Courier New"/>
-          <w:color w:val="F9FAFB"/>
-          <w:sz w:val="20"/>
-          <w:szCs w:val="20"/>
-          <w:lang w:eastAsia="es-MX"/>
-        </w:rPr>
-      </w:pPr>
-    </w:p>
-    <w:p>
-      <w:pPr>
-        <w:ind w:left="360"/>
-        <w:rPr>
-          <w:rFonts w:ascii="Consolas" w:eastAsia="Times New Roman" w:hAnsi="Consolas" w:cs="Courier New"/>
-          <w:color w:val="F9FAFB"/>
-          <w:sz w:val="20"/>
-          <w:szCs w:val="20"/>
-          <w:lang w:eastAsia="es-MX"/>
-        </w:rPr>
-      </w:pPr>
-    </w:p>
-    <w:p>
-      <w:pPr>
-        <w:ind w:left="360"/>
-        <w:rPr>
-          <w:rFonts w:ascii="Consolas" w:eastAsia="Times New Roman" w:hAnsi="Consolas" w:cs="Courier New"/>
-          <w:color w:val="F9FAFB"/>
-          <w:sz w:val="20"/>
-          <w:szCs w:val="20"/>
-          <w:lang w:eastAsia="es-MX"/>
-        </w:rPr>
-      </w:pPr>
-    </w:p>
-    <w:p>
-      <w:pPr>
-        <w:ind w:left="360"/>
-        <w:rPr>
-          <w:rFonts w:ascii="Consolas" w:eastAsia="Times New Roman" w:hAnsi="Consolas" w:cs="Courier New"/>
-          <w:color w:val="F9FAFB"/>
-          <w:sz w:val="20"/>
-          <w:szCs w:val="20"/>
-          <w:lang w:eastAsia="es-MX"/>
-        </w:rPr>
-      </w:pPr>
-    </w:p>
-    <w:p>
-      <w:pPr>
-        <w:ind w:left="360"/>
-        <w:rPr>
-          <w:rFonts w:ascii="Consolas" w:eastAsia="Times New Roman" w:hAnsi="Consolas" w:cs="Courier New"/>
-          <w:color w:val="F9FAFB"/>
-          <w:sz w:val="20"/>
-          <w:szCs w:val="20"/>
-          <w:lang w:eastAsia="es-MX"/>
-        </w:rPr>
-      </w:pPr>
-    </w:p>
-    <w:p>
-      <w:pPr>
-        <w:ind w:left="360"/>
-        <w:rPr>
-          <w:rFonts w:ascii="Consolas" w:eastAsia="Times New Roman" w:hAnsi="Consolas" w:cs="Courier New"/>
-          <w:color w:val="F9FAFB"/>
-          <w:sz w:val="20"/>
-          <w:szCs w:val="20"/>
-          <w:lang w:eastAsia="es-MX"/>
-        </w:rPr>
-      </w:pPr>
-    </w:p>
-    <w:p>
-      <w:pPr>
-        <w:ind w:left="360"/>
-        <w:rPr>
-          <w:rFonts w:ascii="Consolas" w:eastAsia="Times New Roman" w:hAnsi="Consolas" w:cs="Courier New"/>
-          <w:color w:val="F9FAFB"/>
-          <w:sz w:val="20"/>
-          <w:szCs w:val="20"/>
-          <w:lang w:eastAsia="es-MX"/>
-        </w:rPr>
-      </w:pPr>
-      <w:r>
-        <w:rPr>
-          <w:rFonts w:ascii="Consolas" w:eastAsia="Times New Roman" w:hAnsi="Consolas" w:cs="Courier New"/>
-          <w:color w:val="F9FAFB"/>
-          <w:sz w:val="20"/>
-          <w:szCs w:val="20"/>
-          <w:lang w:eastAsia="es-MX"/>
-        </w:rPr>
-        <w:t xml:space="preserve"> tiene capacidad limitada.</w:t>
-      </w:r>
-    </w:p>
-    <w:p>
-      <w:pPr>
-        <w:pStyle w:val="Ttulo2"/>
-        <w:numPr>
-          <w:ilvl w:val="0"/>
-          <w:numId w:val="3"/>
-        </w:numPr>
-      </w:pPr>
-      <w:bookmarkStart w:id="13" w:name="_Toc226788913"/>
-      <w:proofErr w:type="spellStart"/>
-      <w:r>
-        <w:lastRenderedPageBreak/>
-        <w:t>Capitulo</w:t>
-      </w:r>
-      <w:proofErr w:type="spellEnd"/>
-      <w:r>
-        <w:t xml:space="preserve"> 2: Diseño del gestor de tareas.</w:t>
+      </w:pPr>
+      <w:bookmarkStart w:id="13" w:name="_Toc227402612"/>
+      <w:proofErr w:type="gramStart"/>
+      <w:r>
+        <w:t>R</w:t>
+      </w:r>
+      <w:r>
+        <w:t>equerimientos  funcionales</w:t>
       </w:r>
       <w:bookmarkEnd w:id="13"/>
-      <w:r>
-        <w:t xml:space="preserve"> </w:t>
-      </w:r>
-    </w:p>
-    <w:p>
-      <w:pPr>
-        <w:pStyle w:val="Ttulo2"/>
-        <w:numPr>
-          <w:ilvl w:val="1"/>
-          <w:numId w:val="3"/>
-        </w:numPr>
-      </w:pPr>
-      <w:bookmarkStart w:id="14" w:name="_Toc226788914"/>
-      <w:r>
-        <w:t>Requerimientos   funcionales:</w:t>
-      </w:r>
-      <w:bookmarkEnd w:id="14"/>
+      <w:proofErr w:type="gramEnd"/>
+    </w:p>
+    <w:p>
+      <w:r>
+        <w:t xml:space="preserve">Estos son los requerimientos vitales de el sistema para que la aplicación funcione correctamente sin ninguna obstrucción o dificultad. </w:t>
+      </w:r>
     </w:p>
     <w:tbl>
       <w:tblPr>
@@ -3246,7 +3415,18 @@
               <w:cnfStyle w:val="000000000000" w:firstRow="0" w:lastRow="0" w:firstColumn="0" w:lastColumn="0" w:oddVBand="0" w:evenVBand="0" w:oddHBand="0" w:evenHBand="0" w:firstRowFirstColumn="0" w:firstRowLastColumn="0" w:lastRowFirstColumn="0" w:lastRowLastColumn="0"/>
             </w:pPr>
             <w:r>
-              <w:t>El usuario debe poder ingresar el nombre de la tarea</w:t>
+              <w:t xml:space="preserve">El usuario debe poder ingresar </w:t>
+            </w:r>
+            <w:proofErr w:type="gramStart"/>
+            <w:r>
+              <w:t xml:space="preserve">la </w:t>
+            </w:r>
+            <w:r>
+              <w:t xml:space="preserve"> tarea</w:t>
+            </w:r>
+            <w:proofErr w:type="gramEnd"/>
+            <w:r>
+              <w:t xml:space="preserve"> </w:t>
             </w:r>
           </w:p>
         </w:tc>
@@ -3613,10 +3793,10 @@
               <w:cnfStyle w:val="000000000000" w:firstRow="0" w:lastRow="0" w:firstColumn="0" w:lastColumn="0" w:oddVBand="0" w:evenVBand="0" w:oddHBand="0" w:evenHBand="0" w:firstRowFirstColumn="0" w:firstRowLastColumn="0" w:lastRowFirstColumn="0" w:lastRowLastColumn="0"/>
             </w:pPr>
             <w:r>
-              <w:t xml:space="preserve">Función para eliminar </w:t>
-            </w:r>
-            <w:r>
-              <w:t>la tarea</w:t>
+              <w:t xml:space="preserve">Función para </w:t>
+            </w:r>
+            <w:r>
+              <w:t xml:space="preserve">limpiar la agenda de todas las tareas existentes </w:t>
             </w:r>
           </w:p>
         </w:tc>
@@ -3673,8 +3853,298 @@
     </w:tbl>
     <w:p>
       <w:pPr>
-        <w:ind w:left="360"/>
-      </w:pPr>
+        <w:pStyle w:val="Ttulo2"/>
+      </w:pPr>
+    </w:p>
+    <w:p>
+      <w:pPr>
+        <w:pStyle w:val="Ttulo2"/>
+        <w:numPr>
+          <w:ilvl w:val="1"/>
+          <w:numId w:val="3"/>
+        </w:numPr>
+      </w:pPr>
+      <w:bookmarkStart w:id="14" w:name="_Toc227402613"/>
+      <w:r>
+        <w:t>Requerimientos de calidad</w:t>
+      </w:r>
+      <w:bookmarkEnd w:id="14"/>
+    </w:p>
+    <w:p>
+      <w:r>
+        <w:t xml:space="preserve">Además de las funciones que tienen que ver con el sistema, algo que </w:t>
+      </w:r>
+      <w:r>
+        <w:t>también</w:t>
+      </w:r>
+      <w:r>
+        <w:t xml:space="preserve"> es importante tomar en cuenta es la calidad de la </w:t>
+      </w:r>
+      <w:r>
+        <w:t>aplicación</w:t>
+      </w:r>
+      <w:r>
+        <w:t>, que el usuario comprenda y le sea f</w:t>
+      </w:r>
+      <w:r>
+        <w:t>á</w:t>
+      </w:r>
+      <w:r>
+        <w:t>cil usarla.</w:t>
+      </w:r>
+    </w:p>
+    <w:tbl>
+      <w:tblPr>
+        <w:tblStyle w:val="Tablaconcuadrcula"/>
+        <w:tblW w:w="0" w:type="auto"/>
+        <w:tblLook w:val="04A0" w:firstRow="1" w:lastRow="0" w:firstColumn="1" w:lastColumn="0" w:noHBand="0" w:noVBand="1"/>
+      </w:tblPr>
+      <w:tblGrid>
+        <w:gridCol w:w="988"/>
+        <w:gridCol w:w="4252"/>
+        <w:gridCol w:w="4155"/>
+      </w:tblGrid>
+      <w:tr>
+        <w:tc>
+          <w:tcPr>
+            <w:tcW w:w="988" w:type="dxa"/>
+          </w:tcPr>
+          <w:p>
+            <w:r>
+              <w:t>ID</w:t>
+            </w:r>
+          </w:p>
+        </w:tc>
+        <w:tc>
+          <w:tcPr>
+            <w:tcW w:w="4252" w:type="dxa"/>
+          </w:tcPr>
+          <w:p>
+            <w:r>
+              <w:t xml:space="preserve">Requerimiento </w:t>
+            </w:r>
+          </w:p>
+        </w:tc>
+        <w:tc>
+          <w:tcPr>
+            <w:tcW w:w="4155" w:type="dxa"/>
+          </w:tcPr>
+          <w:p>
+            <w:r>
+              <w:t xml:space="preserve">Descripción </w:t>
+            </w:r>
+          </w:p>
+        </w:tc>
+      </w:tr>
+      <w:tr>
+        <w:tc>
+          <w:tcPr>
+            <w:tcW w:w="988" w:type="dxa"/>
+          </w:tcPr>
+          <w:p>
+            <w:r>
+              <w:t>RC-1</w:t>
+            </w:r>
+          </w:p>
+        </w:tc>
+        <w:tc>
+          <w:tcPr>
+            <w:tcW w:w="4252" w:type="dxa"/>
+          </w:tcPr>
+          <w:p>
+            <w:r>
+              <w:t>Usabilidad</w:t>
+            </w:r>
+          </w:p>
+        </w:tc>
+        <w:tc>
+          <w:tcPr>
+            <w:tcW w:w="4155" w:type="dxa"/>
+          </w:tcPr>
+          <w:p>
+            <w:r>
+              <w:t>La interfaz debe ser intuitiva, con botones claros y colores que indiquen la prioridad de cada tarea</w:t>
+            </w:r>
+          </w:p>
+        </w:tc>
+      </w:tr>
+      <w:tr>
+        <w:tc>
+          <w:tcPr>
+            <w:tcW w:w="988" w:type="dxa"/>
+          </w:tcPr>
+          <w:p>
+            <w:r>
+              <w:t xml:space="preserve">RC-2 </w:t>
+            </w:r>
+          </w:p>
+        </w:tc>
+        <w:tc>
+          <w:tcPr>
+            <w:tcW w:w="4252" w:type="dxa"/>
+          </w:tcPr>
+          <w:p>
+            <w:r>
+              <w:t xml:space="preserve">Rendimiento </w:t>
+            </w:r>
+          </w:p>
+        </w:tc>
+        <w:tc>
+          <w:tcPr>
+            <w:tcW w:w="4155" w:type="dxa"/>
+          </w:tcPr>
+          <w:p>
+            <w:r>
+              <w:t xml:space="preserve">La app debe cargar sin sobrepasar los 5 segundos </w:t>
+            </w:r>
+          </w:p>
+        </w:tc>
+      </w:tr>
+      <w:tr>
+        <w:tc>
+          <w:tcPr>
+            <w:tcW w:w="988" w:type="dxa"/>
+          </w:tcPr>
+          <w:p>
+            <w:r>
+              <w:t>RC-</w:t>
+            </w:r>
+            <w:r>
+              <w:t>3</w:t>
+            </w:r>
+          </w:p>
+        </w:tc>
+        <w:tc>
+          <w:tcPr>
+            <w:tcW w:w="4252" w:type="dxa"/>
+          </w:tcPr>
+          <w:p>
+            <w:r>
+              <w:t>Disponibilidad</w:t>
+            </w:r>
+          </w:p>
+        </w:tc>
+        <w:tc>
+          <w:tcPr>
+            <w:tcW w:w="4155" w:type="dxa"/>
+          </w:tcPr>
+          <w:p>
+            <w:r>
+              <w:t>La app debe estar disponible para usarse sin conexión a internet</w:t>
+            </w:r>
+          </w:p>
+        </w:tc>
+      </w:tr>
+      <w:tr>
+        <w:tc>
+          <w:tcPr>
+            <w:tcW w:w="988" w:type="dxa"/>
+          </w:tcPr>
+          <w:p>
+            <w:r>
+              <w:t>RC-</w:t>
+            </w:r>
+            <w:r>
+              <w:t>4</w:t>
+            </w:r>
+          </w:p>
+        </w:tc>
+        <w:tc>
+          <w:tcPr>
+            <w:tcW w:w="4252" w:type="dxa"/>
+          </w:tcPr>
+          <w:p>
+            <w:r>
+              <w:t>Mantenibilidad</w:t>
+            </w:r>
+          </w:p>
+        </w:tc>
+        <w:tc>
+          <w:tcPr>
+            <w:tcW w:w="4155" w:type="dxa"/>
+          </w:tcPr>
+          <w:p>
+            <w:r>
+              <w:t xml:space="preserve">Mantener las tareas almacenadas localmente, sin perder </w:t>
+            </w:r>
+            <w:proofErr w:type="gramStart"/>
+            <w:r>
+              <w:t>nada</w:t>
+            </w:r>
+            <w:proofErr w:type="gramEnd"/>
+            <w:r>
+              <w:t xml:space="preserve"> aunque se cierre la aplicación </w:t>
+            </w:r>
+          </w:p>
+        </w:tc>
+      </w:tr>
+      <w:tr>
+        <w:tc>
+          <w:tcPr>
+            <w:tcW w:w="988" w:type="dxa"/>
+          </w:tcPr>
+          <w:p>
+            <w:r>
+              <w:lastRenderedPageBreak/>
+              <w:t>RC-5</w:t>
+            </w:r>
+          </w:p>
+        </w:tc>
+        <w:tc>
+          <w:tcPr>
+            <w:tcW w:w="4252" w:type="dxa"/>
+          </w:tcPr>
+          <w:p>
+            <w:r>
+              <w:t>Seguridad</w:t>
+            </w:r>
+          </w:p>
+        </w:tc>
+        <w:tc>
+          <w:tcPr>
+            <w:tcW w:w="4155" w:type="dxa"/>
+          </w:tcPr>
+          <w:p>
+            <w:r>
+              <w:t>Las contraseñas de los usuarios deben almacenarse encriptadas</w:t>
+            </w:r>
+          </w:p>
+        </w:tc>
+      </w:tr>
+    </w:tbl>
+    <w:p/>
+    <w:p>
+      <w:pPr>
+        <w:pStyle w:val="Ttulo2"/>
+        <w:numPr>
+          <w:ilvl w:val="1"/>
+          <w:numId w:val="3"/>
+        </w:numPr>
+      </w:pPr>
+      <w:bookmarkStart w:id="15" w:name="_Toc227402614"/>
+      <w:r>
+        <w:t>Estructura de datos</w:t>
+      </w:r>
+      <w:bookmarkEnd w:id="15"/>
+      <w:r>
+        <w:t xml:space="preserve"> </w:t>
+      </w:r>
+    </w:p>
+    <w:p>
+      <w:pPr>
+        <w:pStyle w:val="Ttulo2"/>
+      </w:pPr>
+    </w:p>
+    <w:p>
+      <w:pPr>
+        <w:rPr>
+          <w:rFonts w:eastAsiaTheme="majorEastAsia" w:cstheme="majorBidi"/>
+          <w:szCs w:val="26"/>
+        </w:rPr>
+      </w:pPr>
+      <w:r>
+        <w:br w:type="page"/>
+      </w:r>
     </w:p>
     <w:p/>
     <w:sectPr>
@@ -3789,24 +4259,18 @@
 <w:hdr xmlns:wpc="http://schemas.microsoft.com/office/word/2010/wordprocessingCanvas" xmlns:cx="http://schemas.microsoft.com/office/drawing/2014/chartex" xmlns:cx1="http://schemas.microsoft.com/office/drawing/2015/9/8/chartex" xmlns:cx2="http://schemas.microsoft.com/office/drawing/2015/10/21/chartex" xmlns:cx3="http://schemas.microsoft.com/office/drawing/2016/5/9/chartex" xmlns:cx4="http://schemas.microsoft.com/office/drawing/2016/5/10/chartex" xmlns:cx5="http://schemas.microsoft.com/office/drawing/2016/5/11/chartex" xmlns:cx6="http://schemas.microsoft.com/office/drawing/2016/5/12/chartex" xmlns:cx7="http://schemas.microsoft.com/office/drawing/2016/5/13/chartex" xmlns:cx8="http://schemas.microsoft.com/office/drawing/2016/5/14/chartex" xmlns:mc="http://schemas.openxmlformats.org/markup-compatibility/2006" xmlns:aink="http://schemas.microsoft.com/office/drawing/2016/ink" xmlns:am3d="http://schemas.microsoft.com/office/drawing/2017/model3d" xmlns:o="urn:schemas-microsoft-com:office:office" xmlns:r="http://schemas.openxmlformats.org/officeDocument/2006/relationships" xmlns:m="http://schemas.openxmlformats.org/officeDocument/2006/math" xmlns:v="urn:schemas-microsoft-com:vml" xmlns:wp14="http://schemas.microsoft.com/office/word/2010/wordprocessingDrawing" xmlns:wp="http://schemas.openxmlformats.org/drawingml/2006/wordprocessingDrawing" xmlns:w10="urn:schemas-microsoft-com:office:word" xmlns:w="http://schemas.openxmlformats.org/wordprocessingml/2006/main" xmlns:w14="http://schemas.microsoft.com/office/word/2010/wordml" xmlns:w15="http://schemas.microsoft.com/office/word/2012/wordml" xmlns:w16cex="http://schemas.microsoft.com/office/word/2018/wordml/cex" xmlns:w16cid="http://schemas.microsoft.com/office/word/2016/wordml/cid" xmlns:w16="http://schemas.microsoft.com/office/word/2018/wordml" xmlns:w16sdtdh="http://schemas.microsoft.com/office/word/2020/wordml/sdtdatahash" xmlns:w16se="http://schemas.microsoft.com/office/word/2015/wordml/symex" xmlns:wpg="http://schemas.microsoft.com/office/word/2010/wordprocessingGroup" xmlns:wpi="http://schemas.microsoft.com/office/word/2010/wordprocessingInk" xmlns:wne="http://schemas.microsoft.com/office/word/2006/wordml" xmlns:wps="http://schemas.microsoft.com/office/word/2010/wordprocessingShape" mc:Ignorable="w14 w15 w16se w16cid w16 w16cex w16sdtdh wp14">
   <w:p>
     <w:pPr>
+      <w:pStyle w:val="Encabezado"/>
       <w:jc w:val="center"/>
       <w:rPr>
-        <w:b/>
-        <w:bCs/>
+        <w:lang w:val="es-419"/>
       </w:rPr>
     </w:pPr>
     <w:r>
       <w:rPr>
-        <w:b/>
-        <w:bCs/>
+        <w:lang w:val="es-419"/>
       </w:rPr>
-      <w:t>Gestor de tareas por categoría</w:t>
+      <w:t>GESTOR DE TAREAS POR CATEGORIA</w:t>
     </w:r>
-  </w:p>
-  <w:p>
-    <w:pPr>
-      <w:pStyle w:val="Encabezado"/>
-    </w:pPr>
   </w:p>
 </w:hdr>
 </file>
@@ -4332,6 +4796,232 @@
       <w:lvlJc w:val="left"/>
       <w:pPr>
         <w:ind w:left="7560" w:hanging="1800"/>
+      </w:pPr>
+      <w:rPr>
+        <w:rFonts w:hint="default"/>
+      </w:rPr>
+    </w:lvl>
+  </w:abstractNum>
+  <w:abstractNum w:abstractNumId="5" w15:restartNumberingAfterBreak="0">
+    <w:nsid w:val="4C7F6CF1"/>
+    <w:multiLevelType w:val="multilevel"/>
+    <w:tmpl w:val="736A263A"/>
+    <w:lvl w:ilvl="0">
+      <w:start w:val="2"/>
+      <w:numFmt w:val="decimal"/>
+      <w:lvlText w:val="%1"/>
+      <w:lvlJc w:val="left"/>
+      <w:pPr>
+        <w:ind w:left="360" w:hanging="360"/>
+      </w:pPr>
+      <w:rPr>
+        <w:rFonts w:hint="default"/>
+      </w:rPr>
+    </w:lvl>
+    <w:lvl w:ilvl="1">
+      <w:start w:val="1"/>
+      <w:numFmt w:val="decimal"/>
+      <w:lvlText w:val="%1.%2"/>
+      <w:lvlJc w:val="left"/>
+      <w:pPr>
+        <w:ind w:left="720" w:hanging="360"/>
+      </w:pPr>
+      <w:rPr>
+        <w:rFonts w:hint="default"/>
+      </w:rPr>
+    </w:lvl>
+    <w:lvl w:ilvl="2">
+      <w:start w:val="1"/>
+      <w:numFmt w:val="decimal"/>
+      <w:lvlText w:val="%1.%2.%3"/>
+      <w:lvlJc w:val="left"/>
+      <w:pPr>
+        <w:ind w:left="1440" w:hanging="720"/>
+      </w:pPr>
+      <w:rPr>
+        <w:rFonts w:hint="default"/>
+      </w:rPr>
+    </w:lvl>
+    <w:lvl w:ilvl="3">
+      <w:start w:val="1"/>
+      <w:numFmt w:val="decimal"/>
+      <w:lvlText w:val="%1.%2.%3.%4"/>
+      <w:lvlJc w:val="left"/>
+      <w:pPr>
+        <w:ind w:left="2160" w:hanging="1080"/>
+      </w:pPr>
+      <w:rPr>
+        <w:rFonts w:hint="default"/>
+      </w:rPr>
+    </w:lvl>
+    <w:lvl w:ilvl="4">
+      <w:start w:val="1"/>
+      <w:numFmt w:val="decimal"/>
+      <w:lvlText w:val="%1.%2.%3.%4.%5"/>
+      <w:lvlJc w:val="left"/>
+      <w:pPr>
+        <w:ind w:left="2520" w:hanging="1080"/>
+      </w:pPr>
+      <w:rPr>
+        <w:rFonts w:hint="default"/>
+      </w:rPr>
+    </w:lvl>
+    <w:lvl w:ilvl="5">
+      <w:start w:val="1"/>
+      <w:numFmt w:val="decimal"/>
+      <w:lvlText w:val="%1.%2.%3.%4.%5.%6"/>
+      <w:lvlJc w:val="left"/>
+      <w:pPr>
+        <w:ind w:left="3240" w:hanging="1440"/>
+      </w:pPr>
+      <w:rPr>
+        <w:rFonts w:hint="default"/>
+      </w:rPr>
+    </w:lvl>
+    <w:lvl w:ilvl="6">
+      <w:start w:val="1"/>
+      <w:numFmt w:val="decimal"/>
+      <w:lvlText w:val="%1.%2.%3.%4.%5.%6.%7"/>
+      <w:lvlJc w:val="left"/>
+      <w:pPr>
+        <w:ind w:left="3600" w:hanging="1440"/>
+      </w:pPr>
+      <w:rPr>
+        <w:rFonts w:hint="default"/>
+      </w:rPr>
+    </w:lvl>
+    <w:lvl w:ilvl="7">
+      <w:start w:val="1"/>
+      <w:numFmt w:val="decimal"/>
+      <w:lvlText w:val="%1.%2.%3.%4.%5.%6.%7.%8"/>
+      <w:lvlJc w:val="left"/>
+      <w:pPr>
+        <w:ind w:left="4320" w:hanging="1800"/>
+      </w:pPr>
+      <w:rPr>
+        <w:rFonts w:hint="default"/>
+      </w:rPr>
+    </w:lvl>
+    <w:lvl w:ilvl="8">
+      <w:start w:val="1"/>
+      <w:numFmt w:val="decimal"/>
+      <w:lvlText w:val="%1.%2.%3.%4.%5.%6.%7.%8.%9"/>
+      <w:lvlJc w:val="left"/>
+      <w:pPr>
+        <w:ind w:left="4680" w:hanging="1800"/>
+      </w:pPr>
+      <w:rPr>
+        <w:rFonts w:hint="default"/>
+      </w:rPr>
+    </w:lvl>
+  </w:abstractNum>
+  <w:abstractNum w:abstractNumId="6" w15:restartNumberingAfterBreak="0">
+    <w:nsid w:val="7C54686C"/>
+    <w:multiLevelType w:val="multilevel"/>
+    <w:tmpl w:val="8F82F5DC"/>
+    <w:lvl w:ilvl="0">
+      <w:start w:val="2"/>
+      <w:numFmt w:val="decimal"/>
+      <w:lvlText w:val="%1"/>
+      <w:lvlJc w:val="left"/>
+      <w:pPr>
+        <w:ind w:left="540" w:hanging="540"/>
+      </w:pPr>
+      <w:rPr>
+        <w:rFonts w:hint="default"/>
+      </w:rPr>
+    </w:lvl>
+    <w:lvl w:ilvl="1">
+      <w:start w:val="1"/>
+      <w:numFmt w:val="decimal"/>
+      <w:lvlText w:val="%1.%2"/>
+      <w:lvlJc w:val="left"/>
+      <w:pPr>
+        <w:ind w:left="720" w:hanging="540"/>
+      </w:pPr>
+      <w:rPr>
+        <w:rFonts w:hint="default"/>
+      </w:rPr>
+    </w:lvl>
+    <w:lvl w:ilvl="2">
+      <w:start w:val="2"/>
+      <w:numFmt w:val="decimal"/>
+      <w:lvlText w:val="%1.%2.%3"/>
+      <w:lvlJc w:val="left"/>
+      <w:pPr>
+        <w:ind w:left="1080" w:hanging="720"/>
+      </w:pPr>
+      <w:rPr>
+        <w:rFonts w:hint="default"/>
+      </w:rPr>
+    </w:lvl>
+    <w:lvl w:ilvl="3">
+      <w:start w:val="1"/>
+      <w:numFmt w:val="decimal"/>
+      <w:lvlText w:val="%1.%2.%3.%4"/>
+      <w:lvlJc w:val="left"/>
+      <w:pPr>
+        <w:ind w:left="1620" w:hanging="1080"/>
+      </w:pPr>
+      <w:rPr>
+        <w:rFonts w:hint="default"/>
+      </w:rPr>
+    </w:lvl>
+    <w:lvl w:ilvl="4">
+      <w:start w:val="1"/>
+      <w:numFmt w:val="decimal"/>
+      <w:lvlText w:val="%1.%2.%3.%4.%5"/>
+      <w:lvlJc w:val="left"/>
+      <w:pPr>
+        <w:ind w:left="1800" w:hanging="1080"/>
+      </w:pPr>
+      <w:rPr>
+        <w:rFonts w:hint="default"/>
+      </w:rPr>
+    </w:lvl>
+    <w:lvl w:ilvl="5">
+      <w:start w:val="1"/>
+      <w:numFmt w:val="decimal"/>
+      <w:lvlText w:val="%1.%2.%3.%4.%5.%6"/>
+      <w:lvlJc w:val="left"/>
+      <w:pPr>
+        <w:ind w:left="2340" w:hanging="1440"/>
+      </w:pPr>
+      <w:rPr>
+        <w:rFonts w:hint="default"/>
+      </w:rPr>
+    </w:lvl>
+    <w:lvl w:ilvl="6">
+      <w:start w:val="1"/>
+      <w:numFmt w:val="decimal"/>
+      <w:lvlText w:val="%1.%2.%3.%4.%5.%6.%7"/>
+      <w:lvlJc w:val="left"/>
+      <w:pPr>
+        <w:ind w:left="2520" w:hanging="1440"/>
+      </w:pPr>
+      <w:rPr>
+        <w:rFonts w:hint="default"/>
+      </w:rPr>
+    </w:lvl>
+    <w:lvl w:ilvl="7">
+      <w:start w:val="1"/>
+      <w:numFmt w:val="decimal"/>
+      <w:lvlText w:val="%1.%2.%3.%4.%5.%6.%7.%8"/>
+      <w:lvlJc w:val="left"/>
+      <w:pPr>
+        <w:ind w:left="3060" w:hanging="1800"/>
+      </w:pPr>
+      <w:rPr>
+        <w:rFonts w:hint="default"/>
+      </w:rPr>
+    </w:lvl>
+    <w:lvl w:ilvl="8">
+      <w:start w:val="1"/>
+      <w:numFmt w:val="decimal"/>
+      <w:lvlText w:val="%1.%2.%3.%4.%5.%6.%7.%8.%9"/>
+      <w:lvlJc w:val="left"/>
+      <w:pPr>
+        <w:ind w:left="3240" w:hanging="1800"/>
       </w:pPr>
       <w:rPr>
         <w:rFonts w:hint="default"/>
@@ -4352,6 +5042,12 @@
   </w:num>
   <w:num w:numId="5">
     <w:abstractNumId w:val="4"/>
+  </w:num>
+  <w:num w:numId="6">
+    <w:abstractNumId w:val="6"/>
+  </w:num>
+  <w:num w:numId="7">
+    <w:abstractNumId w:val="5"/>
   </w:num>
 </w:numbering>
 </file>

--- a/Tesis.docx
+++ b/Tesis.docx
@@ -1,6 +1,6 @@
 
 <file path=word/document.xml><?xml version="1.0" encoding="utf-8"?>
-<w:document xmlns:wpc="http://schemas.microsoft.com/office/word/2010/wordprocessingCanvas" xmlns:cx="http://schemas.microsoft.com/office/drawing/2014/chartex" xmlns:cx1="http://schemas.microsoft.com/office/drawing/2015/9/8/chartex" xmlns:cx2="http://schemas.microsoft.com/office/drawing/2015/10/21/chartex" xmlns:cx3="http://schemas.microsoft.com/office/drawing/2016/5/9/chartex" xmlns:cx4="http://schemas.microsoft.com/office/drawing/2016/5/10/chartex" xmlns:cx5="http://schemas.microsoft.com/office/drawing/2016/5/11/chartex" xmlns:cx6="http://schemas.microsoft.com/office/drawing/2016/5/12/chartex" xmlns:cx7="http://schemas.microsoft.com/office/drawing/2016/5/13/chartex" xmlns:cx8="http://schemas.microsoft.com/office/drawing/2016/5/14/chartex" xmlns:mc="http://schemas.openxmlformats.org/markup-compatibility/2006" xmlns:aink="http://schemas.microsoft.com/office/drawing/2016/ink" xmlns:am3d="http://schemas.microsoft.com/office/drawing/2017/model3d" xmlns:o="urn:schemas-microsoft-com:office:office" xmlns:r="http://schemas.openxmlformats.org/officeDocument/2006/relationships" xmlns:m="http://schemas.openxmlformats.org/officeDocument/2006/math" xmlns:v="urn:schemas-microsoft-com:vml" xmlns:wp14="http://schemas.microsoft.com/office/word/2010/wordprocessingDrawing" xmlns:wp="http://schemas.openxmlformats.org/drawingml/2006/wordprocessingDrawing" xmlns:w10="urn:schemas-microsoft-com:office:word" xmlns:w="http://schemas.openxmlformats.org/wordprocessingml/2006/main" xmlns:w14="http://schemas.microsoft.com/office/word/2010/wordml" xmlns:w15="http://schemas.microsoft.com/office/word/2012/wordml" xmlns:w16cex="http://schemas.microsoft.com/office/word/2018/wordml/cex" xmlns:w16cid="http://schemas.microsoft.com/office/word/2016/wordml/cid" xmlns:w16="http://schemas.microsoft.com/office/word/2018/wordml" xmlns:w16sdtdh="http://schemas.microsoft.com/office/word/2020/wordml/sdtdatahash" xmlns:w16se="http://schemas.microsoft.com/office/word/2015/wordml/symex" xmlns:wpg="http://schemas.microsoft.com/office/word/2010/wordprocessingGroup" xmlns:wpi="http://schemas.microsoft.com/office/word/2010/wordprocessingInk" xmlns:wne="http://schemas.microsoft.com/office/word/2006/wordml" xmlns:wps="http://schemas.microsoft.com/office/word/2010/wordprocessingShape" mc:Ignorable="w14 w15 w16se w16cid w16 w16cex w16sdtdh wp14">
+<w:document xmlns:wpc="http://schemas.microsoft.com/office/word/2010/wordprocessingCanvas" xmlns:cx="http://schemas.microsoft.com/office/drawing/2014/chartex" xmlns:cx1="http://schemas.microsoft.com/office/drawing/2015/9/8/chartex" xmlns:mc="http://schemas.openxmlformats.org/markup-compatibility/2006" xmlns:o="urn:schemas-microsoft-com:office:office" xmlns:r="http://schemas.openxmlformats.org/officeDocument/2006/relationships" xmlns:m="http://schemas.openxmlformats.org/officeDocument/2006/math" xmlns:v="urn:schemas-microsoft-com:vml" xmlns:wp14="http://schemas.microsoft.com/office/word/2010/wordprocessingDrawing" xmlns:wp="http://schemas.openxmlformats.org/drawingml/2006/wordprocessingDrawing" xmlns:w10="urn:schemas-microsoft-com:office:word" xmlns:w="http://schemas.openxmlformats.org/wordprocessingml/2006/main" xmlns:w14="http://schemas.microsoft.com/office/word/2010/wordml" xmlns:w15="http://schemas.microsoft.com/office/word/2012/wordml" xmlns:w16se="http://schemas.microsoft.com/office/word/2015/wordml/symex" xmlns:wpg="http://schemas.microsoft.com/office/word/2010/wordprocessingGroup" xmlns:wpi="http://schemas.microsoft.com/office/word/2010/wordprocessingInk" xmlns:wne="http://schemas.microsoft.com/office/word/2006/wordml" xmlns:wps="http://schemas.microsoft.com/office/word/2010/wordprocessingShape" mc:Ignorable="w14 w15 w16se wp14">
   <w:body>
     <w:p>
       <w:pPr>
@@ -15,6 +15,7 @@
           <w:b/>
           <w:bCs/>
           <w:noProof/>
+          <w:lang w:val="es-ES" w:eastAsia="es-ES"/>
         </w:rPr>
         <w:drawing>
           <wp:anchor distT="0" distB="0" distL="114300" distR="114300" simplePos="0" relativeHeight="251658240" behindDoc="1" locked="0" layoutInCell="1" allowOverlap="1" wp14:anchorId="29459915" wp14:editId="6F6BF394">
@@ -97,8 +98,13 @@
       <w:pPr>
         <w:jc w:val="center"/>
       </w:pPr>
-      <w:r>
-        <w:t xml:space="preserve">GESTOR DE TAREAS POR CATEGORIAS </w:t>
+      <w:proofErr w:type="spellStart"/>
+      <w:r>
+        <w:t>Organizelt</w:t>
+      </w:r>
+      <w:proofErr w:type="spellEnd"/>
+      <w:r>
+        <w:t xml:space="preserve"> – Gestor de Tareas por categoría</w:t>
       </w:r>
     </w:p>
     <w:p>
@@ -197,10 +203,10 @@
     </w:p>
     <w:p>
       <w:pPr>
-        <w:pStyle w:val="Ttulo1"/>
+        <w:pStyle w:val="Heading1"/>
         <w:jc w:val="center"/>
       </w:pPr>
-      <w:bookmarkStart w:id="0" w:name="_Toc227402599"/>
+      <w:bookmarkStart w:id="0" w:name="_Toc227568259"/>
       <w:r>
         <w:lastRenderedPageBreak/>
         <w:t>Dedicatoria</w:t>
@@ -216,65 +222,63 @@
       <w:r>
         <w:t xml:space="preserve">Dedico esta tesis a mi madre por ser mi apoyo incondicional tanto en mi vida estudiantil como personal, siempre a estado conmigo y me a ayudado a levantarme sin importar la situación. Su ejemplo de perseverancia y fuerza me a ayudado a no rendirme, ella me </w:t>
       </w:r>
+      <w:r>
+        <w:t>h</w:t>
+      </w:r>
+      <w:r>
+        <w:t xml:space="preserve">a sacado adelante y no pienso rendirme ahora, estando tan cerca de ser un profesional </w:t>
+      </w:r>
+    </w:p>
+    <w:p/>
+    <w:p>
+      <w:r>
+        <w:t xml:space="preserve">A mi tía. </w:t>
+      </w:r>
+    </w:p>
+    <w:p>
+      <w:r>
+        <w:t>Q</w:t>
+      </w:r>
+      <w:r>
+        <w:t xml:space="preserve">uien me </w:t>
+      </w:r>
       <w:proofErr w:type="spellStart"/>
       <w:r>
         <w:t>a</w:t>
       </w:r>
       <w:proofErr w:type="spellEnd"/>
       <w:r>
-        <w:t xml:space="preserve"> sacado adelante y no pienso rendirme ahora, estando tan cerca de ser un profesional </w:t>
+        <w:t xml:space="preserve"> ayudado a resolver dudas de mi vida estudiantil, me guio por el camino de técnico en programación y aprendí mucho de ella, quien </w:t>
+      </w:r>
+      <w:r>
+        <w:t>también</w:t>
+      </w:r>
+      <w:r>
+        <w:t xml:space="preserve"> me dio una orientación de como realizar esta tesis, no </w:t>
+      </w:r>
+      <w:r>
+        <w:t>sé</w:t>
+      </w:r>
+      <w:r>
+        <w:t xml:space="preserve"> </w:t>
+      </w:r>
+      <w:r>
+        <w:t>qué</w:t>
+      </w:r>
+      <w:r>
+        <w:t xml:space="preserve"> hubiera </w:t>
+      </w:r>
+      <w:r>
+        <w:t>h</w:t>
+      </w:r>
+      <w:r>
+        <w:t xml:space="preserve">echo sin su guía y lo agradezco mucho </w:t>
       </w:r>
     </w:p>
     <w:p/>
     <w:p>
-      <w:r>
-        <w:t xml:space="preserve">A mi tía. </w:t>
-      </w:r>
-    </w:p>
-    <w:p>
-      <w:r>
-        <w:t>Q</w:t>
-      </w:r>
-      <w:r>
-        <w:t xml:space="preserve">uien me </w:t>
-      </w:r>
-      <w:proofErr w:type="spellStart"/>
-      <w:r>
-        <w:t>a</w:t>
-      </w:r>
-      <w:proofErr w:type="spellEnd"/>
-      <w:r>
-        <w:t xml:space="preserve"> ayudado a resolver dudas de mi vida estudiantil, me guio por el camino de técnico en programación y aprendí mucho de ella, quien </w:t>
-      </w:r>
-      <w:r>
-        <w:t>también</w:t>
-      </w:r>
-      <w:r>
-        <w:t xml:space="preserve"> me dio una orientación de como realizar esta tesis, no </w:t>
-      </w:r>
-      <w:r>
-        <w:t>sé</w:t>
-      </w:r>
-      <w:r>
-        <w:t xml:space="preserve"> </w:t>
-      </w:r>
-      <w:r>
-        <w:t>qué</w:t>
-      </w:r>
-      <w:r>
-        <w:t xml:space="preserve"> hubiera </w:t>
-      </w:r>
-      <w:r>
-        <w:t>h</w:t>
-      </w:r>
-      <w:r>
-        <w:t xml:space="preserve">echo sin su guía y lo agradezco mucho </w:t>
-      </w:r>
-    </w:p>
-    <w:p/>
-    <w:p>
-      <w:pPr>
-        <w:pStyle w:val="Ttulo1"/>
+      <w:pPr>
+        <w:pStyle w:val="Heading1"/>
       </w:pPr>
     </w:p>
     <w:p/>
@@ -296,10 +300,10 @@
     <w:sdt>
       <w:sdtPr>
         <w:rPr>
-          <w:rFonts w:ascii="Arial" w:hAnsi="Arial" w:cs="Arial"/>
+          <w:rFonts w:ascii="Arial" w:eastAsiaTheme="minorHAnsi" w:hAnsi="Arial" w:cs="Arial"/>
           <w:sz w:val="24"/>
           <w:szCs w:val="24"/>
-          <w:lang w:val="es-ES"/>
+          <w:lang w:val="es-ES" w:eastAsia="en-US"/>
         </w:rPr>
         <w:id w:val="-1337374747"/>
         <w:docPartObj>
@@ -309,17 +313,16 @@
       </w:sdtPr>
       <w:sdtEndPr>
         <w:rPr>
-          <w:rFonts w:eastAsiaTheme="minorHAnsi" w:cstheme="minorBidi"/>
+          <w:rFonts w:cstheme="minorBidi"/>
           <w:b/>
           <w:bCs/>
           <w:szCs w:val="22"/>
-          <w:lang w:eastAsia="en-US"/>
         </w:rPr>
       </w:sdtEndPr>
       <w:sdtContent>
         <w:p>
           <w:pPr>
-            <w:pStyle w:val="TtuloTDC"/>
+            <w:pStyle w:val="TOCHeading"/>
             <w:rPr>
               <w:rFonts w:ascii="Arial" w:hAnsi="Arial" w:cs="Arial"/>
               <w:sz w:val="24"/>
@@ -338,7 +341,7 @@
         </w:p>
         <w:p>
           <w:pPr>
-            <w:pStyle w:val="TDC1"/>
+            <w:pStyle w:val="TOC1"/>
             <w:tabs>
               <w:tab w:val="right" w:leader="dot" w:pos="9395"/>
             </w:tabs>
@@ -346,7 +349,7 @@
               <w:rFonts w:asciiTheme="minorHAnsi" w:eastAsiaTheme="minorEastAsia" w:hAnsiTheme="minorHAnsi"/>
               <w:noProof/>
               <w:sz w:val="22"/>
-              <w:lang w:eastAsia="es-MX"/>
+              <w:lang w:val="es-ES" w:eastAsia="es-ES"/>
             </w:rPr>
           </w:pPr>
           <w:r>
@@ -358,10 +361,10 @@
           <w:r>
             <w:fldChar w:fldCharType="separate"/>
           </w:r>
-          <w:hyperlink w:anchor="_Toc227402599" w:history="1">
-            <w:r>
-              <w:rPr>
-                <w:rStyle w:val="Hipervnculo"/>
+          <w:hyperlink w:anchor="_Toc227568259" w:history="1">
+            <w:r>
+              <w:rPr>
+                <w:rStyle w:val="Hyperlink"/>
                 <w:noProof/>
               </w:rPr>
               <w:t>Dedicatoria</w:t>
@@ -385,7 +388,7 @@
                 <w:noProof/>
                 <w:webHidden/>
               </w:rPr>
-              <w:instrText xml:space="preserve"> PAGEREF _Toc227402599 \h </w:instrText>
+              <w:instrText xml:space="preserve"> PAGEREF _Toc227568259 \h </w:instrText>
             </w:r>
             <w:r>
               <w:rPr>
@@ -418,7 +421,7 @@
         </w:p>
         <w:p>
           <w:pPr>
-            <w:pStyle w:val="TDC1"/>
+            <w:pStyle w:val="TOC1"/>
             <w:tabs>
               <w:tab w:val="right" w:leader="dot" w:pos="9395"/>
             </w:tabs>
@@ -426,13 +429,13 @@
               <w:rFonts w:asciiTheme="minorHAnsi" w:eastAsiaTheme="minorEastAsia" w:hAnsiTheme="minorHAnsi"/>
               <w:noProof/>
               <w:sz w:val="22"/>
-              <w:lang w:eastAsia="es-MX"/>
+              <w:lang w:val="es-ES" w:eastAsia="es-ES"/>
             </w:rPr>
           </w:pPr>
-          <w:hyperlink w:anchor="_Toc227402600" w:history="1">
-            <w:r>
-              <w:rPr>
-                <w:rStyle w:val="Hipervnculo"/>
+          <w:hyperlink w:anchor="_Toc227568260" w:history="1">
+            <w:r>
+              <w:rPr>
+                <w:rStyle w:val="Hyperlink"/>
                 <w:noProof/>
               </w:rPr>
               <w:t>Contenido de la investigación.</w:t>
@@ -456,7 +459,7 @@
                 <w:noProof/>
                 <w:webHidden/>
               </w:rPr>
-              <w:instrText xml:space="preserve"> PAGEREF _Toc227402600 \h </w:instrText>
+              <w:instrText xml:space="preserve"> PAGEREF _Toc227568260 \h </w:instrText>
             </w:r>
             <w:r>
               <w:rPr>
@@ -476,7 +479,7 @@
                 <w:noProof/>
                 <w:webHidden/>
               </w:rPr>
-              <w:t>5</w:t>
+              <w:t>4</w:t>
             </w:r>
             <w:r>
               <w:rPr>
@@ -489,7 +492,7 @@
         </w:p>
         <w:p>
           <w:pPr>
-            <w:pStyle w:val="TDC2"/>
+            <w:pStyle w:val="TOC2"/>
             <w:tabs>
               <w:tab w:val="left" w:pos="880"/>
               <w:tab w:val="right" w:leader="dot" w:pos="9395"/>
@@ -498,13 +501,13 @@
               <w:rFonts w:asciiTheme="minorHAnsi" w:eastAsiaTheme="minorEastAsia" w:hAnsiTheme="minorHAnsi"/>
               <w:noProof/>
               <w:sz w:val="22"/>
-              <w:lang w:eastAsia="es-MX"/>
+              <w:lang w:val="es-ES" w:eastAsia="es-ES"/>
             </w:rPr>
           </w:pPr>
-          <w:hyperlink w:anchor="_Toc227402601" w:history="1">
-            <w:r>
-              <w:rPr>
-                <w:rStyle w:val="Hipervnculo"/>
+          <w:hyperlink w:anchor="_Toc227568261" w:history="1">
+            <w:r>
+              <w:rPr>
+                <w:rStyle w:val="Hyperlink"/>
                 <w:noProof/>
               </w:rPr>
               <w:t>1.</w:t>
@@ -514,13 +517,13 @@
                 <w:rFonts w:asciiTheme="minorHAnsi" w:eastAsiaTheme="minorEastAsia" w:hAnsiTheme="minorHAnsi"/>
                 <w:noProof/>
                 <w:sz w:val="22"/>
-                <w:lang w:eastAsia="es-MX"/>
+                <w:lang w:val="es-ES" w:eastAsia="es-ES"/>
               </w:rPr>
               <w:tab/>
             </w:r>
             <w:r>
               <w:rPr>
-                <w:rStyle w:val="Hipervnculo"/>
+                <w:rStyle w:val="Hyperlink"/>
                 <w:noProof/>
               </w:rPr>
               <w:t>Capítulo 1: Análisis del problema.</w:t>
@@ -544,7 +547,7 @@
                 <w:noProof/>
                 <w:webHidden/>
               </w:rPr>
-              <w:instrText xml:space="preserve"> PAGEREF _Toc227402601 \h </w:instrText>
+              <w:instrText xml:space="preserve"> PAGEREF _Toc227568261 \h </w:instrText>
             </w:r>
             <w:r>
               <w:rPr>
@@ -564,7 +567,7 @@
                 <w:noProof/>
                 <w:webHidden/>
               </w:rPr>
-              <w:t>5</w:t>
+              <w:t>4</w:t>
             </w:r>
             <w:r>
               <w:rPr>
@@ -577,7 +580,7 @@
         </w:p>
         <w:p>
           <w:pPr>
-            <w:pStyle w:val="TDC2"/>
+            <w:pStyle w:val="TOC2"/>
             <w:tabs>
               <w:tab w:val="left" w:pos="880"/>
               <w:tab w:val="right" w:leader="dot" w:pos="9395"/>
@@ -586,13 +589,13 @@
               <w:rFonts w:asciiTheme="minorHAnsi" w:eastAsiaTheme="minorEastAsia" w:hAnsiTheme="minorHAnsi"/>
               <w:noProof/>
               <w:sz w:val="22"/>
-              <w:lang w:eastAsia="es-MX"/>
+              <w:lang w:val="es-ES" w:eastAsia="es-ES"/>
             </w:rPr>
           </w:pPr>
-          <w:hyperlink w:anchor="_Toc227402602" w:history="1">
-            <w:r>
-              <w:rPr>
-                <w:rStyle w:val="Hipervnculo"/>
+          <w:hyperlink w:anchor="_Toc227568262" w:history="1">
+            <w:r>
+              <w:rPr>
+                <w:rStyle w:val="Hyperlink"/>
                 <w:noProof/>
               </w:rPr>
               <w:t>1.1.</w:t>
@@ -602,13 +605,13 @@
                 <w:rFonts w:asciiTheme="minorHAnsi" w:eastAsiaTheme="minorEastAsia" w:hAnsiTheme="minorHAnsi"/>
                 <w:noProof/>
                 <w:sz w:val="22"/>
-                <w:lang w:eastAsia="es-MX"/>
+                <w:lang w:val="es-ES" w:eastAsia="es-ES"/>
               </w:rPr>
               <w:tab/>
             </w:r>
             <w:r>
               <w:rPr>
-                <w:rStyle w:val="Hipervnculo"/>
+                <w:rStyle w:val="Hyperlink"/>
                 <w:noProof/>
               </w:rPr>
               <w:t>Descripción del problema.</w:t>
@@ -632,7 +635,7 @@
                 <w:noProof/>
                 <w:webHidden/>
               </w:rPr>
-              <w:instrText xml:space="preserve"> PAGEREF _Toc227402602 \h </w:instrText>
+              <w:instrText xml:space="preserve"> PAGEREF _Toc227568262 \h </w:instrText>
             </w:r>
             <w:r>
               <w:rPr>
@@ -652,7 +655,7 @@
                 <w:noProof/>
                 <w:webHidden/>
               </w:rPr>
-              <w:t>5</w:t>
+              <w:t>4</w:t>
             </w:r>
             <w:r>
               <w:rPr>
@@ -665,7 +668,7 @@
         </w:p>
         <w:p>
           <w:pPr>
-            <w:pStyle w:val="TDC2"/>
+            <w:pStyle w:val="TOC2"/>
             <w:tabs>
               <w:tab w:val="left" w:pos="880"/>
               <w:tab w:val="right" w:leader="dot" w:pos="9395"/>
@@ -674,13 +677,13 @@
               <w:rFonts w:asciiTheme="minorHAnsi" w:eastAsiaTheme="minorEastAsia" w:hAnsiTheme="minorHAnsi"/>
               <w:noProof/>
               <w:sz w:val="22"/>
-              <w:lang w:eastAsia="es-MX"/>
+              <w:lang w:val="es-ES" w:eastAsia="es-ES"/>
             </w:rPr>
           </w:pPr>
-          <w:hyperlink w:anchor="_Toc227402603" w:history="1">
-            <w:r>
-              <w:rPr>
-                <w:rStyle w:val="Hipervnculo"/>
+          <w:hyperlink w:anchor="_Toc227568263" w:history="1">
+            <w:r>
+              <w:rPr>
+                <w:rStyle w:val="Hyperlink"/>
                 <w:noProof/>
                 <w:lang w:val="es-419"/>
               </w:rPr>
@@ -691,20 +694,20 @@
                 <w:rFonts w:asciiTheme="minorHAnsi" w:eastAsiaTheme="minorEastAsia" w:hAnsiTheme="minorHAnsi"/>
                 <w:noProof/>
                 <w:sz w:val="22"/>
-                <w:lang w:eastAsia="es-MX"/>
+                <w:lang w:val="es-ES" w:eastAsia="es-ES"/>
               </w:rPr>
               <w:tab/>
             </w:r>
             <w:r>
               <w:rPr>
-                <w:rStyle w:val="Hipervnculo"/>
+                <w:rStyle w:val="Hyperlink"/>
                 <w:noProof/>
               </w:rPr>
               <w:t>Problemas específicos y sus soluciones</w:t>
             </w:r>
             <w:r>
               <w:rPr>
-                <w:rStyle w:val="Hipervnculo"/>
+                <w:rStyle w:val="Hyperlink"/>
                 <w:noProof/>
                 <w:lang w:val="es-419"/>
               </w:rPr>
@@ -729,7 +732,7 @@
                 <w:noProof/>
                 <w:webHidden/>
               </w:rPr>
-              <w:instrText xml:space="preserve"> PAGEREF _Toc227402603 \h </w:instrText>
+              <w:instrText xml:space="preserve"> PAGEREF _Toc227568263 \h </w:instrText>
             </w:r>
             <w:r>
               <w:rPr>
@@ -749,7 +752,7 @@
                 <w:noProof/>
                 <w:webHidden/>
               </w:rPr>
-              <w:t>8</w:t>
+              <w:t>7</w:t>
             </w:r>
             <w:r>
               <w:rPr>
@@ -762,7 +765,7 @@
         </w:p>
         <w:p>
           <w:pPr>
-            <w:pStyle w:val="TDC3"/>
+            <w:pStyle w:val="TOC3"/>
             <w:tabs>
               <w:tab w:val="left" w:pos="1320"/>
               <w:tab w:val="right" w:leader="dot" w:pos="9395"/>
@@ -771,13 +774,13 @@
               <w:rFonts w:asciiTheme="minorHAnsi" w:eastAsiaTheme="minorEastAsia" w:hAnsiTheme="minorHAnsi"/>
               <w:noProof/>
               <w:sz w:val="22"/>
-              <w:lang w:eastAsia="es-MX"/>
+              <w:lang w:val="es-ES" w:eastAsia="es-ES"/>
             </w:rPr>
           </w:pPr>
-          <w:hyperlink w:anchor="_Toc227402604" w:history="1">
-            <w:r>
-              <w:rPr>
-                <w:rStyle w:val="Hipervnculo"/>
+          <w:hyperlink w:anchor="_Toc227568264" w:history="1">
+            <w:r>
+              <w:rPr>
+                <w:rStyle w:val="Hyperlink"/>
                 <w:noProof/>
                 <w:lang w:val="es-419"/>
               </w:rPr>
@@ -788,13 +791,13 @@
                 <w:rFonts w:asciiTheme="minorHAnsi" w:eastAsiaTheme="minorEastAsia" w:hAnsiTheme="minorHAnsi"/>
                 <w:noProof/>
                 <w:sz w:val="22"/>
-                <w:lang w:eastAsia="es-MX"/>
+                <w:lang w:val="es-ES" w:eastAsia="es-ES"/>
               </w:rPr>
               <w:tab/>
             </w:r>
             <w:r>
               <w:rPr>
-                <w:rStyle w:val="Hipervnculo"/>
+                <w:rStyle w:val="Hyperlink"/>
                 <w:noProof/>
                 <w:lang w:val="es-419"/>
               </w:rPr>
@@ -819,7 +822,7 @@
                 <w:noProof/>
                 <w:webHidden/>
               </w:rPr>
-              <w:instrText xml:space="preserve"> PAGEREF _Toc227402604 \h </w:instrText>
+              <w:instrText xml:space="preserve"> PAGEREF _Toc227568264 \h </w:instrText>
             </w:r>
             <w:r>
               <w:rPr>
@@ -839,7 +842,7 @@
                 <w:noProof/>
                 <w:webHidden/>
               </w:rPr>
-              <w:t>8</w:t>
+              <w:t>7</w:t>
             </w:r>
             <w:r>
               <w:rPr>
@@ -852,7 +855,7 @@
         </w:p>
         <w:p>
           <w:pPr>
-            <w:pStyle w:val="TDC3"/>
+            <w:pStyle w:val="TOC3"/>
             <w:tabs>
               <w:tab w:val="left" w:pos="1320"/>
               <w:tab w:val="right" w:leader="dot" w:pos="9395"/>
@@ -861,13 +864,13 @@
               <w:rFonts w:asciiTheme="minorHAnsi" w:eastAsiaTheme="minorEastAsia" w:hAnsiTheme="minorHAnsi"/>
               <w:noProof/>
               <w:sz w:val="22"/>
-              <w:lang w:eastAsia="es-MX"/>
+              <w:lang w:val="es-ES" w:eastAsia="es-ES"/>
             </w:rPr>
           </w:pPr>
-          <w:hyperlink w:anchor="_Toc227402605" w:history="1">
-            <w:r>
-              <w:rPr>
-                <w:rStyle w:val="Hipervnculo"/>
+          <w:hyperlink w:anchor="_Toc227568265" w:history="1">
+            <w:r>
+              <w:rPr>
+                <w:rStyle w:val="Hyperlink"/>
                 <w:noProof/>
                 <w:lang w:val="es-419"/>
               </w:rPr>
@@ -878,13 +881,13 @@
                 <w:rFonts w:asciiTheme="minorHAnsi" w:eastAsiaTheme="minorEastAsia" w:hAnsiTheme="minorHAnsi"/>
                 <w:noProof/>
                 <w:sz w:val="22"/>
-                <w:lang w:eastAsia="es-MX"/>
+                <w:lang w:val="es-ES" w:eastAsia="es-ES"/>
               </w:rPr>
               <w:tab/>
             </w:r>
             <w:r>
               <w:rPr>
-                <w:rStyle w:val="Hipervnculo"/>
+                <w:rStyle w:val="Hyperlink"/>
                 <w:noProof/>
                 <w:lang w:val="es-419"/>
               </w:rPr>
@@ -909,7 +912,7 @@
                 <w:noProof/>
                 <w:webHidden/>
               </w:rPr>
-              <w:instrText xml:space="preserve"> PAGEREF _Toc227402605 \h </w:instrText>
+              <w:instrText xml:space="preserve"> PAGEREF _Toc227568265 \h </w:instrText>
             </w:r>
             <w:r>
               <w:rPr>
@@ -929,7 +932,7 @@
                 <w:noProof/>
                 <w:webHidden/>
               </w:rPr>
-              <w:t>8</w:t>
+              <w:t>7</w:t>
             </w:r>
             <w:r>
               <w:rPr>
@@ -942,7 +945,7 @@
         </w:p>
         <w:p>
           <w:pPr>
-            <w:pStyle w:val="TDC3"/>
+            <w:pStyle w:val="TOC3"/>
             <w:tabs>
               <w:tab w:val="left" w:pos="1320"/>
               <w:tab w:val="right" w:leader="dot" w:pos="9395"/>
@@ -951,13 +954,13 @@
               <w:rFonts w:asciiTheme="minorHAnsi" w:eastAsiaTheme="minorEastAsia" w:hAnsiTheme="minorHAnsi"/>
               <w:noProof/>
               <w:sz w:val="22"/>
-              <w:lang w:eastAsia="es-MX"/>
+              <w:lang w:val="es-ES" w:eastAsia="es-ES"/>
             </w:rPr>
           </w:pPr>
-          <w:hyperlink w:anchor="_Toc227402606" w:history="1">
-            <w:r>
-              <w:rPr>
-                <w:rStyle w:val="Hipervnculo"/>
+          <w:hyperlink w:anchor="_Toc227568266" w:history="1">
+            <w:r>
+              <w:rPr>
+                <w:rStyle w:val="Hyperlink"/>
                 <w:noProof/>
                 <w:lang w:val="es-419"/>
               </w:rPr>
@@ -968,13 +971,13 @@
                 <w:rFonts w:asciiTheme="minorHAnsi" w:eastAsiaTheme="minorEastAsia" w:hAnsiTheme="minorHAnsi"/>
                 <w:noProof/>
                 <w:sz w:val="22"/>
-                <w:lang w:eastAsia="es-MX"/>
+                <w:lang w:val="es-ES" w:eastAsia="es-ES"/>
               </w:rPr>
               <w:tab/>
             </w:r>
             <w:r>
               <w:rPr>
-                <w:rStyle w:val="Hipervnculo"/>
+                <w:rStyle w:val="Hyperlink"/>
                 <w:noProof/>
                 <w:lang w:val="es-419"/>
               </w:rPr>
@@ -982,7 +985,7 @@
             </w:r>
             <w:r>
               <w:rPr>
-                <w:rStyle w:val="Hipervnculo"/>
+                <w:rStyle w:val="Hyperlink"/>
                 <w:noProof/>
                 <w:highlight w:val="cyan"/>
                 <w:lang w:val="es-419"/>
@@ -991,7 +994,7 @@
             </w:r>
             <w:r>
               <w:rPr>
-                <w:rStyle w:val="Hipervnculo"/>
+                <w:rStyle w:val="Hyperlink"/>
                 <w:noProof/>
                 <w:lang w:val="es-419"/>
               </w:rPr>
@@ -1016,7 +1019,7 @@
                 <w:noProof/>
                 <w:webHidden/>
               </w:rPr>
-              <w:instrText xml:space="preserve"> PAGEREF _Toc227402606 \h </w:instrText>
+              <w:instrText xml:space="preserve"> PAGEREF _Toc227568266 \h </w:instrText>
             </w:r>
             <w:r>
               <w:rPr>
@@ -1036,7 +1039,7 @@
                 <w:noProof/>
                 <w:webHidden/>
               </w:rPr>
-              <w:t>8</w:t>
+              <w:t>7</w:t>
             </w:r>
             <w:r>
               <w:rPr>
@@ -1049,7 +1052,7 @@
         </w:p>
         <w:p>
           <w:pPr>
-            <w:pStyle w:val="TDC2"/>
+            <w:pStyle w:val="TOC2"/>
             <w:tabs>
               <w:tab w:val="left" w:pos="880"/>
               <w:tab w:val="right" w:leader="dot" w:pos="9395"/>
@@ -1058,13 +1061,13 @@
               <w:rFonts w:asciiTheme="minorHAnsi" w:eastAsiaTheme="minorEastAsia" w:hAnsiTheme="minorHAnsi"/>
               <w:noProof/>
               <w:sz w:val="22"/>
-              <w:lang w:eastAsia="es-MX"/>
+              <w:lang w:val="es-ES" w:eastAsia="es-ES"/>
             </w:rPr>
           </w:pPr>
-          <w:hyperlink w:anchor="_Toc227402607" w:history="1">
-            <w:r>
-              <w:rPr>
-                <w:rStyle w:val="Hipervnculo"/>
+          <w:hyperlink w:anchor="_Toc227568267" w:history="1">
+            <w:r>
+              <w:rPr>
+                <w:rStyle w:val="Hyperlink"/>
                 <w:noProof/>
                 <w:lang w:val="es-419"/>
               </w:rPr>
@@ -1075,13 +1078,13 @@
                 <w:rFonts w:asciiTheme="minorHAnsi" w:eastAsiaTheme="minorEastAsia" w:hAnsiTheme="minorHAnsi"/>
                 <w:noProof/>
                 <w:sz w:val="22"/>
-                <w:lang w:eastAsia="es-MX"/>
+                <w:lang w:val="es-ES" w:eastAsia="es-ES"/>
               </w:rPr>
               <w:tab/>
             </w:r>
             <w:r>
               <w:rPr>
-                <w:rStyle w:val="Hipervnculo"/>
+                <w:rStyle w:val="Hyperlink"/>
                 <w:noProof/>
                 <w:lang w:val="es-419"/>
               </w:rPr>
@@ -1106,7 +1109,7 @@
                 <w:noProof/>
                 <w:webHidden/>
               </w:rPr>
-              <w:instrText xml:space="preserve"> PAGEREF _Toc227402607 \h </w:instrText>
+              <w:instrText xml:space="preserve"> PAGEREF _Toc227568267 \h </w:instrText>
             </w:r>
             <w:r>
               <w:rPr>
@@ -1126,7 +1129,7 @@
                 <w:noProof/>
                 <w:webHidden/>
               </w:rPr>
-              <w:t>9</w:t>
+              <w:t>8</w:t>
             </w:r>
             <w:r>
               <w:rPr>
@@ -1139,7 +1142,7 @@
         </w:p>
         <w:p>
           <w:pPr>
-            <w:pStyle w:val="TDC3"/>
+            <w:pStyle w:val="TOC3"/>
             <w:tabs>
               <w:tab w:val="left" w:pos="1320"/>
               <w:tab w:val="right" w:leader="dot" w:pos="9395"/>
@@ -1148,13 +1151,13 @@
               <w:rFonts w:asciiTheme="minorHAnsi" w:eastAsiaTheme="minorEastAsia" w:hAnsiTheme="minorHAnsi"/>
               <w:noProof/>
               <w:sz w:val="22"/>
-              <w:lang w:eastAsia="es-MX"/>
+              <w:lang w:val="es-ES" w:eastAsia="es-ES"/>
             </w:rPr>
           </w:pPr>
-          <w:hyperlink w:anchor="_Toc227402608" w:history="1">
-            <w:r>
-              <w:rPr>
-                <w:rStyle w:val="Hipervnculo"/>
+          <w:hyperlink w:anchor="_Toc227568268" w:history="1">
+            <w:r>
+              <w:rPr>
+                <w:rStyle w:val="Hyperlink"/>
                 <w:noProof/>
                 <w:lang w:val="es-419"/>
               </w:rPr>
@@ -1165,13 +1168,13 @@
                 <w:rFonts w:asciiTheme="minorHAnsi" w:eastAsiaTheme="minorEastAsia" w:hAnsiTheme="minorHAnsi"/>
                 <w:noProof/>
                 <w:sz w:val="22"/>
-                <w:lang w:eastAsia="es-MX"/>
+                <w:lang w:val="es-ES" w:eastAsia="es-ES"/>
               </w:rPr>
               <w:tab/>
             </w:r>
             <w:r>
               <w:rPr>
-                <w:rStyle w:val="Hipervnculo"/>
+                <w:rStyle w:val="Hyperlink"/>
                 <w:noProof/>
                 <w:lang w:val="es-419"/>
               </w:rPr>
@@ -1196,7 +1199,7 @@
                 <w:noProof/>
                 <w:webHidden/>
               </w:rPr>
-              <w:instrText xml:space="preserve"> PAGEREF _Toc227402608 \h </w:instrText>
+              <w:instrText xml:space="preserve"> PAGEREF _Toc227568268 \h </w:instrText>
             </w:r>
             <w:r>
               <w:rPr>
@@ -1216,7 +1219,7 @@
                 <w:noProof/>
                 <w:webHidden/>
               </w:rPr>
-              <w:t>9</w:t>
+              <w:t>8</w:t>
             </w:r>
             <w:r>
               <w:rPr>
@@ -1229,7 +1232,7 @@
         </w:p>
         <w:p>
           <w:pPr>
-            <w:pStyle w:val="TDC3"/>
+            <w:pStyle w:val="TOC3"/>
             <w:tabs>
               <w:tab w:val="left" w:pos="1320"/>
               <w:tab w:val="right" w:leader="dot" w:pos="9395"/>
@@ -1238,13 +1241,13 @@
               <w:rFonts w:asciiTheme="minorHAnsi" w:eastAsiaTheme="minorEastAsia" w:hAnsiTheme="minorHAnsi"/>
               <w:noProof/>
               <w:sz w:val="22"/>
-              <w:lang w:eastAsia="es-MX"/>
+              <w:lang w:val="es-ES" w:eastAsia="es-ES"/>
             </w:rPr>
           </w:pPr>
-          <w:hyperlink w:anchor="_Toc227402609" w:history="1">
-            <w:r>
-              <w:rPr>
-                <w:rStyle w:val="Hipervnculo"/>
+          <w:hyperlink w:anchor="_Toc227568269" w:history="1">
+            <w:r>
+              <w:rPr>
+                <w:rStyle w:val="Hyperlink"/>
                 <w:noProof/>
                 <w:lang w:val="es-419"/>
               </w:rPr>
@@ -1255,13 +1258,13 @@
                 <w:rFonts w:asciiTheme="minorHAnsi" w:eastAsiaTheme="minorEastAsia" w:hAnsiTheme="minorHAnsi"/>
                 <w:noProof/>
                 <w:sz w:val="22"/>
-                <w:lang w:eastAsia="es-MX"/>
+                <w:lang w:val="es-ES" w:eastAsia="es-ES"/>
               </w:rPr>
               <w:tab/>
             </w:r>
             <w:r>
               <w:rPr>
-                <w:rStyle w:val="Hipervnculo"/>
+                <w:rStyle w:val="Hyperlink"/>
                 <w:noProof/>
                 <w:lang w:val="es-419"/>
               </w:rPr>
@@ -1286,7 +1289,7 @@
                 <w:noProof/>
                 <w:webHidden/>
               </w:rPr>
-              <w:instrText xml:space="preserve"> PAGEREF _Toc227402609 \h </w:instrText>
+              <w:instrText xml:space="preserve"> PAGEREF _Toc227568269 \h </w:instrText>
             </w:r>
             <w:r>
               <w:rPr>
@@ -1306,7 +1309,7 @@
                 <w:noProof/>
                 <w:webHidden/>
               </w:rPr>
-              <w:t>9</w:t>
+              <w:t>8</w:t>
             </w:r>
             <w:r>
               <w:rPr>
@@ -1319,7 +1322,7 @@
         </w:p>
         <w:p>
           <w:pPr>
-            <w:pStyle w:val="TDC3"/>
+            <w:pStyle w:val="TOC3"/>
             <w:tabs>
               <w:tab w:val="left" w:pos="1320"/>
               <w:tab w:val="right" w:leader="dot" w:pos="9395"/>
@@ -1328,13 +1331,13 @@
               <w:rFonts w:asciiTheme="minorHAnsi" w:eastAsiaTheme="minorEastAsia" w:hAnsiTheme="minorHAnsi"/>
               <w:noProof/>
               <w:sz w:val="22"/>
-              <w:lang w:eastAsia="es-MX"/>
+              <w:lang w:val="es-ES" w:eastAsia="es-ES"/>
             </w:rPr>
           </w:pPr>
-          <w:hyperlink w:anchor="_Toc227402610" w:history="1">
-            <w:r>
-              <w:rPr>
-                <w:rStyle w:val="Hipervnculo"/>
+          <w:hyperlink w:anchor="_Toc227568270" w:history="1">
+            <w:r>
+              <w:rPr>
+                <w:rStyle w:val="Hyperlink"/>
                 <w:noProof/>
                 <w:lang w:val="es-419"/>
               </w:rPr>
@@ -1345,13 +1348,13 @@
                 <w:rFonts w:asciiTheme="minorHAnsi" w:eastAsiaTheme="minorEastAsia" w:hAnsiTheme="minorHAnsi"/>
                 <w:noProof/>
                 <w:sz w:val="22"/>
-                <w:lang w:eastAsia="es-MX"/>
+                <w:lang w:val="es-ES" w:eastAsia="es-ES"/>
               </w:rPr>
               <w:tab/>
             </w:r>
             <w:r>
               <w:rPr>
-                <w:rStyle w:val="Hipervnculo"/>
+                <w:rStyle w:val="Hyperlink"/>
                 <w:noProof/>
                 <w:lang w:val="es-419"/>
               </w:rPr>
@@ -1376,7 +1379,7 @@
                 <w:noProof/>
                 <w:webHidden/>
               </w:rPr>
-              <w:instrText xml:space="preserve"> PAGEREF _Toc227402610 \h </w:instrText>
+              <w:instrText xml:space="preserve"> PAGEREF _Toc227568270 \h </w:instrText>
             </w:r>
             <w:r>
               <w:rPr>
@@ -1396,7 +1399,7 @@
                 <w:noProof/>
                 <w:webHidden/>
               </w:rPr>
-              <w:t>9</w:t>
+              <w:t>8</w:t>
             </w:r>
             <w:r>
               <w:rPr>
@@ -1409,7 +1412,7 @@
         </w:p>
         <w:p>
           <w:pPr>
-            <w:pStyle w:val="TDC2"/>
+            <w:pStyle w:val="TOC2"/>
             <w:tabs>
               <w:tab w:val="left" w:pos="880"/>
               <w:tab w:val="right" w:leader="dot" w:pos="9395"/>
@@ -1418,13 +1421,13 @@
               <w:rFonts w:asciiTheme="minorHAnsi" w:eastAsiaTheme="minorEastAsia" w:hAnsiTheme="minorHAnsi"/>
               <w:noProof/>
               <w:sz w:val="22"/>
-              <w:lang w:eastAsia="es-MX"/>
+              <w:lang w:val="es-ES" w:eastAsia="es-ES"/>
             </w:rPr>
           </w:pPr>
-          <w:hyperlink w:anchor="_Toc227402611" w:history="1">
-            <w:r>
-              <w:rPr>
-                <w:rStyle w:val="Hipervnculo"/>
+          <w:hyperlink w:anchor="_Toc227568271" w:history="1">
+            <w:r>
+              <w:rPr>
+                <w:rStyle w:val="Hyperlink"/>
                 <w:noProof/>
               </w:rPr>
               <w:t>2.</w:t>
@@ -1434,13 +1437,13 @@
                 <w:rFonts w:asciiTheme="minorHAnsi" w:eastAsiaTheme="minorEastAsia" w:hAnsiTheme="minorHAnsi"/>
                 <w:noProof/>
                 <w:sz w:val="22"/>
-                <w:lang w:eastAsia="es-MX"/>
+                <w:lang w:val="es-ES" w:eastAsia="es-ES"/>
               </w:rPr>
               <w:tab/>
             </w:r>
             <w:r>
               <w:rPr>
-                <w:rStyle w:val="Hipervnculo"/>
+                <w:rStyle w:val="Hyperlink"/>
                 <w:noProof/>
               </w:rPr>
               <w:t>Capitulo 2: Diseño del sistema.</w:t>
@@ -1464,7 +1467,7 @@
                 <w:noProof/>
                 <w:webHidden/>
               </w:rPr>
-              <w:instrText xml:space="preserve"> PAGEREF _Toc227402611 \h </w:instrText>
+              <w:instrText xml:space="preserve"> PAGEREF _Toc227568271 \h </w:instrText>
             </w:r>
             <w:r>
               <w:rPr>
@@ -1484,7 +1487,7 @@
                 <w:noProof/>
                 <w:webHidden/>
               </w:rPr>
-              <w:t>10</w:t>
+              <w:t>9</w:t>
             </w:r>
             <w:r>
               <w:rPr>
@@ -1497,7 +1500,7 @@
         </w:p>
         <w:p>
           <w:pPr>
-            <w:pStyle w:val="TDC2"/>
+            <w:pStyle w:val="TOC2"/>
             <w:tabs>
               <w:tab w:val="left" w:pos="880"/>
               <w:tab w:val="right" w:leader="dot" w:pos="9395"/>
@@ -1506,13 +1509,13 @@
               <w:rFonts w:asciiTheme="minorHAnsi" w:eastAsiaTheme="minorEastAsia" w:hAnsiTheme="minorHAnsi"/>
               <w:noProof/>
               <w:sz w:val="22"/>
-              <w:lang w:eastAsia="es-MX"/>
+              <w:lang w:val="es-ES" w:eastAsia="es-ES"/>
             </w:rPr>
           </w:pPr>
-          <w:hyperlink w:anchor="_Toc227402612" w:history="1">
-            <w:r>
-              <w:rPr>
-                <w:rStyle w:val="Hipervnculo"/>
+          <w:hyperlink w:anchor="_Toc227568272" w:history="1">
+            <w:r>
+              <w:rPr>
+                <w:rStyle w:val="Hyperlink"/>
                 <w:noProof/>
               </w:rPr>
               <w:t>2.1.</w:t>
@@ -1522,13 +1525,13 @@
                 <w:rFonts w:asciiTheme="minorHAnsi" w:eastAsiaTheme="minorEastAsia" w:hAnsiTheme="minorHAnsi"/>
                 <w:noProof/>
                 <w:sz w:val="22"/>
-                <w:lang w:eastAsia="es-MX"/>
+                <w:lang w:val="es-ES" w:eastAsia="es-ES"/>
               </w:rPr>
               <w:tab/>
             </w:r>
             <w:r>
               <w:rPr>
-                <w:rStyle w:val="Hipervnculo"/>
+                <w:rStyle w:val="Hyperlink"/>
                 <w:noProof/>
               </w:rPr>
               <w:t>Requerimientos  funcionales</w:t>
@@ -1552,7 +1555,7 @@
                 <w:noProof/>
                 <w:webHidden/>
               </w:rPr>
-              <w:instrText xml:space="preserve"> PAGEREF _Toc227402612 \h </w:instrText>
+              <w:instrText xml:space="preserve"> PAGEREF _Toc227568272 \h </w:instrText>
             </w:r>
             <w:r>
               <w:rPr>
@@ -1572,7 +1575,7 @@
                 <w:noProof/>
                 <w:webHidden/>
               </w:rPr>
-              <w:t>10</w:t>
+              <w:t>9</w:t>
             </w:r>
             <w:r>
               <w:rPr>
@@ -1585,7 +1588,7 @@
         </w:p>
         <w:p>
           <w:pPr>
-            <w:pStyle w:val="TDC2"/>
+            <w:pStyle w:val="TOC2"/>
             <w:tabs>
               <w:tab w:val="left" w:pos="880"/>
               <w:tab w:val="right" w:leader="dot" w:pos="9395"/>
@@ -1594,13 +1597,13 @@
               <w:rFonts w:asciiTheme="minorHAnsi" w:eastAsiaTheme="minorEastAsia" w:hAnsiTheme="minorHAnsi"/>
               <w:noProof/>
               <w:sz w:val="22"/>
-              <w:lang w:eastAsia="es-MX"/>
+              <w:lang w:val="es-ES" w:eastAsia="es-ES"/>
             </w:rPr>
           </w:pPr>
-          <w:hyperlink w:anchor="_Toc227402613" w:history="1">
-            <w:r>
-              <w:rPr>
-                <w:rStyle w:val="Hipervnculo"/>
+          <w:hyperlink w:anchor="_Toc227568273" w:history="1">
+            <w:r>
+              <w:rPr>
+                <w:rStyle w:val="Hyperlink"/>
                 <w:noProof/>
               </w:rPr>
               <w:t>2.2.</w:t>
@@ -1610,13 +1613,13 @@
                 <w:rFonts w:asciiTheme="minorHAnsi" w:eastAsiaTheme="minorEastAsia" w:hAnsiTheme="minorHAnsi"/>
                 <w:noProof/>
                 <w:sz w:val="22"/>
-                <w:lang w:eastAsia="es-MX"/>
+                <w:lang w:val="es-ES" w:eastAsia="es-ES"/>
               </w:rPr>
               <w:tab/>
             </w:r>
             <w:r>
               <w:rPr>
-                <w:rStyle w:val="Hipervnculo"/>
+                <w:rStyle w:val="Hyperlink"/>
                 <w:noProof/>
               </w:rPr>
               <w:t>Requerimientos de calidad</w:t>
@@ -1640,7 +1643,7 @@
                 <w:noProof/>
                 <w:webHidden/>
               </w:rPr>
-              <w:instrText xml:space="preserve"> PAGEREF _Toc227402613 \h </w:instrText>
+              <w:instrText xml:space="preserve"> PAGEREF _Toc227568273 \h </w:instrText>
             </w:r>
             <w:r>
               <w:rPr>
@@ -1660,7 +1663,7 @@
                 <w:noProof/>
                 <w:webHidden/>
               </w:rPr>
-              <w:t>10</w:t>
+              <w:t>9</w:t>
             </w:r>
             <w:r>
               <w:rPr>
@@ -1673,7 +1676,7 @@
         </w:p>
         <w:p>
           <w:pPr>
-            <w:pStyle w:val="TDC2"/>
+            <w:pStyle w:val="TOC2"/>
             <w:tabs>
               <w:tab w:val="left" w:pos="880"/>
               <w:tab w:val="right" w:leader="dot" w:pos="9395"/>
@@ -1682,13 +1685,13 @@
               <w:rFonts w:asciiTheme="minorHAnsi" w:eastAsiaTheme="minorEastAsia" w:hAnsiTheme="minorHAnsi"/>
               <w:noProof/>
               <w:sz w:val="22"/>
-              <w:lang w:eastAsia="es-MX"/>
+              <w:lang w:val="es-ES" w:eastAsia="es-ES"/>
             </w:rPr>
           </w:pPr>
-          <w:hyperlink w:anchor="_Toc227402614" w:history="1">
-            <w:r>
-              <w:rPr>
-                <w:rStyle w:val="Hipervnculo"/>
+          <w:hyperlink w:anchor="_Toc227568274" w:history="1">
+            <w:r>
+              <w:rPr>
+                <w:rStyle w:val="Hyperlink"/>
                 <w:noProof/>
               </w:rPr>
               <w:t>2.3.</w:t>
@@ -1698,13 +1701,13 @@
                 <w:rFonts w:asciiTheme="minorHAnsi" w:eastAsiaTheme="minorEastAsia" w:hAnsiTheme="minorHAnsi"/>
                 <w:noProof/>
                 <w:sz w:val="22"/>
-                <w:lang w:eastAsia="es-MX"/>
+                <w:lang w:val="es-ES" w:eastAsia="es-ES"/>
               </w:rPr>
               <w:tab/>
             </w:r>
             <w:r>
               <w:rPr>
-                <w:rStyle w:val="Hipervnculo"/>
+                <w:rStyle w:val="Hyperlink"/>
                 <w:noProof/>
               </w:rPr>
               <w:t>Estructura de datos</w:t>
@@ -1728,7 +1731,7 @@
                 <w:noProof/>
                 <w:webHidden/>
               </w:rPr>
-              <w:instrText xml:space="preserve"> PAGEREF _Toc227402614 \h </w:instrText>
+              <w:instrText xml:space="preserve"> PAGEREF _Toc227568274 \h </w:instrText>
             </w:r>
             <w:r>
               <w:rPr>
@@ -1748,7 +1751,166 @@
                 <w:noProof/>
                 <w:webHidden/>
               </w:rPr>
-              <w:t>11</w:t>
+              <w:t>10</w:t>
+            </w:r>
+            <w:r>
+              <w:rPr>
+                <w:noProof/>
+                <w:webHidden/>
+              </w:rPr>
+              <w:fldChar w:fldCharType="end"/>
+            </w:r>
+          </w:hyperlink>
+        </w:p>
+        <w:p>
+          <w:pPr>
+            <w:pStyle w:val="TOC3"/>
+            <w:tabs>
+              <w:tab w:val="left" w:pos="1320"/>
+              <w:tab w:val="right" w:leader="dot" w:pos="9395"/>
+            </w:tabs>
+            <w:rPr>
+              <w:rFonts w:asciiTheme="minorHAnsi" w:eastAsiaTheme="minorEastAsia" w:hAnsiTheme="minorHAnsi"/>
+              <w:noProof/>
+              <w:sz w:val="22"/>
+              <w:lang w:val="es-ES" w:eastAsia="es-ES"/>
+            </w:rPr>
+          </w:pPr>
+          <w:hyperlink w:anchor="_Toc227568275" w:history="1">
+            <w:r>
+              <w:rPr>
+                <w:rStyle w:val="Hyperlink"/>
+                <w:noProof/>
+              </w:rPr>
+              <w:t>2.3.1.</w:t>
+            </w:r>
+            <w:r>
+              <w:rPr>
+                <w:rFonts w:asciiTheme="minorHAnsi" w:eastAsiaTheme="minorEastAsia" w:hAnsiTheme="minorHAnsi"/>
+                <w:noProof/>
+                <w:sz w:val="22"/>
+                <w:lang w:val="es-ES" w:eastAsia="es-ES"/>
+              </w:rPr>
+              <w:tab/>
+            </w:r>
+            <w:r>
+              <w:rPr>
+                <w:rStyle w:val="Hyperlink"/>
+                <w:noProof/>
+              </w:rPr>
+              <w:t>Tabla usuarios:</w:t>
+            </w:r>
+            <w:r>
+              <w:rPr>
+                <w:noProof/>
+                <w:webHidden/>
+              </w:rPr>
+              <w:tab/>
+            </w:r>
+            <w:r>
+              <w:rPr>
+                <w:noProof/>
+                <w:webHidden/>
+              </w:rPr>
+              <w:fldChar w:fldCharType="begin"/>
+            </w:r>
+            <w:r>
+              <w:rPr>
+                <w:noProof/>
+                <w:webHidden/>
+              </w:rPr>
+              <w:instrText xml:space="preserve"> PAGEREF _Toc227568275 \h </w:instrText>
+            </w:r>
+            <w:r>
+              <w:rPr>
+                <w:noProof/>
+                <w:webHidden/>
+              </w:rPr>
+            </w:r>
+            <w:r>
+              <w:rPr>
+                <w:noProof/>
+                <w:webHidden/>
+              </w:rPr>
+              <w:fldChar w:fldCharType="separate"/>
+            </w:r>
+            <w:r>
+              <w:rPr>
+                <w:noProof/>
+                <w:webHidden/>
+              </w:rPr>
+              <w:t>10</w:t>
+            </w:r>
+            <w:r>
+              <w:rPr>
+                <w:noProof/>
+                <w:webHidden/>
+              </w:rPr>
+              <w:fldChar w:fldCharType="end"/>
+            </w:r>
+          </w:hyperlink>
+        </w:p>
+        <w:p>
+          <w:pPr>
+            <w:pStyle w:val="TOC3"/>
+            <w:tabs>
+              <w:tab w:val="right" w:leader="dot" w:pos="9395"/>
+            </w:tabs>
+            <w:rPr>
+              <w:rFonts w:asciiTheme="minorHAnsi" w:eastAsiaTheme="minorEastAsia" w:hAnsiTheme="minorHAnsi"/>
+              <w:noProof/>
+              <w:sz w:val="22"/>
+              <w:lang w:val="es-ES" w:eastAsia="es-ES"/>
+            </w:rPr>
+          </w:pPr>
+          <w:hyperlink w:anchor="_Toc227568276" w:history="1">
+            <w:r>
+              <w:rPr>
+                <w:rStyle w:val="Hyperlink"/>
+                <w:noProof/>
+              </w:rPr>
+              <w:t>2.3.1. Tabla tareas:</w:t>
+            </w:r>
+            <w:r>
+              <w:rPr>
+                <w:noProof/>
+                <w:webHidden/>
+              </w:rPr>
+              <w:tab/>
+            </w:r>
+            <w:r>
+              <w:rPr>
+                <w:noProof/>
+                <w:webHidden/>
+              </w:rPr>
+              <w:fldChar w:fldCharType="begin"/>
+            </w:r>
+            <w:r>
+              <w:rPr>
+                <w:noProof/>
+                <w:webHidden/>
+              </w:rPr>
+              <w:instrText xml:space="preserve"> PAGEREF _Toc227568276 \h </w:instrText>
+            </w:r>
+            <w:r>
+              <w:rPr>
+                <w:noProof/>
+                <w:webHidden/>
+              </w:rPr>
+            </w:r>
+            <w:r>
+              <w:rPr>
+                <w:noProof/>
+                <w:webHidden/>
+              </w:rPr>
+              <w:fldChar w:fldCharType="separate"/>
+            </w:r>
+            <w:r>
+              <w:rPr>
+                <w:noProof/>
+                <w:webHidden/>
+              </w:rPr>
+              <w:t>10</w:t>
             </w:r>
             <w:r>
               <w:rPr>
@@ -1783,9 +1945,9 @@
     </w:p>
     <w:p>
       <w:pPr>
-        <w:pStyle w:val="Ttulo1"/>
-      </w:pPr>
-      <w:bookmarkStart w:id="1" w:name="_Toc227402600"/>
+        <w:pStyle w:val="Heading1"/>
+      </w:pPr>
+      <w:bookmarkStart w:id="1" w:name="_Toc227568260"/>
       <w:r>
         <w:lastRenderedPageBreak/>
         <w:t>Co</w:t>
@@ -1803,13 +1965,13 @@
     </w:p>
     <w:p>
       <w:pPr>
-        <w:pStyle w:val="Ttulo2"/>
+        <w:pStyle w:val="Heading2"/>
         <w:numPr>
           <w:ilvl w:val="0"/>
           <w:numId w:val="3"/>
         </w:numPr>
       </w:pPr>
-      <w:bookmarkStart w:id="2" w:name="_Toc227402601"/>
+      <w:bookmarkStart w:id="2" w:name="_Toc227568261"/>
       <w:r>
         <w:t>Capítulo</w:t>
       </w:r>
@@ -1829,13 +1991,13 @@
     </w:p>
     <w:p>
       <w:pPr>
-        <w:pStyle w:val="Ttulo2"/>
+        <w:pStyle w:val="Heading2"/>
         <w:numPr>
           <w:ilvl w:val="1"/>
           <w:numId w:val="3"/>
         </w:numPr>
       </w:pPr>
-      <w:bookmarkStart w:id="3" w:name="_Toc227402602"/>
+      <w:bookmarkStart w:id="3" w:name="_Toc227568262"/>
       <w:r>
         <w:t>Descripción</w:t>
       </w:r>
@@ -1889,11 +2051,9 @@
       <w:r>
         <w:t xml:space="preserve">muchas veces se </w:t>
       </w:r>
-      <w:proofErr w:type="spellStart"/>
-      <w:r>
-        <w:t>a</w:t>
-      </w:r>
-      <w:proofErr w:type="spellEnd"/>
+      <w:r>
+        <w:t>ha</w:t>
+      </w:r>
       <w:r>
         <w:t xml:space="preserve"> demostrado su ineficacia </w:t>
       </w:r>
@@ -1906,21 +2066,17 @@
         <w:spacing w:line="360" w:lineRule="auto"/>
       </w:pPr>
       <w:r>
-        <w:t xml:space="preserve">Para confirmar </w:t>
-      </w:r>
-      <w:proofErr w:type="gramStart"/>
-      <w:r>
-        <w:t>esta  información</w:t>
-      </w:r>
-      <w:proofErr w:type="gramEnd"/>
-      <w:r>
-        <w:t xml:space="preserve">, se presentan graficas de una encuesta realizada a 10 usuarios de distintos estilos de vida: </w:t>
+        <w:t xml:space="preserve">Para confirmar esta </w:t>
+      </w:r>
+      <w:r>
+        <w:t xml:space="preserve">información, se presentan graficas de una encuesta realizada a 10 usuarios de distintos estilos de vida: </w:t>
       </w:r>
     </w:p>
     <w:p>
       <w:r>
         <w:rPr>
           <w:noProof/>
+          <w:lang w:val="es-ES" w:eastAsia="es-ES"/>
         </w:rPr>
         <w:drawing>
           <wp:anchor distT="0" distB="0" distL="114300" distR="114300" simplePos="0" relativeHeight="251659264" behindDoc="1" locked="0" layoutInCell="1" allowOverlap="1" wp14:anchorId="6D48852A" wp14:editId="75840567">
@@ -1998,6 +2154,7 @@
       <w:r>
         <w:rPr>
           <w:noProof/>
+          <w:lang w:val="es-ES" w:eastAsia="es-ES"/>
         </w:rPr>
         <w:lastRenderedPageBreak/>
         <w:drawing>
@@ -2054,6 +2211,7 @@
       <w:r>
         <w:rPr>
           <w:noProof/>
+          <w:lang w:val="es-ES" w:eastAsia="es-ES"/>
         </w:rPr>
         <w:drawing>
           <wp:inline distT="0" distB="0" distL="0" distR="0" wp14:anchorId="2A564797" wp14:editId="7972CC84">
@@ -2107,6 +2265,7 @@
       <w:r>
         <w:rPr>
           <w:noProof/>
+          <w:lang w:val="es-ES" w:eastAsia="es-ES"/>
         </w:rPr>
         <w:drawing>
           <wp:inline distT="0" distB="0" distL="0" distR="0" wp14:anchorId="14F37182" wp14:editId="3E91D28D">
@@ -2168,6 +2327,7 @@
       <w:r>
         <w:rPr>
           <w:noProof/>
+          <w:lang w:val="es-ES" w:eastAsia="es-ES"/>
         </w:rPr>
         <w:lastRenderedPageBreak/>
         <w:drawing>
@@ -2227,6 +2387,7 @@
       <w:r>
         <w:rPr>
           <w:noProof/>
+          <w:lang w:val="es-ES" w:eastAsia="es-ES"/>
         </w:rPr>
         <w:drawing>
           <wp:inline distT="0" distB="0" distL="0" distR="0" wp14:anchorId="084354E3" wp14:editId="0645F449">
@@ -2344,7 +2505,7 @@
     </w:p>
     <w:p>
       <w:pPr>
-        <w:pStyle w:val="Ttulo2"/>
+        <w:pStyle w:val="Heading2"/>
         <w:numPr>
           <w:ilvl w:val="1"/>
           <w:numId w:val="3"/>
@@ -2353,7 +2514,7 @@
           <w:lang w:val="es-419"/>
         </w:rPr>
       </w:pPr>
-      <w:bookmarkStart w:id="4" w:name="_Toc227402603"/>
+      <w:bookmarkStart w:id="4" w:name="_Toc227568263"/>
       <w:r>
         <w:t>Problemas específicos y sus soluciones</w:t>
       </w:r>
@@ -2367,7 +2528,7 @@
     </w:p>
     <w:p>
       <w:pPr>
-        <w:pStyle w:val="Ttulo3"/>
+        <w:pStyle w:val="Heading3"/>
         <w:numPr>
           <w:ilvl w:val="2"/>
           <w:numId w:val="3"/>
@@ -2376,7 +2537,7 @@
           <w:lang w:val="es-419"/>
         </w:rPr>
       </w:pPr>
-      <w:bookmarkStart w:id="5" w:name="_Toc227402604"/>
+      <w:bookmarkStart w:id="5" w:name="_Toc227568264"/>
       <w:r>
         <w:rPr>
           <w:lang w:val="es-419"/>
@@ -2449,7 +2610,7 @@
     </w:p>
     <w:p>
       <w:pPr>
-        <w:pStyle w:val="Ttulo3"/>
+        <w:pStyle w:val="Heading3"/>
         <w:numPr>
           <w:ilvl w:val="2"/>
           <w:numId w:val="3"/>
@@ -2458,7 +2619,7 @@
           <w:lang w:val="es-419"/>
         </w:rPr>
       </w:pPr>
-      <w:bookmarkStart w:id="6" w:name="_Toc227402605"/>
+      <w:bookmarkStart w:id="6" w:name="_Toc227568265"/>
       <w:r>
         <w:rPr>
           <w:lang w:val="es-419"/>
@@ -2567,7 +2728,7 @@
     </w:p>
     <w:p>
       <w:pPr>
-        <w:pStyle w:val="Ttulo3"/>
+        <w:pStyle w:val="Heading3"/>
         <w:numPr>
           <w:ilvl w:val="2"/>
           <w:numId w:val="3"/>
@@ -2576,7 +2737,7 @@
           <w:lang w:val="es-419"/>
         </w:rPr>
       </w:pPr>
-      <w:bookmarkStart w:id="7" w:name="_Toc227402606"/>
+      <w:bookmarkStart w:id="7" w:name="_Toc227568266"/>
       <w:r>
         <w:rPr>
           <w:lang w:val="es-419"/>
@@ -2618,59 +2779,45 @@
       </w:pPr>
       <w:r>
         <w:rPr>
-          <w:lang w:val="es-419"/>
-        </w:rPr>
-        <w:t xml:space="preserve">Basándonos en un </w:t>
+          <w:highlight w:val="green"/>
+          <w:lang w:val="es-419"/>
+        </w:rPr>
+        <w:t>Basándonos en u</w:t>
+      </w:r>
+      <w:r>
+        <w:rPr>
+          <w:highlight w:val="green"/>
+          <w:lang w:val="es-419"/>
+        </w:rPr>
+        <w:t xml:space="preserve">n artículo de George A. Miller nombrado </w:t>
+      </w:r>
+      <w:r>
+        <w:rPr>
+          <w:highlight w:val="green"/>
+          <w:lang w:val="es-419"/>
+        </w:rPr>
+        <w:t>"</w:t>
       </w:r>
       <w:proofErr w:type="spellStart"/>
       <w:r>
         <w:rPr>
-          <w:lang w:val="es-419"/>
-        </w:rPr>
-        <w:t>articulo</w:t>
+          <w:highlight w:val="green"/>
+          <w:lang w:val="es-419"/>
+        </w:rPr>
+        <w:t>The</w:t>
       </w:r>
       <w:proofErr w:type="spellEnd"/>
       <w:r>
         <w:rPr>
-          <w:lang w:val="es-419"/>
-        </w:rPr>
-        <w:t xml:space="preserve"> de </w:t>
-      </w:r>
-      <w:r>
-        <w:rPr>
-          <w:lang w:val="es-419"/>
-        </w:rPr>
-        <w:t xml:space="preserve">George A. </w:t>
-      </w:r>
-      <w:proofErr w:type="gramStart"/>
-      <w:r>
-        <w:rPr>
-          <w:lang w:val="es-419"/>
-        </w:rPr>
-        <w:t xml:space="preserve">Miller </w:t>
-      </w:r>
-      <w:r>
-        <w:rPr>
-          <w:lang w:val="es-419"/>
-        </w:rPr>
-        <w:t xml:space="preserve"> nombrado</w:t>
-      </w:r>
-      <w:proofErr w:type="gramEnd"/>
-      <w:r>
-        <w:rPr>
+          <w:highlight w:val="green"/>
           <w:lang w:val="es-419"/>
         </w:rPr>
         <w:t xml:space="preserve"> </w:t>
       </w:r>
-      <w:r>
-        <w:rPr>
-          <w:lang w:val="es-419"/>
-        </w:rPr>
-        <w:t xml:space="preserve"> "The </w:t>
-      </w:r>
       <w:proofErr w:type="spellStart"/>
       <w:r>
         <w:rPr>
+          <w:highlight w:val="green"/>
           <w:lang w:val="es-419"/>
         </w:rPr>
         <w:t>Magical</w:t>
@@ -2678,6 +2825,7 @@
       <w:proofErr w:type="spellEnd"/>
       <w:r>
         <w:rPr>
+          <w:highlight w:val="green"/>
           <w:lang w:val="es-419"/>
         </w:rPr>
         <w:t xml:space="preserve"> </w:t>
@@ -2685,6 +2833,7 @@
       <w:proofErr w:type="spellStart"/>
       <w:r>
         <w:rPr>
+          <w:highlight w:val="green"/>
           <w:lang w:val="es-419"/>
         </w:rPr>
         <w:t>Number</w:t>
@@ -2692,6 +2841,7 @@
       <w:proofErr w:type="spellEnd"/>
       <w:r>
         <w:rPr>
+          <w:highlight w:val="green"/>
           <w:lang w:val="es-419"/>
         </w:rPr>
         <w:t xml:space="preserve"> </w:t>
@@ -2699,6 +2849,7 @@
       <w:proofErr w:type="spellStart"/>
       <w:r>
         <w:rPr>
+          <w:highlight w:val="green"/>
           <w:lang w:val="es-419"/>
         </w:rPr>
         <w:t>Seven</w:t>
@@ -2706,6 +2857,7 @@
       <w:proofErr w:type="spellEnd"/>
       <w:r>
         <w:rPr>
+          <w:highlight w:val="green"/>
           <w:lang w:val="es-419"/>
         </w:rPr>
         <w:t xml:space="preserve">, Plus </w:t>
@@ -2713,6 +2865,7 @@
       <w:proofErr w:type="spellStart"/>
       <w:r>
         <w:rPr>
+          <w:highlight w:val="green"/>
           <w:lang w:val="es-419"/>
         </w:rPr>
         <w:t>or</w:t>
@@ -2720,6 +2873,7 @@
       <w:proofErr w:type="spellEnd"/>
       <w:r>
         <w:rPr>
+          <w:highlight w:val="green"/>
           <w:lang w:val="es-419"/>
         </w:rPr>
         <w:t xml:space="preserve"> </w:t>
@@ -2727,6 +2881,7 @@
       <w:proofErr w:type="spellStart"/>
       <w:r>
         <w:rPr>
+          <w:highlight w:val="green"/>
           <w:lang w:val="es-419"/>
         </w:rPr>
         <w:t>Minus</w:t>
@@ -2734,6 +2889,7 @@
       <w:proofErr w:type="spellEnd"/>
       <w:r>
         <w:rPr>
+          <w:highlight w:val="green"/>
           <w:lang w:val="es-419"/>
         </w:rPr>
         <w:t xml:space="preserve"> </w:t>
@@ -2741,6 +2897,7 @@
       <w:proofErr w:type="spellStart"/>
       <w:r>
         <w:rPr>
+          <w:highlight w:val="green"/>
           <w:lang w:val="es-419"/>
         </w:rPr>
         <w:t>Two</w:t>
@@ -2748,15 +2905,16 @@
       <w:proofErr w:type="spellEnd"/>
       <w:r>
         <w:rPr>
-          <w:lang w:val="es-419"/>
-        </w:rPr>
-        <w:t>"</w:t>
-      </w:r>
-      <w:r>
-        <w:rPr>
-          <w:lang w:val="es-419"/>
-        </w:rPr>
-        <w:t xml:space="preserve"> publicado en 1956. </w:t>
+          <w:highlight w:val="green"/>
+          <w:lang w:val="es-419"/>
+        </w:rPr>
+        <w:t>" publicado en 1956.</w:t>
+      </w:r>
+      <w:r>
+        <w:rPr>
+          <w:lang w:val="es-419"/>
+        </w:rPr>
+        <w:t xml:space="preserve"> </w:t>
       </w:r>
     </w:p>
     <w:p>
@@ -2828,27 +2986,13 @@
         <w:rPr>
           <w:lang w:val="es-419"/>
         </w:rPr>
-        <w:t xml:space="preserve">Por estas causas, se da la solución </w:t>
-      </w:r>
-      <w:proofErr w:type="gramStart"/>
-      <w:r>
-        <w:rPr>
-          <w:lang w:val="es-419"/>
-        </w:rPr>
-        <w:t xml:space="preserve">de </w:t>
-      </w:r>
-      <w:r>
-        <w:rPr>
-          <w:lang w:val="es-419"/>
-        </w:rPr>
-        <w:t xml:space="preserve"> externalizar</w:t>
-      </w:r>
-      <w:proofErr w:type="gramEnd"/>
-      <w:r>
-        <w:rPr>
-          <w:lang w:val="es-419"/>
-        </w:rPr>
-        <w:t xml:space="preserve"> las tareas en un sistema digital, el usuario libera su memoria para actividades más importantes. </w:t>
+        <w:t xml:space="preserve">Por estas causas, se da la solución de </w:t>
+      </w:r>
+      <w:r>
+        <w:rPr>
+          <w:lang w:val="es-419"/>
+        </w:rPr>
+        <w:t xml:space="preserve">externalizar las tareas en un sistema digital, el usuario libera su memoria para actividades más importantes. </w:t>
       </w:r>
       <w:r>
         <w:rPr>
@@ -2871,7 +3015,7 @@
     </w:p>
     <w:p>
       <w:pPr>
-        <w:pStyle w:val="Ttulo2"/>
+        <w:pStyle w:val="Heading2"/>
         <w:numPr>
           <w:ilvl w:val="1"/>
           <w:numId w:val="3"/>
@@ -2880,7 +3024,7 @@
           <w:lang w:val="es-419"/>
         </w:rPr>
       </w:pPr>
-      <w:bookmarkStart w:id="8" w:name="_Toc227402607"/>
+      <w:bookmarkStart w:id="8" w:name="_Toc227568267"/>
       <w:r>
         <w:rPr>
           <w:lang w:val="es-419"/>
@@ -2909,7 +3053,7 @@
     </w:p>
     <w:p>
       <w:pPr>
-        <w:pStyle w:val="Prrafodelista"/>
+        <w:pStyle w:val="ListParagraph"/>
         <w:numPr>
           <w:ilvl w:val="2"/>
           <w:numId w:val="3"/>
@@ -2925,10 +3069,10 @@
         </w:rPr>
         <w:t xml:space="preserve"> </w:t>
       </w:r>
-      <w:bookmarkStart w:id="9" w:name="_Toc227402608"/>
-      <w:r>
-        <w:rPr>
-          <w:rStyle w:val="Ttulo3Car"/>
+      <w:bookmarkStart w:id="9" w:name="_Toc227568268"/>
+      <w:r>
+        <w:rPr>
+          <w:rStyle w:val="Heading3Char"/>
           <w:lang w:val="es-419"/>
         </w:rPr>
         <w:t>El Profesional Multitarea</w:t>
@@ -2957,7 +3101,7 @@
     </w:p>
     <w:p>
       <w:pPr>
-        <w:pStyle w:val="Ttulo3"/>
+        <w:pStyle w:val="Heading3"/>
         <w:numPr>
           <w:ilvl w:val="2"/>
           <w:numId w:val="3"/>
@@ -2966,7 +3110,7 @@
           <w:lang w:val="es-419"/>
         </w:rPr>
       </w:pPr>
-      <w:bookmarkStart w:id="10" w:name="_Toc227402609"/>
+      <w:bookmarkStart w:id="10" w:name="_Toc227568269"/>
       <w:r>
         <w:rPr>
           <w:lang w:val="es-419"/>
@@ -3004,20 +3148,7 @@
         <w:rPr>
           <w:lang w:val="es-419"/>
         </w:rPr>
-        <w:t xml:space="preserve"> y/</w:t>
-      </w:r>
-      <w:proofErr w:type="gramStart"/>
-      <w:r>
-        <w:rPr>
-          <w:lang w:val="es-419"/>
-        </w:rPr>
-        <w:t xml:space="preserve">o </w:t>
-      </w:r>
-      <w:r>
-        <w:rPr>
-          <w:lang w:val="es-419"/>
-        </w:rPr>
-        <w:t xml:space="preserve"> </w:t>
+        <w:t xml:space="preserve"> y/o </w:t>
       </w:r>
       <w:r>
         <w:rPr>
@@ -3025,7 +3156,6 @@
         </w:rPr>
         <w:t>son</w:t>
       </w:r>
-      <w:proofErr w:type="gramEnd"/>
       <w:r>
         <w:rPr>
           <w:lang w:val="es-419"/>
@@ -3035,7 +3165,7 @@
     </w:p>
     <w:p>
       <w:pPr>
-        <w:pStyle w:val="Ttulo3"/>
+        <w:pStyle w:val="Heading3"/>
         <w:numPr>
           <w:ilvl w:val="2"/>
           <w:numId w:val="3"/>
@@ -3044,7 +3174,7 @@
           <w:lang w:val="es-419"/>
         </w:rPr>
       </w:pPr>
-      <w:bookmarkStart w:id="11" w:name="_Toc227402610"/>
+      <w:bookmarkStart w:id="11" w:name="_Toc227568270"/>
       <w:r>
         <w:rPr>
           <w:lang w:val="es-419"/>
@@ -3162,19 +3292,17 @@
     </w:p>
     <w:p>
       <w:pPr>
-        <w:pStyle w:val="Ttulo2"/>
+        <w:pStyle w:val="Heading2"/>
         <w:numPr>
           <w:ilvl w:val="0"/>
           <w:numId w:val="3"/>
         </w:numPr>
       </w:pPr>
-      <w:bookmarkStart w:id="12" w:name="_Toc227402611"/>
-      <w:proofErr w:type="spellStart"/>
+      <w:bookmarkStart w:id="12" w:name="_Toc227568271"/>
       <w:r>
         <w:lastRenderedPageBreak/>
-        <w:t>Capitulo</w:t>
-      </w:r>
-      <w:proofErr w:type="spellEnd"/>
+        <w:t>Capítulo</w:t>
+      </w:r>
       <w:r>
         <w:t xml:space="preserve"> 2: Diseño del </w:t>
       </w:r>
@@ -3191,22 +3319,15 @@
     </w:p>
     <w:p>
       <w:pPr>
-        <w:pStyle w:val="Ttulo2"/>
+        <w:pStyle w:val="Heading2"/>
         <w:numPr>
           <w:ilvl w:val="1"/>
           <w:numId w:val="3"/>
         </w:numPr>
       </w:pPr>
-      <w:bookmarkStart w:id="13" w:name="_Toc227402612"/>
-      <w:proofErr w:type="gramStart"/>
-      <w:r>
-        <w:t>R</w:t>
-      </w:r>
-      <w:r>
-        <w:t>equerimientos  funcionales</w:t>
-      </w:r>
-      <w:bookmarkEnd w:id="13"/>
-      <w:proofErr w:type="gramEnd"/>
+      <w:r>
+        <w:t>Requerimientos funcionales</w:t>
+      </w:r>
     </w:p>
     <w:p>
       <w:r>
@@ -3215,7 +3336,7 @@
     </w:p>
     <w:tbl>
       <w:tblPr>
-        <w:tblStyle w:val="Tablaconcuadrcula1clara"/>
+        <w:tblStyle w:val="GridTable1Light"/>
         <w:tblW w:w="0" w:type="auto"/>
         <w:tblLook w:val="04A0" w:firstRow="1" w:lastRow="0" w:firstColumn="1" w:lastColumn="0" w:noHBand="0" w:noVBand="1"/>
       </w:tblPr>
@@ -3417,14 +3538,12 @@
             <w:r>
               <w:t xml:space="preserve">El usuario debe poder ingresar </w:t>
             </w:r>
-            <w:proofErr w:type="gramStart"/>
             <w:r>
               <w:t xml:space="preserve">la </w:t>
             </w:r>
             <w:r>
               <w:t xml:space="preserve"> tarea</w:t>
             </w:r>
-            <w:proofErr w:type="gramEnd"/>
             <w:r>
               <w:t xml:space="preserve"> </w:t>
             </w:r>
@@ -3853,32 +3972,26 @@
     </w:tbl>
     <w:p>
       <w:pPr>
-        <w:pStyle w:val="Ttulo2"/>
-      </w:pPr>
-    </w:p>
-    <w:p>
-      <w:pPr>
-        <w:pStyle w:val="Ttulo2"/>
+        <w:pStyle w:val="Heading2"/>
+      </w:pPr>
+    </w:p>
+    <w:p>
+      <w:pPr>
+        <w:pStyle w:val="Heading2"/>
         <w:numPr>
           <w:ilvl w:val="1"/>
           <w:numId w:val="3"/>
         </w:numPr>
       </w:pPr>
-      <w:bookmarkStart w:id="14" w:name="_Toc227402613"/>
+      <w:bookmarkStart w:id="13" w:name="_Toc227568273"/>
       <w:r>
         <w:t>Requerimientos de calidad</w:t>
       </w:r>
-      <w:bookmarkEnd w:id="14"/>
-    </w:p>
-    <w:p>
-      <w:r>
-        <w:t xml:space="preserve">Además de las funciones que tienen que ver con el sistema, algo que </w:t>
-      </w:r>
-      <w:r>
-        <w:t>también</w:t>
-      </w:r>
-      <w:r>
-        <w:t xml:space="preserve"> es importante tomar en cuenta es la calidad de la </w:t>
+      <w:bookmarkEnd w:id="13"/>
+    </w:p>
+    <w:p>
+      <w:r>
+        <w:t xml:space="preserve">Además de las funciones que tienen que ver con el sistema, algo que también es importante tomar en cuenta es la calidad de la </w:t>
       </w:r>
       <w:r>
         <w:t>aplicación</w:t>
@@ -3895,7 +4008,7 @@
     </w:p>
     <w:tbl>
       <w:tblPr>
-        <w:tblStyle w:val="Tablaconcuadrcula"/>
+        <w:tblStyle w:val="TableGrid"/>
         <w:tblW w:w="0" w:type="auto"/>
         <w:tblLook w:val="04A0" w:firstRow="1" w:lastRow="0" w:firstColumn="1" w:lastColumn="0" w:noHBand="0" w:noVBand="1"/>
       </w:tblPr>
@@ -4065,15 +4178,7 @@
           </w:tcPr>
           <w:p>
             <w:r>
-              <w:t xml:space="preserve">Mantener las tareas almacenadas localmente, sin perder </w:t>
-            </w:r>
-            <w:proofErr w:type="gramStart"/>
-            <w:r>
-              <w:t>nada</w:t>
-            </w:r>
-            <w:proofErr w:type="gramEnd"/>
-            <w:r>
-              <w:t xml:space="preserve"> aunque se cierre la aplicación </w:t>
+              <w:t xml:space="preserve">Mantener las tareas almacenadas localmente, sin perder nada aunque se cierre la aplicación </w:t>
             </w:r>
           </w:p>
         </w:tc>
@@ -4115,26 +4220,550 @@
     <w:p/>
     <w:p>
       <w:pPr>
-        <w:pStyle w:val="Ttulo2"/>
+        <w:pStyle w:val="Heading2"/>
         <w:numPr>
           <w:ilvl w:val="1"/>
           <w:numId w:val="3"/>
         </w:numPr>
       </w:pPr>
-      <w:bookmarkStart w:id="15" w:name="_Toc227402614"/>
+      <w:bookmarkStart w:id="14" w:name="_Toc227568274"/>
       <w:r>
         <w:t>Estructura de datos</w:t>
       </w:r>
+      <w:bookmarkEnd w:id="14"/>
+      <w:r>
+        <w:t xml:space="preserve"> </w:t>
+      </w:r>
+    </w:p>
+    <w:p>
+      <w:r>
+        <w:t>Se usara el lenguaje Python-</w:t>
+      </w:r>
+      <w:proofErr w:type="spellStart"/>
+      <w:proofErr w:type="gramStart"/>
+      <w:r>
+        <w:t>Flask</w:t>
+      </w:r>
+      <w:proofErr w:type="spellEnd"/>
+      <w:r>
+        <w:t xml:space="preserve">  para</w:t>
+      </w:r>
+      <w:proofErr w:type="gramEnd"/>
+      <w:r>
+        <w:t xml:space="preserve"> la creación del funcionamiento de </w:t>
+      </w:r>
+      <w:r>
+        <w:t>la</w:t>
+      </w:r>
+      <w:r>
+        <w:t xml:space="preserve"> aplicación y para las bases de datos se manejaran de forma local y manipularan la información del usuario (tareas, inicios de sesión y registro, </w:t>
+      </w:r>
+      <w:r>
+        <w:t>etc.</w:t>
+      </w:r>
+      <w:r>
+        <w:t xml:space="preserve">) se usara </w:t>
+      </w:r>
+      <w:proofErr w:type="spellStart"/>
+      <w:r>
+        <w:t>MongoDB</w:t>
+      </w:r>
+      <w:proofErr w:type="spellEnd"/>
+      <w:r>
+        <w:t>, con dos tabl</w:t>
+      </w:r>
+      <w:r>
+        <w:t xml:space="preserve">as que se relacionaran entre sí. </w:t>
+      </w:r>
+    </w:p>
+    <w:p>
+      <w:pPr>
+        <w:pStyle w:val="Heading3"/>
+        <w:numPr>
+          <w:ilvl w:val="2"/>
+          <w:numId w:val="3"/>
+        </w:numPr>
+      </w:pPr>
+      <w:bookmarkStart w:id="15" w:name="_Toc227568275"/>
+      <w:r>
+        <w:t>Tabla usuarios:</w:t>
+      </w:r>
       <w:bookmarkEnd w:id="15"/>
+    </w:p>
+    <w:p>
+      <w:r>
+        <w:t xml:space="preserve">Esta almacenara la información de cada usuario registrado en la aplicación y </w:t>
+      </w:r>
+      <w:r>
+        <w:t>así</w:t>
+      </w:r>
+      <w:r>
+        <w:t xml:space="preserve"> siendo </w:t>
+      </w:r>
+      <w:r>
+        <w:t>más</w:t>
+      </w:r>
+      <w:r>
+        <w:t xml:space="preserve"> segura y fácil de usar. Sus tipos de datos serán;</w:t>
+      </w:r>
+    </w:p>
+    <w:tbl>
+      <w:tblPr>
+        <w:tblStyle w:val="TableGrid"/>
+        <w:tblW w:w="0" w:type="auto"/>
+        <w:tblLook w:val="04A0" w:firstRow="1" w:lastRow="0" w:firstColumn="1" w:lastColumn="0" w:noHBand="0" w:noVBand="1"/>
+      </w:tblPr>
+      <w:tblGrid>
+        <w:gridCol w:w="1991"/>
+        <w:gridCol w:w="3112"/>
+        <w:gridCol w:w="4292"/>
+      </w:tblGrid>
+      <w:tr>
+        <w:tc>
+          <w:tcPr>
+            <w:tcW w:w="1696" w:type="dxa"/>
+          </w:tcPr>
+          <w:p>
+            <w:r>
+              <w:t xml:space="preserve">Nombre </w:t>
+            </w:r>
+          </w:p>
+        </w:tc>
+        <w:tc>
+          <w:tcPr>
+            <w:tcW w:w="3261" w:type="dxa"/>
+          </w:tcPr>
+          <w:p>
+            <w:r>
+              <w:t xml:space="preserve">Tipo de dato </w:t>
+            </w:r>
+          </w:p>
+        </w:tc>
+        <w:tc>
+          <w:tcPr>
+            <w:tcW w:w="4438" w:type="dxa"/>
+          </w:tcPr>
+          <w:p>
+            <w:r>
+              <w:t xml:space="preserve">Descripción </w:t>
+            </w:r>
+          </w:p>
+        </w:tc>
+      </w:tr>
+      <w:tr>
+        <w:tc>
+          <w:tcPr>
+            <w:tcW w:w="1696" w:type="dxa"/>
+          </w:tcPr>
+          <w:p>
+            <w:proofErr w:type="spellStart"/>
+            <w:r>
+              <w:t>Id</w:t>
+            </w:r>
+            <w:r>
+              <w:t>_usuario</w:t>
+            </w:r>
+            <w:proofErr w:type="spellEnd"/>
+          </w:p>
+        </w:tc>
+        <w:tc>
+          <w:tcPr>
+            <w:tcW w:w="3261" w:type="dxa"/>
+          </w:tcPr>
+          <w:p>
+            <w:proofErr w:type="spellStart"/>
+            <w:r>
+              <w:t>Float</w:t>
+            </w:r>
+            <w:proofErr w:type="spellEnd"/>
+            <w:r>
+              <w:t xml:space="preserve"> </w:t>
+            </w:r>
+          </w:p>
+        </w:tc>
+        <w:tc>
+          <w:tcPr>
+            <w:tcW w:w="4438" w:type="dxa"/>
+          </w:tcPr>
+          <w:p>
+            <w:r>
+              <w:t>Identificador de usuario generado automáticamente por Mongo DB</w:t>
+            </w:r>
+          </w:p>
+        </w:tc>
+      </w:tr>
+      <w:tr>
+        <w:tc>
+          <w:tcPr>
+            <w:tcW w:w="1696" w:type="dxa"/>
+          </w:tcPr>
+          <w:p>
+            <w:proofErr w:type="spellStart"/>
+            <w:r>
+              <w:t>N</w:t>
+            </w:r>
+            <w:r>
+              <w:t>ombre</w:t>
+            </w:r>
+            <w:r>
+              <w:t>_usuario</w:t>
+            </w:r>
+            <w:proofErr w:type="spellEnd"/>
+          </w:p>
+        </w:tc>
+        <w:tc>
+          <w:tcPr>
+            <w:tcW w:w="3261" w:type="dxa"/>
+          </w:tcPr>
+          <w:p>
+            <w:proofErr w:type="spellStart"/>
+            <w:r>
+              <w:t>String</w:t>
+            </w:r>
+            <w:proofErr w:type="spellEnd"/>
+            <w:r>
+              <w:t xml:space="preserve"> </w:t>
+            </w:r>
+          </w:p>
+        </w:tc>
+        <w:tc>
+          <w:tcPr>
+            <w:tcW w:w="4438" w:type="dxa"/>
+          </w:tcPr>
+          <w:p>
+            <w:r>
+              <w:t xml:space="preserve">Nombre que ingrese el usuario como identificador </w:t>
+            </w:r>
+          </w:p>
+        </w:tc>
+      </w:tr>
+      <w:tr>
+        <w:tc>
+          <w:tcPr>
+            <w:tcW w:w="1696" w:type="dxa"/>
+          </w:tcPr>
+          <w:p>
+            <w:r>
+              <w:t>email</w:t>
+            </w:r>
+          </w:p>
+        </w:tc>
+        <w:tc>
+          <w:tcPr>
+            <w:tcW w:w="3261" w:type="dxa"/>
+          </w:tcPr>
+          <w:p>
+            <w:proofErr w:type="spellStart"/>
+            <w:r>
+              <w:t>String</w:t>
+            </w:r>
+            <w:proofErr w:type="spellEnd"/>
+            <w:r>
+              <w:t xml:space="preserve"> </w:t>
+            </w:r>
+          </w:p>
+        </w:tc>
+        <w:tc>
+          <w:tcPr>
+            <w:tcW w:w="4438" w:type="dxa"/>
+          </w:tcPr>
+          <w:p>
+            <w:r>
+              <w:t xml:space="preserve">Correo único con el que se iniciara sesión </w:t>
+            </w:r>
+          </w:p>
+        </w:tc>
+      </w:tr>
+      <w:tr>
+        <w:tc>
+          <w:tcPr>
+            <w:tcW w:w="1696" w:type="dxa"/>
+          </w:tcPr>
+          <w:p>
+            <w:r>
+              <w:t>contraseña</w:t>
+            </w:r>
+          </w:p>
+        </w:tc>
+        <w:tc>
+          <w:tcPr>
+            <w:tcW w:w="3261" w:type="dxa"/>
+          </w:tcPr>
+          <w:p>
+            <w:proofErr w:type="spellStart"/>
+            <w:r>
+              <w:t>String</w:t>
+            </w:r>
+            <w:proofErr w:type="spellEnd"/>
+          </w:p>
+        </w:tc>
+        <w:tc>
+          <w:tcPr>
+            <w:tcW w:w="4438" w:type="dxa"/>
+          </w:tcPr>
+          <w:p>
+            <w:r>
+              <w:t xml:space="preserve">Contraseña </w:t>
+            </w:r>
+            <w:r>
+              <w:t xml:space="preserve">almacenada de forma </w:t>
+            </w:r>
+            <w:r>
+              <w:t>encriptada (hash)</w:t>
+            </w:r>
+          </w:p>
+        </w:tc>
+      </w:tr>
+    </w:tbl>
+    <w:p/>
+    <w:p>
+      <w:pPr>
+        <w:pStyle w:val="Heading3"/>
+      </w:pPr>
+      <w:bookmarkStart w:id="16" w:name="_Toc227568276"/>
+      <w:r>
+        <w:t>2.3.1. Tabla tareas:</w:t>
+      </w:r>
+      <w:bookmarkEnd w:id="16"/>
+    </w:p>
+    <w:p>
+      <w:r>
+        <w:t xml:space="preserve">En esta tabla se guardarán las tareas creadas por el usuario y se </w:t>
+      </w:r>
+      <w:r>
+        <w:t>conectarán</w:t>
+      </w:r>
+      <w:r>
+        <w:t xml:space="preserve"> directamente con el id del usuario</w:t>
+      </w:r>
+      <w:r>
+        <w:t xml:space="preserve">. </w:t>
+      </w:r>
+    </w:p>
+    <w:tbl>
+      <w:tblPr>
+        <w:tblStyle w:val="TableGrid"/>
+        <w:tblW w:w="0" w:type="auto"/>
+        <w:tblLook w:val="04A0" w:firstRow="1" w:lastRow="0" w:firstColumn="1" w:lastColumn="0" w:noHBand="0" w:noVBand="1"/>
+      </w:tblPr>
+      <w:tblGrid>
+        <w:gridCol w:w="1751"/>
+        <w:gridCol w:w="3235"/>
+        <w:gridCol w:w="4409"/>
+      </w:tblGrid>
+      <w:tr>
+        <w:tc>
+          <w:tcPr>
+            <w:tcW w:w="1696" w:type="dxa"/>
+          </w:tcPr>
+          <w:p>
+            <w:r>
+              <w:t xml:space="preserve">Nombre </w:t>
+            </w:r>
+          </w:p>
+        </w:tc>
+        <w:tc>
+          <w:tcPr>
+            <w:tcW w:w="3261" w:type="dxa"/>
+          </w:tcPr>
+          <w:p>
+            <w:r>
+              <w:t xml:space="preserve">Tipo de dato </w:t>
+            </w:r>
+          </w:p>
+        </w:tc>
+        <w:tc>
+          <w:tcPr>
+            <w:tcW w:w="4438" w:type="dxa"/>
+          </w:tcPr>
+          <w:p>
+            <w:r>
+              <w:t xml:space="preserve">Descripción </w:t>
+            </w:r>
+          </w:p>
+        </w:tc>
+      </w:tr>
+      <w:tr>
+        <w:tc>
+          <w:tcPr>
+            <w:tcW w:w="1696" w:type="dxa"/>
+          </w:tcPr>
+          <w:p>
+            <w:r>
+              <w:t>Id_tarea</w:t>
+            </w:r>
+            <w:bookmarkStart w:id="17" w:name="_GoBack"/>
+            <w:bookmarkEnd w:id="17"/>
+          </w:p>
+        </w:tc>
+        <w:tc>
+          <w:tcPr>
+            <w:tcW w:w="3261" w:type="dxa"/>
+          </w:tcPr>
+          <w:p/>
+        </w:tc>
+        <w:tc>
+          <w:tcPr>
+            <w:tcW w:w="4438" w:type="dxa"/>
+          </w:tcPr>
+          <w:p/>
+        </w:tc>
+      </w:tr>
+      <w:tr>
+        <w:tc>
+          <w:tcPr>
+            <w:tcW w:w="1696" w:type="dxa"/>
+          </w:tcPr>
+          <w:p>
+            <w:proofErr w:type="spellStart"/>
+            <w:r>
+              <w:t>Nombre_tarea</w:t>
+            </w:r>
+            <w:proofErr w:type="spellEnd"/>
+          </w:p>
+        </w:tc>
+        <w:tc>
+          <w:tcPr>
+            <w:tcW w:w="3261" w:type="dxa"/>
+          </w:tcPr>
+          <w:p/>
+        </w:tc>
+        <w:tc>
+          <w:tcPr>
+            <w:tcW w:w="4438" w:type="dxa"/>
+          </w:tcPr>
+          <w:p/>
+        </w:tc>
+      </w:tr>
+      <w:tr>
+        <w:tc>
+          <w:tcPr>
+            <w:tcW w:w="1696" w:type="dxa"/>
+          </w:tcPr>
+          <w:p>
+            <w:r>
+              <w:t xml:space="preserve">categoría </w:t>
+            </w:r>
+          </w:p>
+        </w:tc>
+        <w:tc>
+          <w:tcPr>
+            <w:tcW w:w="3261" w:type="dxa"/>
+          </w:tcPr>
+          <w:p/>
+        </w:tc>
+        <w:tc>
+          <w:tcPr>
+            <w:tcW w:w="4438" w:type="dxa"/>
+          </w:tcPr>
+          <w:p/>
+        </w:tc>
+      </w:tr>
+      <w:tr>
+        <w:tc>
+          <w:tcPr>
+            <w:tcW w:w="1696" w:type="dxa"/>
+          </w:tcPr>
+          <w:p>
+            <w:r>
+              <w:t>Prioridad</w:t>
+            </w:r>
+          </w:p>
+        </w:tc>
+        <w:tc>
+          <w:tcPr>
+            <w:tcW w:w="3261" w:type="dxa"/>
+          </w:tcPr>
+          <w:p/>
+        </w:tc>
+        <w:tc>
+          <w:tcPr>
+            <w:tcW w:w="4438" w:type="dxa"/>
+          </w:tcPr>
+          <w:p/>
+        </w:tc>
+      </w:tr>
+      <w:tr>
+        <w:tc>
+          <w:tcPr>
+            <w:tcW w:w="1696" w:type="dxa"/>
+          </w:tcPr>
+          <w:p>
+            <w:r>
+              <w:t xml:space="preserve">Fecha limite </w:t>
+            </w:r>
+          </w:p>
+        </w:tc>
+        <w:tc>
+          <w:tcPr>
+            <w:tcW w:w="3261" w:type="dxa"/>
+          </w:tcPr>
+          <w:p/>
+        </w:tc>
+        <w:tc>
+          <w:tcPr>
+            <w:tcW w:w="4438" w:type="dxa"/>
+          </w:tcPr>
+          <w:p/>
+        </w:tc>
+      </w:tr>
+      <w:tr>
+        <w:tc>
+          <w:tcPr>
+            <w:tcW w:w="1696" w:type="dxa"/>
+          </w:tcPr>
+          <w:p>
+            <w:proofErr w:type="spellStart"/>
+            <w:r>
+              <w:t>Usuario_email</w:t>
+            </w:r>
+            <w:proofErr w:type="spellEnd"/>
+          </w:p>
+        </w:tc>
+        <w:tc>
+          <w:tcPr>
+            <w:tcW w:w="3261" w:type="dxa"/>
+          </w:tcPr>
+          <w:p/>
+        </w:tc>
+        <w:tc>
+          <w:tcPr>
+            <w:tcW w:w="4438" w:type="dxa"/>
+          </w:tcPr>
+          <w:p/>
+        </w:tc>
+      </w:tr>
+      <w:tr>
+        <w:tc>
+          <w:tcPr>
+            <w:tcW w:w="1696" w:type="dxa"/>
+          </w:tcPr>
+          <w:p>
+            <w:r>
+              <w:t>Fecha creación</w:t>
+            </w:r>
+          </w:p>
+        </w:tc>
+        <w:tc>
+          <w:tcPr>
+            <w:tcW w:w="3261" w:type="dxa"/>
+          </w:tcPr>
+          <w:p/>
+        </w:tc>
+        <w:tc>
+          <w:tcPr>
+            <w:tcW w:w="4438" w:type="dxa"/>
+          </w:tcPr>
+          <w:p/>
+        </w:tc>
+      </w:tr>
+    </w:tbl>
+    <w:p>
       <w:r>
         <w:t xml:space="preserve"> </w:t>
       </w:r>
     </w:p>
-    <w:p>
-      <w:pPr>
-        <w:pStyle w:val="Ttulo2"/>
-      </w:pPr>
-    </w:p>
+    <w:p/>
     <w:p>
       <w:pPr>
         <w:rPr>
@@ -4142,11 +4771,7 @@
           <w:szCs w:val="26"/>
         </w:rPr>
       </w:pPr>
-      <w:r>
-        <w:br w:type="page"/>
-      </w:r>
-    </w:p>
-    <w:p/>
+    </w:p>
     <w:sectPr>
       <w:headerReference w:type="default" r:id="rId15"/>
       <w:footerReference w:type="default" r:id="rId16"/>
@@ -4160,7 +4785,7 @@
 </file>
 
 <file path=word/endnotes.xml><?xml version="1.0" encoding="utf-8"?>
-<w:endnotes xmlns:wpc="http://schemas.microsoft.com/office/word/2010/wordprocessingCanvas" xmlns:cx="http://schemas.microsoft.com/office/drawing/2014/chartex" xmlns:cx1="http://schemas.microsoft.com/office/drawing/2015/9/8/chartex" xmlns:cx2="http://schemas.microsoft.com/office/drawing/2015/10/21/chartex" xmlns:cx3="http://schemas.microsoft.com/office/drawing/2016/5/9/chartex" xmlns:cx4="http://schemas.microsoft.com/office/drawing/2016/5/10/chartex" xmlns:cx5="http://schemas.microsoft.com/office/drawing/2016/5/11/chartex" xmlns:cx6="http://schemas.microsoft.com/office/drawing/2016/5/12/chartex" xmlns:cx7="http://schemas.microsoft.com/office/drawing/2016/5/13/chartex" xmlns:cx8="http://schemas.microsoft.com/office/drawing/2016/5/14/chartex" xmlns:mc="http://schemas.openxmlformats.org/markup-compatibility/2006" xmlns:aink="http://schemas.microsoft.com/office/drawing/2016/ink" xmlns:am3d="http://schemas.microsoft.com/office/drawing/2017/model3d" xmlns:o="urn:schemas-microsoft-com:office:office" xmlns:r="http://schemas.openxmlformats.org/officeDocument/2006/relationships" xmlns:m="http://schemas.openxmlformats.org/officeDocument/2006/math" xmlns:v="urn:schemas-microsoft-com:vml" xmlns:wp14="http://schemas.microsoft.com/office/word/2010/wordprocessingDrawing" xmlns:wp="http://schemas.openxmlformats.org/drawingml/2006/wordprocessingDrawing" xmlns:w10="urn:schemas-microsoft-com:office:word" xmlns:w="http://schemas.openxmlformats.org/wordprocessingml/2006/main" xmlns:w14="http://schemas.microsoft.com/office/word/2010/wordml" xmlns:w15="http://schemas.microsoft.com/office/word/2012/wordml" xmlns:w16cex="http://schemas.microsoft.com/office/word/2018/wordml/cex" xmlns:w16cid="http://schemas.microsoft.com/office/word/2016/wordml/cid" xmlns:w16="http://schemas.microsoft.com/office/word/2018/wordml" xmlns:w16sdtdh="http://schemas.microsoft.com/office/word/2020/wordml/sdtdatahash" xmlns:w16se="http://schemas.microsoft.com/office/word/2015/wordml/symex" xmlns:wpg="http://schemas.microsoft.com/office/word/2010/wordprocessingGroup" xmlns:wpi="http://schemas.microsoft.com/office/word/2010/wordprocessingInk" xmlns:wne="http://schemas.microsoft.com/office/word/2006/wordml" xmlns:wps="http://schemas.microsoft.com/office/word/2010/wordprocessingShape" mc:Ignorable="w14 w15 w16se w16cid w16 w16cex w16sdtdh wp14">
+<w:endnotes xmlns:wpc="http://schemas.microsoft.com/office/word/2010/wordprocessingCanvas" xmlns:cx="http://schemas.microsoft.com/office/drawing/2014/chartex" xmlns:cx1="http://schemas.microsoft.com/office/drawing/2015/9/8/chartex" xmlns:mc="http://schemas.openxmlformats.org/markup-compatibility/2006" xmlns:o="urn:schemas-microsoft-com:office:office" xmlns:r="http://schemas.openxmlformats.org/officeDocument/2006/relationships" xmlns:m="http://schemas.openxmlformats.org/officeDocument/2006/math" xmlns:v="urn:schemas-microsoft-com:vml" xmlns:wp14="http://schemas.microsoft.com/office/word/2010/wordprocessingDrawing" xmlns:wp="http://schemas.openxmlformats.org/drawingml/2006/wordprocessingDrawing" xmlns:w10="urn:schemas-microsoft-com:office:word" xmlns:w="http://schemas.openxmlformats.org/wordprocessingml/2006/main" xmlns:w14="http://schemas.microsoft.com/office/word/2010/wordml" xmlns:w15="http://schemas.microsoft.com/office/word/2012/wordml" xmlns:w16se="http://schemas.microsoft.com/office/word/2015/wordml/symex" xmlns:wpg="http://schemas.microsoft.com/office/word/2010/wordprocessingGroup" xmlns:wpi="http://schemas.microsoft.com/office/word/2010/wordprocessingInk" xmlns:wne="http://schemas.microsoft.com/office/word/2006/wordml" xmlns:wps="http://schemas.microsoft.com/office/word/2010/wordprocessingShape" mc:Ignorable="w14 w15 w16se wp14">
   <w:endnote w:type="separator" w:id="-1">
     <w:p>
       <w:pPr>
@@ -4185,7 +4810,7 @@
 </file>
 
 <file path=word/footer1.xml><?xml version="1.0" encoding="utf-8"?>
-<w:ftr xmlns:wpc="http://schemas.microsoft.com/office/word/2010/wordprocessingCanvas" xmlns:cx="http://schemas.microsoft.com/office/drawing/2014/chartex" xmlns:cx1="http://schemas.microsoft.com/office/drawing/2015/9/8/chartex" xmlns:cx2="http://schemas.microsoft.com/office/drawing/2015/10/21/chartex" xmlns:cx3="http://schemas.microsoft.com/office/drawing/2016/5/9/chartex" xmlns:cx4="http://schemas.microsoft.com/office/drawing/2016/5/10/chartex" xmlns:cx5="http://schemas.microsoft.com/office/drawing/2016/5/11/chartex" xmlns:cx6="http://schemas.microsoft.com/office/drawing/2016/5/12/chartex" xmlns:cx7="http://schemas.microsoft.com/office/drawing/2016/5/13/chartex" xmlns:cx8="http://schemas.microsoft.com/office/drawing/2016/5/14/chartex" xmlns:mc="http://schemas.openxmlformats.org/markup-compatibility/2006" xmlns:aink="http://schemas.microsoft.com/office/drawing/2016/ink" xmlns:am3d="http://schemas.microsoft.com/office/drawing/2017/model3d" xmlns:o="urn:schemas-microsoft-com:office:office" xmlns:r="http://schemas.openxmlformats.org/officeDocument/2006/relationships" xmlns:m="http://schemas.openxmlformats.org/officeDocument/2006/math" xmlns:v="urn:schemas-microsoft-com:vml" xmlns:wp14="http://schemas.microsoft.com/office/word/2010/wordprocessingDrawing" xmlns:wp="http://schemas.openxmlformats.org/drawingml/2006/wordprocessingDrawing" xmlns:w10="urn:schemas-microsoft-com:office:word" xmlns:w="http://schemas.openxmlformats.org/wordprocessingml/2006/main" xmlns:w14="http://schemas.microsoft.com/office/word/2010/wordml" xmlns:w15="http://schemas.microsoft.com/office/word/2012/wordml" xmlns:w16cex="http://schemas.microsoft.com/office/word/2018/wordml/cex" xmlns:w16cid="http://schemas.microsoft.com/office/word/2016/wordml/cid" xmlns:w16="http://schemas.microsoft.com/office/word/2018/wordml" xmlns:w16sdtdh="http://schemas.microsoft.com/office/word/2020/wordml/sdtdatahash" xmlns:w16se="http://schemas.microsoft.com/office/word/2015/wordml/symex" xmlns:wpg="http://schemas.microsoft.com/office/word/2010/wordprocessingGroup" xmlns:wpi="http://schemas.microsoft.com/office/word/2010/wordprocessingInk" xmlns:wne="http://schemas.microsoft.com/office/word/2006/wordml" xmlns:wps="http://schemas.microsoft.com/office/word/2010/wordprocessingShape" mc:Ignorable="w14 w15 w16se w16cid w16 w16cex w16sdtdh wp14">
+<w:ftr xmlns:wpc="http://schemas.microsoft.com/office/word/2010/wordprocessingCanvas" xmlns:cx="http://schemas.microsoft.com/office/drawing/2014/chartex" xmlns:cx1="http://schemas.microsoft.com/office/drawing/2015/9/8/chartex" xmlns:mc="http://schemas.openxmlformats.org/markup-compatibility/2006" xmlns:o="urn:schemas-microsoft-com:office:office" xmlns:r="http://schemas.openxmlformats.org/officeDocument/2006/relationships" xmlns:m="http://schemas.openxmlformats.org/officeDocument/2006/math" xmlns:v="urn:schemas-microsoft-com:vml" xmlns:wp14="http://schemas.microsoft.com/office/word/2010/wordprocessingDrawing" xmlns:wp="http://schemas.openxmlformats.org/drawingml/2006/wordprocessingDrawing" xmlns:w10="urn:schemas-microsoft-com:office:word" xmlns:w="http://schemas.openxmlformats.org/wordprocessingml/2006/main" xmlns:w14="http://schemas.microsoft.com/office/word/2010/wordml" xmlns:w15="http://schemas.microsoft.com/office/word/2012/wordml" xmlns:w16se="http://schemas.microsoft.com/office/word/2015/wordml/symex" xmlns:wpg="http://schemas.microsoft.com/office/word/2010/wordprocessingGroup" xmlns:wpi="http://schemas.microsoft.com/office/word/2010/wordprocessingInk" xmlns:wne="http://schemas.microsoft.com/office/word/2006/wordml" xmlns:wps="http://schemas.microsoft.com/office/word/2010/wordprocessingShape" mc:Ignorable="w14 w15 w16se wp14">
   <w:sdt>
     <w:sdtPr>
       <w:id w:val="-510065720"/>
@@ -4194,11 +4819,10 @@
         <w:docPartUnique/>
       </w:docPartObj>
     </w:sdtPr>
-    <w:sdtEndPr/>
     <w:sdtContent>
       <w:p>
         <w:pPr>
-          <w:pStyle w:val="Piedepgina"/>
+          <w:pStyle w:val="Footer"/>
           <w:jc w:val="right"/>
         </w:pPr>
         <w:r>
@@ -4212,9 +4836,10 @@
         </w:r>
         <w:r>
           <w:rPr>
+            <w:noProof/>
             <w:lang w:val="es-ES"/>
           </w:rPr>
-          <w:t>2</w:t>
+          <w:t>9</w:t>
         </w:r>
         <w:r>
           <w:fldChar w:fldCharType="end"/>
@@ -4224,14 +4849,14 @@
   </w:sdt>
   <w:p>
     <w:pPr>
-      <w:pStyle w:val="Piedepgina"/>
+      <w:pStyle w:val="Footer"/>
     </w:pPr>
   </w:p>
 </w:ftr>
 </file>
 
 <file path=word/footnotes.xml><?xml version="1.0" encoding="utf-8"?>
-<w:footnotes xmlns:wpc="http://schemas.microsoft.com/office/word/2010/wordprocessingCanvas" xmlns:cx="http://schemas.microsoft.com/office/drawing/2014/chartex" xmlns:cx1="http://schemas.microsoft.com/office/drawing/2015/9/8/chartex" xmlns:cx2="http://schemas.microsoft.com/office/drawing/2015/10/21/chartex" xmlns:cx3="http://schemas.microsoft.com/office/drawing/2016/5/9/chartex" xmlns:cx4="http://schemas.microsoft.com/office/drawing/2016/5/10/chartex" xmlns:cx5="http://schemas.microsoft.com/office/drawing/2016/5/11/chartex" xmlns:cx6="http://schemas.microsoft.com/office/drawing/2016/5/12/chartex" xmlns:cx7="http://schemas.microsoft.com/office/drawing/2016/5/13/chartex" xmlns:cx8="http://schemas.microsoft.com/office/drawing/2016/5/14/chartex" xmlns:mc="http://schemas.openxmlformats.org/markup-compatibility/2006" xmlns:aink="http://schemas.microsoft.com/office/drawing/2016/ink" xmlns:am3d="http://schemas.microsoft.com/office/drawing/2017/model3d" xmlns:o="urn:schemas-microsoft-com:office:office" xmlns:r="http://schemas.openxmlformats.org/officeDocument/2006/relationships" xmlns:m="http://schemas.openxmlformats.org/officeDocument/2006/math" xmlns:v="urn:schemas-microsoft-com:vml" xmlns:wp14="http://schemas.microsoft.com/office/word/2010/wordprocessingDrawing" xmlns:wp="http://schemas.openxmlformats.org/drawingml/2006/wordprocessingDrawing" xmlns:w10="urn:schemas-microsoft-com:office:word" xmlns:w="http://schemas.openxmlformats.org/wordprocessingml/2006/main" xmlns:w14="http://schemas.microsoft.com/office/word/2010/wordml" xmlns:w15="http://schemas.microsoft.com/office/word/2012/wordml" xmlns:w16cex="http://schemas.microsoft.com/office/word/2018/wordml/cex" xmlns:w16cid="http://schemas.microsoft.com/office/word/2016/wordml/cid" xmlns:w16="http://schemas.microsoft.com/office/word/2018/wordml" xmlns:w16sdtdh="http://schemas.microsoft.com/office/word/2020/wordml/sdtdatahash" xmlns:w16se="http://schemas.microsoft.com/office/word/2015/wordml/symex" xmlns:wpg="http://schemas.microsoft.com/office/word/2010/wordprocessingGroup" xmlns:wpi="http://schemas.microsoft.com/office/word/2010/wordprocessingInk" xmlns:wne="http://schemas.microsoft.com/office/word/2006/wordml" xmlns:wps="http://schemas.microsoft.com/office/word/2010/wordprocessingShape" mc:Ignorable="w14 w15 w16se w16cid w16 w16cex w16sdtdh wp14">
+<w:footnotes xmlns:wpc="http://schemas.microsoft.com/office/word/2010/wordprocessingCanvas" xmlns:cx="http://schemas.microsoft.com/office/drawing/2014/chartex" xmlns:cx1="http://schemas.microsoft.com/office/drawing/2015/9/8/chartex" xmlns:mc="http://schemas.openxmlformats.org/markup-compatibility/2006" xmlns:o="urn:schemas-microsoft-com:office:office" xmlns:r="http://schemas.openxmlformats.org/officeDocument/2006/relationships" xmlns:m="http://schemas.openxmlformats.org/officeDocument/2006/math" xmlns:v="urn:schemas-microsoft-com:vml" xmlns:wp14="http://schemas.microsoft.com/office/word/2010/wordprocessingDrawing" xmlns:wp="http://schemas.openxmlformats.org/drawingml/2006/wordprocessingDrawing" xmlns:w10="urn:schemas-microsoft-com:office:word" xmlns:w="http://schemas.openxmlformats.org/wordprocessingml/2006/main" xmlns:w14="http://schemas.microsoft.com/office/word/2010/wordml" xmlns:w15="http://schemas.microsoft.com/office/word/2012/wordml" xmlns:w16se="http://schemas.microsoft.com/office/word/2015/wordml/symex" xmlns:wpg="http://schemas.microsoft.com/office/word/2010/wordprocessingGroup" xmlns:wpi="http://schemas.microsoft.com/office/word/2010/wordprocessingInk" xmlns:wne="http://schemas.microsoft.com/office/word/2006/wordml" xmlns:wps="http://schemas.microsoft.com/office/word/2010/wordprocessingShape" mc:Ignorable="w14 w15 w16se wp14">
   <w:footnote w:type="separator" w:id="-1">
     <w:p>
       <w:pPr>
@@ -4256,27 +4881,25 @@
 </file>
 
 <file path=word/header1.xml><?xml version="1.0" encoding="utf-8"?>
-<w:hdr xmlns:wpc="http://schemas.microsoft.com/office/word/2010/wordprocessingCanvas" xmlns:cx="http://schemas.microsoft.com/office/drawing/2014/chartex" xmlns:cx1="http://schemas.microsoft.com/office/drawing/2015/9/8/chartex" xmlns:cx2="http://schemas.microsoft.com/office/drawing/2015/10/21/chartex" xmlns:cx3="http://schemas.microsoft.com/office/drawing/2016/5/9/chartex" xmlns:cx4="http://schemas.microsoft.com/office/drawing/2016/5/10/chartex" xmlns:cx5="http://schemas.microsoft.com/office/drawing/2016/5/11/chartex" xmlns:cx6="http://schemas.microsoft.com/office/drawing/2016/5/12/chartex" xmlns:cx7="http://schemas.microsoft.com/office/drawing/2016/5/13/chartex" xmlns:cx8="http://schemas.microsoft.com/office/drawing/2016/5/14/chartex" xmlns:mc="http://schemas.openxmlformats.org/markup-compatibility/2006" xmlns:aink="http://schemas.microsoft.com/office/drawing/2016/ink" xmlns:am3d="http://schemas.microsoft.com/office/drawing/2017/model3d" xmlns:o="urn:schemas-microsoft-com:office:office" xmlns:r="http://schemas.openxmlformats.org/officeDocument/2006/relationships" xmlns:m="http://schemas.openxmlformats.org/officeDocument/2006/math" xmlns:v="urn:schemas-microsoft-com:vml" xmlns:wp14="http://schemas.microsoft.com/office/word/2010/wordprocessingDrawing" xmlns:wp="http://schemas.openxmlformats.org/drawingml/2006/wordprocessingDrawing" xmlns:w10="urn:schemas-microsoft-com:office:word" xmlns:w="http://schemas.openxmlformats.org/wordprocessingml/2006/main" xmlns:w14="http://schemas.microsoft.com/office/word/2010/wordml" xmlns:w15="http://schemas.microsoft.com/office/word/2012/wordml" xmlns:w16cex="http://schemas.microsoft.com/office/word/2018/wordml/cex" xmlns:w16cid="http://schemas.microsoft.com/office/word/2016/wordml/cid" xmlns:w16="http://schemas.microsoft.com/office/word/2018/wordml" xmlns:w16sdtdh="http://schemas.microsoft.com/office/word/2020/wordml/sdtdatahash" xmlns:w16se="http://schemas.microsoft.com/office/word/2015/wordml/symex" xmlns:wpg="http://schemas.microsoft.com/office/word/2010/wordprocessingGroup" xmlns:wpi="http://schemas.microsoft.com/office/word/2010/wordprocessingInk" xmlns:wne="http://schemas.microsoft.com/office/word/2006/wordml" xmlns:wps="http://schemas.microsoft.com/office/word/2010/wordprocessingShape" mc:Ignorable="w14 w15 w16se w16cid w16 w16cex w16sdtdh wp14">
+<w:hdr xmlns:wpc="http://schemas.microsoft.com/office/word/2010/wordprocessingCanvas" xmlns:cx="http://schemas.microsoft.com/office/drawing/2014/chartex" xmlns:cx1="http://schemas.microsoft.com/office/drawing/2015/9/8/chartex" xmlns:mc="http://schemas.openxmlformats.org/markup-compatibility/2006" xmlns:o="urn:schemas-microsoft-com:office:office" xmlns:r="http://schemas.openxmlformats.org/officeDocument/2006/relationships" xmlns:m="http://schemas.openxmlformats.org/officeDocument/2006/math" xmlns:v="urn:schemas-microsoft-com:vml" xmlns:wp14="http://schemas.microsoft.com/office/word/2010/wordprocessingDrawing" xmlns:wp="http://schemas.openxmlformats.org/drawingml/2006/wordprocessingDrawing" xmlns:w10="urn:schemas-microsoft-com:office:word" xmlns:w="http://schemas.openxmlformats.org/wordprocessingml/2006/main" xmlns:w14="http://schemas.microsoft.com/office/word/2010/wordml" xmlns:w15="http://schemas.microsoft.com/office/word/2012/wordml" xmlns:w16se="http://schemas.microsoft.com/office/word/2015/wordml/symex" xmlns:wpg="http://schemas.microsoft.com/office/word/2010/wordprocessingGroup" xmlns:wpi="http://schemas.microsoft.com/office/word/2010/wordprocessingInk" xmlns:wne="http://schemas.microsoft.com/office/word/2006/wordml" xmlns:wps="http://schemas.microsoft.com/office/word/2010/wordprocessingShape" mc:Ignorable="w14 w15 w16se wp14">
   <w:p>
     <w:pPr>
-      <w:pStyle w:val="Encabezado"/>
       <w:jc w:val="center"/>
-      <w:rPr>
-        <w:lang w:val="es-419"/>
-      </w:rPr>
     </w:pPr>
     <w:r>
-      <w:rPr>
-        <w:lang w:val="es-419"/>
-      </w:rPr>
-      <w:t>GESTOR DE TAREAS POR CATEGORIA</w:t>
+      <w:t>ORGANIZELT – GESTOR DE TAREAS POR CATEGORIA</w:t>
     </w:r>
+  </w:p>
+  <w:p>
+    <w:pPr>
+      <w:pStyle w:val="Header"/>
+    </w:pPr>
   </w:p>
 </w:hdr>
 </file>
 
 <file path=word/numbering.xml><?xml version="1.0" encoding="utf-8"?>
-<w:numbering xmlns:wpc="http://schemas.microsoft.com/office/word/2010/wordprocessingCanvas" xmlns:cx="http://schemas.microsoft.com/office/drawing/2014/chartex" xmlns:cx1="http://schemas.microsoft.com/office/drawing/2015/9/8/chartex" xmlns:cx2="http://schemas.microsoft.com/office/drawing/2015/10/21/chartex" xmlns:cx3="http://schemas.microsoft.com/office/drawing/2016/5/9/chartex" xmlns:cx4="http://schemas.microsoft.com/office/drawing/2016/5/10/chartex" xmlns:cx5="http://schemas.microsoft.com/office/drawing/2016/5/11/chartex" xmlns:cx6="http://schemas.microsoft.com/office/drawing/2016/5/12/chartex" xmlns:cx7="http://schemas.microsoft.com/office/drawing/2016/5/13/chartex" xmlns:cx8="http://schemas.microsoft.com/office/drawing/2016/5/14/chartex" xmlns:mc="http://schemas.openxmlformats.org/markup-compatibility/2006" xmlns:aink="http://schemas.microsoft.com/office/drawing/2016/ink" xmlns:am3d="http://schemas.microsoft.com/office/drawing/2017/model3d" xmlns:o="urn:schemas-microsoft-com:office:office" xmlns:r="http://schemas.openxmlformats.org/officeDocument/2006/relationships" xmlns:m="http://schemas.openxmlformats.org/officeDocument/2006/math" xmlns:v="urn:schemas-microsoft-com:vml" xmlns:wp14="http://schemas.microsoft.com/office/word/2010/wordprocessingDrawing" xmlns:wp="http://schemas.openxmlformats.org/drawingml/2006/wordprocessingDrawing" xmlns:w10="urn:schemas-microsoft-com:office:word" xmlns:w="http://schemas.openxmlformats.org/wordprocessingml/2006/main" xmlns:w14="http://schemas.microsoft.com/office/word/2010/wordml" xmlns:w15="http://schemas.microsoft.com/office/word/2012/wordml" xmlns:w16cex="http://schemas.microsoft.com/office/word/2018/wordml/cex" xmlns:w16cid="http://schemas.microsoft.com/office/word/2016/wordml/cid" xmlns:w16="http://schemas.microsoft.com/office/word/2018/wordml" xmlns:w16sdtdh="http://schemas.microsoft.com/office/word/2020/wordml/sdtdatahash" xmlns:w16se="http://schemas.microsoft.com/office/word/2015/wordml/symex" xmlns:wpg="http://schemas.microsoft.com/office/word/2010/wordprocessingGroup" xmlns:wpi="http://schemas.microsoft.com/office/word/2010/wordprocessingInk" xmlns:wne="http://schemas.microsoft.com/office/word/2006/wordml" xmlns:wps="http://schemas.microsoft.com/office/word/2010/wordprocessingShape" mc:Ignorable="w14 w15 w16se w16cid w16 w16cex w16sdtdh wp14">
+<w:numbering xmlns:wpc="http://schemas.microsoft.com/office/word/2010/wordprocessingCanvas" xmlns:cx="http://schemas.microsoft.com/office/drawing/2014/chartex" xmlns:cx1="http://schemas.microsoft.com/office/drawing/2015/9/8/chartex" xmlns:mc="http://schemas.openxmlformats.org/markup-compatibility/2006" xmlns:o="urn:schemas-microsoft-com:office:office" xmlns:r="http://schemas.openxmlformats.org/officeDocument/2006/relationships" xmlns:m="http://schemas.openxmlformats.org/officeDocument/2006/math" xmlns:v="urn:schemas-microsoft-com:vml" xmlns:wp14="http://schemas.microsoft.com/office/word/2010/wordprocessingDrawing" xmlns:wp="http://schemas.openxmlformats.org/drawingml/2006/wordprocessingDrawing" xmlns:w10="urn:schemas-microsoft-com:office:word" xmlns:w="http://schemas.openxmlformats.org/wordprocessingml/2006/main" xmlns:w14="http://schemas.microsoft.com/office/word/2010/wordml" xmlns:w15="http://schemas.microsoft.com/office/word/2012/wordml" xmlns:w16se="http://schemas.microsoft.com/office/word/2015/wordml/symex" xmlns:wpg="http://schemas.microsoft.com/office/word/2010/wordprocessingGroup" xmlns:wpi="http://schemas.microsoft.com/office/word/2010/wordprocessingInk" xmlns:wne="http://schemas.microsoft.com/office/word/2006/wordml" xmlns:wps="http://schemas.microsoft.com/office/word/2010/wordprocessingShape" mc:Ignorable="w14 w15 w16se wp14">
   <w:abstractNum w:abstractNumId="0" w15:restartNumberingAfterBreak="0">
     <w:nsid w:val="02093400"/>
     <w:multiLevelType w:val="hybridMultilevel"/>
@@ -5053,7 +5676,7 @@
 </file>
 
 <file path=word/styles.xml><?xml version="1.0" encoding="utf-8"?>
-<w:styles xmlns:mc="http://schemas.openxmlformats.org/markup-compatibility/2006" xmlns:r="http://schemas.openxmlformats.org/officeDocument/2006/relationships" xmlns:w="http://schemas.openxmlformats.org/wordprocessingml/2006/main" xmlns:w14="http://schemas.microsoft.com/office/word/2010/wordml" xmlns:w15="http://schemas.microsoft.com/office/word/2012/wordml" xmlns:w16cex="http://schemas.microsoft.com/office/word/2018/wordml/cex" xmlns:w16cid="http://schemas.microsoft.com/office/word/2016/wordml/cid" xmlns:w16="http://schemas.microsoft.com/office/word/2018/wordml" xmlns:w16sdtdh="http://schemas.microsoft.com/office/word/2020/wordml/sdtdatahash" xmlns:w16se="http://schemas.microsoft.com/office/word/2015/wordml/symex" mc:Ignorable="w14 w15 w16se w16cid w16 w16cex w16sdtdh">
+<w:styles xmlns:mc="http://schemas.openxmlformats.org/markup-compatibility/2006" xmlns:r="http://schemas.openxmlformats.org/officeDocument/2006/relationships" xmlns:w="http://schemas.openxmlformats.org/wordprocessingml/2006/main" xmlns:w14="http://schemas.microsoft.com/office/word/2010/wordml" xmlns:w15="http://schemas.microsoft.com/office/word/2012/wordml" xmlns:w16se="http://schemas.microsoft.com/office/word/2015/wordml/symex" mc:Ignorable="w14 w15 w16se">
   <w:docDefaults>
     <w:rPrDefault>
       <w:rPr>
@@ -5069,7 +5692,7 @@
       </w:pPr>
     </w:pPrDefault>
   </w:docDefaults>
-  <w:latentStyles w:defLockedState="0" w:defUIPriority="99" w:defSemiHidden="0" w:defUnhideWhenUsed="0" w:defQFormat="0" w:count="376">
+  <w:latentStyles w:defLockedState="0" w:defUIPriority="99" w:defSemiHidden="0" w:defUnhideWhenUsed="0" w:defQFormat="0" w:count="371">
     <w:lsdException w:name="Normal" w:uiPriority="0" w:qFormat="1"/>
     <w:lsdException w:name="heading 1" w:uiPriority="9" w:qFormat="1"/>
     <w:lsdException w:name="heading 2" w:semiHidden="1" w:uiPriority="9" w:unhideWhenUsed="1" w:qFormat="1"/>
@@ -5441,11 +6064,6 @@
     <w:lsdException w:name="List Table 5 Dark Accent 6" w:uiPriority="50"/>
     <w:lsdException w:name="List Table 6 Colorful Accent 6" w:uiPriority="51"/>
     <w:lsdException w:name="List Table 7 Colorful Accent 6" w:uiPriority="52"/>
-    <w:lsdException w:name="Mention" w:semiHidden="1" w:unhideWhenUsed="1"/>
-    <w:lsdException w:name="Smart Hyperlink" w:semiHidden="1" w:unhideWhenUsed="1"/>
-    <w:lsdException w:name="Hashtag" w:semiHidden="1" w:unhideWhenUsed="1"/>
-    <w:lsdException w:name="Unresolved Mention" w:semiHidden="1" w:unhideWhenUsed="1"/>
-    <w:lsdException w:name="Smart Link" w:semiHidden="1" w:unhideWhenUsed="1"/>
   </w:latentStyles>
   <w:style w:type="paragraph" w:default="1" w:styleId="Normal">
     <w:name w:val="Normal"/>
@@ -5456,11 +6074,11 @@
       <w:sz w:val="24"/>
     </w:rPr>
   </w:style>
-  <w:style w:type="paragraph" w:styleId="Ttulo1">
+  <w:style w:type="paragraph" w:styleId="Heading1">
     <w:name w:val="heading 1"/>
     <w:basedOn w:val="Normal"/>
     <w:next w:val="Normal"/>
-    <w:link w:val="Ttulo1Car"/>
+    <w:link w:val="Heading1Char"/>
     <w:uiPriority w:val="9"/>
     <w:qFormat/>
     <w:rsid w:val="007E79C4"/>
@@ -5475,11 +6093,11 @@
       <w:szCs w:val="32"/>
     </w:rPr>
   </w:style>
-  <w:style w:type="paragraph" w:styleId="Ttulo2">
+  <w:style w:type="paragraph" w:styleId="Heading2">
     <w:name w:val="heading 2"/>
     <w:basedOn w:val="Normal"/>
     <w:next w:val="Normal"/>
-    <w:link w:val="Ttulo2Car"/>
+    <w:link w:val="Heading2Char"/>
     <w:uiPriority w:val="9"/>
     <w:unhideWhenUsed/>
     <w:qFormat/>
@@ -5495,11 +6113,11 @@
       <w:szCs w:val="26"/>
     </w:rPr>
   </w:style>
-  <w:style w:type="paragraph" w:styleId="Ttulo3">
+  <w:style w:type="paragraph" w:styleId="Heading3">
     <w:name w:val="heading 3"/>
     <w:basedOn w:val="Normal"/>
     <w:next w:val="Normal"/>
-    <w:link w:val="Ttulo3Car"/>
+    <w:link w:val="Heading3Char"/>
     <w:uiPriority w:val="9"/>
     <w:unhideWhenUsed/>
     <w:qFormat/>
@@ -5515,13 +6133,13 @@
       <w:szCs w:val="24"/>
     </w:rPr>
   </w:style>
-  <w:style w:type="character" w:default="1" w:styleId="Fuentedeprrafopredeter">
+  <w:style w:type="character" w:default="1" w:styleId="DefaultParagraphFont">
     <w:name w:val="Default Paragraph Font"/>
     <w:uiPriority w:val="1"/>
     <w:semiHidden/>
     <w:unhideWhenUsed/>
   </w:style>
-  <w:style w:type="table" w:default="1" w:styleId="Tablanormal">
+  <w:style w:type="table" w:default="1" w:styleId="TableNormal">
     <w:name w:val="Normal Table"/>
     <w:uiPriority w:val="99"/>
     <w:semiHidden/>
@@ -5536,16 +6154,16 @@
       </w:tblCellMar>
     </w:tblPr>
   </w:style>
-  <w:style w:type="numbering" w:default="1" w:styleId="Sinlista">
+  <w:style w:type="numbering" w:default="1" w:styleId="NoList">
     <w:name w:val="No List"/>
     <w:uiPriority w:val="99"/>
     <w:semiHidden/>
     <w:unhideWhenUsed/>
   </w:style>
-  <w:style w:type="character" w:customStyle="1" w:styleId="Ttulo1Car">
-    <w:name w:val="Título 1 Car"/>
-    <w:basedOn w:val="Fuentedeprrafopredeter"/>
-    <w:link w:val="Ttulo1"/>
+  <w:style w:type="character" w:customStyle="1" w:styleId="Heading1Char">
+    <w:name w:val="Heading 1 Char"/>
+    <w:basedOn w:val="DefaultParagraphFont"/>
+    <w:link w:val="Heading1"/>
     <w:uiPriority w:val="9"/>
     <w:rsid w:val="007E79C4"/>
     <w:rPr>
@@ -5554,10 +6172,10 @@
       <w:szCs w:val="32"/>
     </w:rPr>
   </w:style>
-  <w:style w:type="paragraph" w:styleId="Encabezado">
+  <w:style w:type="paragraph" w:styleId="Header">
     <w:name w:val="header"/>
     <w:basedOn w:val="Normal"/>
-    <w:link w:val="EncabezadoCar"/>
+    <w:link w:val="HeaderChar"/>
     <w:uiPriority w:val="99"/>
     <w:unhideWhenUsed/>
     <w:rsid w:val="007C6939"/>
@@ -5569,10 +6187,10 @@
       <w:spacing w:after="0" w:line="240" w:lineRule="auto"/>
     </w:pPr>
   </w:style>
-  <w:style w:type="character" w:customStyle="1" w:styleId="EncabezadoCar">
-    <w:name w:val="Encabezado Car"/>
-    <w:basedOn w:val="Fuentedeprrafopredeter"/>
-    <w:link w:val="Encabezado"/>
+  <w:style w:type="character" w:customStyle="1" w:styleId="HeaderChar">
+    <w:name w:val="Header Char"/>
+    <w:basedOn w:val="DefaultParagraphFont"/>
+    <w:link w:val="Header"/>
     <w:uiPriority w:val="99"/>
     <w:rsid w:val="007C6939"/>
     <w:rPr>
@@ -5580,10 +6198,10 @@
       <w:sz w:val="24"/>
     </w:rPr>
   </w:style>
-  <w:style w:type="paragraph" w:styleId="Piedepgina">
+  <w:style w:type="paragraph" w:styleId="Footer">
     <w:name w:val="footer"/>
     <w:basedOn w:val="Normal"/>
-    <w:link w:val="PiedepginaCar"/>
+    <w:link w:val="FooterChar"/>
     <w:uiPriority w:val="99"/>
     <w:unhideWhenUsed/>
     <w:rsid w:val="007C6939"/>
@@ -5595,10 +6213,10 @@
       <w:spacing w:after="0" w:line="240" w:lineRule="auto"/>
     </w:pPr>
   </w:style>
-  <w:style w:type="character" w:customStyle="1" w:styleId="PiedepginaCar">
-    <w:name w:val="Pie de página Car"/>
-    <w:basedOn w:val="Fuentedeprrafopredeter"/>
-    <w:link w:val="Piedepgina"/>
+  <w:style w:type="character" w:customStyle="1" w:styleId="FooterChar">
+    <w:name w:val="Footer Char"/>
+    <w:basedOn w:val="DefaultParagraphFont"/>
+    <w:link w:val="Footer"/>
     <w:uiPriority w:val="99"/>
     <w:rsid w:val="007C6939"/>
     <w:rPr>
@@ -5606,9 +6224,9 @@
       <w:sz w:val="24"/>
     </w:rPr>
   </w:style>
-  <w:style w:type="paragraph" w:styleId="TtuloTDC">
+  <w:style w:type="paragraph" w:styleId="TOCHeading">
     <w:name w:val="TOC Heading"/>
-    <w:basedOn w:val="Ttulo1"/>
+    <w:basedOn w:val="Heading1"/>
     <w:next w:val="Normal"/>
     <w:uiPriority w:val="39"/>
     <w:unhideWhenUsed/>
@@ -5623,7 +6241,7 @@
       <w:lang w:eastAsia="es-MX"/>
     </w:rPr>
   </w:style>
-  <w:style w:type="paragraph" w:styleId="TDC1">
+  <w:style w:type="paragraph" w:styleId="TOC1">
     <w:name w:val="toc 1"/>
     <w:basedOn w:val="Normal"/>
     <w:next w:val="Normal"/>
@@ -5635,9 +6253,9 @@
       <w:spacing w:after="100"/>
     </w:pPr>
   </w:style>
-  <w:style w:type="character" w:styleId="Hipervnculo">
+  <w:style w:type="character" w:styleId="Hyperlink">
     <w:name w:val="Hyperlink"/>
-    <w:basedOn w:val="Fuentedeprrafopredeter"/>
+    <w:basedOn w:val="DefaultParagraphFont"/>
     <w:uiPriority w:val="99"/>
     <w:unhideWhenUsed/>
     <w:rsid w:val="003272ED"/>
@@ -5646,9 +6264,9 @@
       <w:u w:val="single"/>
     </w:rPr>
   </w:style>
-  <w:style w:type="paragraph" w:styleId="Sinespaciado">
+  <w:style w:type="paragraph" w:styleId="NoSpacing">
     <w:name w:val="No Spacing"/>
-    <w:link w:val="SinespaciadoCar"/>
+    <w:link w:val="NoSpacingChar"/>
     <w:uiPriority w:val="1"/>
     <w:qFormat/>
     <w:rsid w:val="00C4683E"/>
@@ -5660,10 +6278,10 @@
       <w:lang w:eastAsia="es-MX"/>
     </w:rPr>
   </w:style>
-  <w:style w:type="character" w:customStyle="1" w:styleId="SinespaciadoCar">
-    <w:name w:val="Sin espaciado Car"/>
-    <w:basedOn w:val="Fuentedeprrafopredeter"/>
-    <w:link w:val="Sinespaciado"/>
+  <w:style w:type="character" w:customStyle="1" w:styleId="NoSpacingChar">
+    <w:name w:val="No Spacing Char"/>
+    <w:basedOn w:val="DefaultParagraphFont"/>
+    <w:link w:val="NoSpacing"/>
     <w:uiPriority w:val="1"/>
     <w:rsid w:val="00C4683E"/>
     <w:rPr>
@@ -5671,7 +6289,7 @@
       <w:lang w:eastAsia="es-MX"/>
     </w:rPr>
   </w:style>
-  <w:style w:type="paragraph" w:styleId="Prrafodelista">
+  <w:style w:type="paragraph" w:styleId="ListParagraph">
     <w:name w:val="List Paragraph"/>
     <w:basedOn w:val="Normal"/>
     <w:uiPriority w:val="34"/>
@@ -5682,10 +6300,10 @@
       <w:contextualSpacing/>
     </w:pPr>
   </w:style>
-  <w:style w:type="paragraph" w:styleId="HTMLconformatoprevio">
+  <w:style w:type="paragraph" w:styleId="HTMLPreformatted">
     <w:name w:val="HTML Preformatted"/>
     <w:basedOn w:val="Normal"/>
-    <w:link w:val="HTMLconformatoprevioCar"/>
+    <w:link w:val="HTMLPreformattedChar"/>
     <w:uiPriority w:val="99"/>
     <w:semiHidden/>
     <w:unhideWhenUsed/>
@@ -5718,10 +6336,10 @@
       <w:lang w:eastAsia="es-MX"/>
     </w:rPr>
   </w:style>
-  <w:style w:type="character" w:customStyle="1" w:styleId="HTMLconformatoprevioCar">
-    <w:name w:val="HTML con formato previo Car"/>
-    <w:basedOn w:val="Fuentedeprrafopredeter"/>
-    <w:link w:val="HTMLconformatoprevio"/>
+  <w:style w:type="character" w:customStyle="1" w:styleId="HTMLPreformattedChar">
+    <w:name w:val="HTML Preformatted Char"/>
+    <w:basedOn w:val="DefaultParagraphFont"/>
+    <w:link w:val="HTMLPreformatted"/>
     <w:uiPriority w:val="99"/>
     <w:semiHidden/>
     <w:rsid w:val="00C01EB5"/>
@@ -5732,10 +6350,10 @@
       <w:lang w:eastAsia="es-MX"/>
     </w:rPr>
   </w:style>
-  <w:style w:type="character" w:customStyle="1" w:styleId="Ttulo2Car">
-    <w:name w:val="Título 2 Car"/>
-    <w:basedOn w:val="Fuentedeprrafopredeter"/>
-    <w:link w:val="Ttulo2"/>
+  <w:style w:type="character" w:customStyle="1" w:styleId="Heading2Char">
+    <w:name w:val="Heading 2 Char"/>
+    <w:basedOn w:val="DefaultParagraphFont"/>
+    <w:link w:val="Heading2"/>
     <w:uiPriority w:val="9"/>
     <w:rsid w:val="00271788"/>
     <w:rPr>
@@ -5744,10 +6362,10 @@
       <w:szCs w:val="26"/>
     </w:rPr>
   </w:style>
-  <w:style w:type="character" w:customStyle="1" w:styleId="Ttulo3Car">
-    <w:name w:val="Título 3 Car"/>
-    <w:basedOn w:val="Fuentedeprrafopredeter"/>
-    <w:link w:val="Ttulo3"/>
+  <w:style w:type="character" w:customStyle="1" w:styleId="Heading3Char">
+    <w:name w:val="Heading 3 Char"/>
+    <w:basedOn w:val="DefaultParagraphFont"/>
+    <w:link w:val="Heading3"/>
     <w:uiPriority w:val="9"/>
     <w:rsid w:val="00AA551A"/>
     <w:rPr>
@@ -5756,7 +6374,7 @@
       <w:szCs w:val="24"/>
     </w:rPr>
   </w:style>
-  <w:style w:type="paragraph" w:styleId="TDC2">
+  <w:style w:type="paragraph" w:styleId="TOC2">
     <w:name w:val="toc 2"/>
     <w:basedOn w:val="Normal"/>
     <w:next w:val="Normal"/>
@@ -5769,7 +6387,7 @@
       <w:ind w:left="240"/>
     </w:pPr>
   </w:style>
-  <w:style w:type="paragraph" w:styleId="TDC3">
+  <w:style w:type="paragraph" w:styleId="TOC3">
     <w:name w:val="toc 3"/>
     <w:basedOn w:val="Normal"/>
     <w:next w:val="Normal"/>
@@ -5782,9 +6400,9 @@
       <w:ind w:left="480"/>
     </w:pPr>
   </w:style>
-  <w:style w:type="table" w:styleId="Tablaconcuadrcula">
+  <w:style w:type="table" w:styleId="TableGrid">
     <w:name w:val="Table Grid"/>
-    <w:basedOn w:val="Tablanormal"/>
+    <w:basedOn w:val="TableNormal"/>
     <w:uiPriority w:val="39"/>
     <w:rsid w:val="0014009A"/>
     <w:pPr>
@@ -5801,9 +6419,9 @@
       </w:tblBorders>
     </w:tblPr>
   </w:style>
-  <w:style w:type="table" w:styleId="Tablanormal1">
+  <w:style w:type="table" w:styleId="PlainTable1">
     <w:name w:val="Plain Table 1"/>
-    <w:basedOn w:val="Tablanormal"/>
+    <w:basedOn w:val="TableNormal"/>
     <w:uiPriority w:val="41"/>
     <w:rsid w:val="0014009A"/>
     <w:pPr>
@@ -5864,9 +6482,9 @@
       </w:tcPr>
     </w:tblStylePr>
   </w:style>
-  <w:style w:type="table" w:styleId="Tablaconcuadrcula1clara">
+  <w:style w:type="table" w:styleId="GridTable1Light">
     <w:name w:val="Grid Table 1 Light"/>
-    <w:basedOn w:val="Tablanormal"/>
+    <w:basedOn w:val="TableNormal"/>
     <w:uiPriority w:val="46"/>
     <w:rsid w:val="0014009A"/>
     <w:pPr>
@@ -6224,7 +6842,7 @@
 </file>
 
 <file path=customXml/itemProps1.xml><?xml version="1.0" encoding="utf-8"?>
-<ds:datastoreItem xmlns:ds="http://schemas.openxmlformats.org/officeDocument/2006/customXml" ds:itemID="{90579E23-CA93-4CED-8917-C7DC1E8E96A4}">
+<ds:datastoreItem xmlns:ds="http://schemas.openxmlformats.org/officeDocument/2006/customXml" ds:itemID="{6A2FC183-62C8-449C-8DA2-1D512136FC51}">
   <ds:schemaRefs>
     <ds:schemaRef ds:uri="http://schemas.openxmlformats.org/officeDocument/2006/bibliography"/>
   </ds:schemaRefs>
